--- a/docs/actividad-2/2_3_REQUERIMIENTOS_PROYECTO_ENLYCE.docx
+++ b/docs/actividad-2/2_3_REQUERIMIENTOS_PROYECTO_ENLYCE.docx
@@ -4,34 +4,57 @@
   <w:body>
     <w:p>
       <w:pPr>
-        <w:spacing w:after="120" w:before="300"/>
-        <w:jc w:val="center"/>
+        <w:spacing w:after="60" w:before="180"/>
+        <w:jc w:val="right"/>
       </w:pPr>
       <w:r>
         <w:rPr>
-          <w:rFonts w:ascii="Aptos Display" w:cs="Aptos Display" w:eastAsia="Aptos Display" w:hAnsi="Aptos Display"/>
+          <w:rFonts w:ascii="Times New Roman" w:cs="Times New Roman" w:eastAsia="Times New Roman" w:hAnsi="Times New Roman"/>
           <w:b/>
           <w:bCs/>
-          <w:color w:val="17324D"/>
-          <w:sz w:val="38"/>
-          <w:szCs w:val="38"/>
+          <w:color w:val="B08A4B"/>
+          <w:sz w:val="78"/>
+          <w:szCs w:val="78"/>
         </w:rPr>
-        <w:t xml:space="preserve">TALLER PRÁCTICO UML</w:t>
+        <w:t xml:space="preserve">02</w:t>
       </w:r>
     </w:p>
     <w:p>
       <w:pPr>
-        <w:spacing w:after="360"/>
-        <w:jc w:val="center"/>
+        <w:spacing w:after="20"/>
+        <w:jc w:val="left"/>
       </w:pPr>
       <w:r>
         <w:rPr>
-          <w:rFonts w:ascii="Aptos Display" w:cs="Aptos Display" w:eastAsia="Aptos Display" w:hAnsi="Aptos Display"/>
-          <w:color w:val="2D6A8A"/>
-          <w:sz w:val="28"/>
-          <w:szCs w:val="28"/>
+          <w:rFonts w:ascii="Times New Roman" w:cs="Times New Roman" w:eastAsia="Times New Roman" w:hAnsi="Times New Roman"/>
+          <w:b/>
+          <w:bCs/>
+          <w:color w:val="26352F"/>
+          <w:sz w:val="66"/>
+          <w:szCs w:val="66"/>
         </w:rPr>
-        <w:t xml:space="preserve">Proyecto ENLYCE</w:t>
+        <w:t xml:space="preserve">ENLYCE</w:t>
+      </w:r>
+    </w:p>
+    <w:p>
+      <w:pPr>
+        <w:pBdr>
+          <w:bottom w:val="single" w:color="742A3A" w:sz="18"/>
+        </w:pBdr>
+        <w:spacing w:after="300"/>
+        <w:jc w:val="left"/>
+      </w:pPr>
+      <w:r>
+        <w:rPr>
+          <w:rFonts w:ascii="Times New Roman" w:cs="Times New Roman" w:eastAsia="Times New Roman" w:hAnsi="Times New Roman"/>
+          <w:b/>
+          <w:bCs/>
+          <w:color w:val="742A3A"/>
+          <w:spacing w:val="40"/>
+          <w:sz w:val="25"/>
+          <w:szCs w:val="25"/>
+        </w:rPr>
+        <w:t xml:space="preserve">TALLER PRÁCTICO · MODELADO UML</w:t>
       </w:r>
     </w:p>
     <w:tbl>
@@ -55,26 +78,26 @@
           <w:tcPr>
             <w:tcW w:type="dxa" w:w="2300"/>
             <w:tcBorders>
-              <w:top w:val="single" w:color="AAB8C2" w:sz="5"/>
-              <w:left w:val="single" w:color="AAB8C2" w:sz="5"/>
-              <w:bottom w:val="single" w:color="AAB8C2" w:sz="5"/>
-              <w:right w:val="single" w:color="AAB8C2" w:sz="5"/>
-            </w:tcBorders>
-            <w:shd w:fill="EAF2F6" w:color="auto" w:val="clear"/>
-            <w:tcMar>
-              <w:top w:type="dxa" w:w="90"/>
-              <w:left w:type="dxa" w:w="100"/>
-              <w:bottom w:type="dxa" w:w="90"/>
-              <w:right w:type="dxa" w:w="100"/>
-            </w:tcMar>
-          </w:tcPr>
-          <w:p>
-            <w:r>
-              <w:rPr>
-                <w:rFonts w:ascii="Aptos" w:cs="Aptos" w:eastAsia="Aptos" w:hAnsi="Aptos"/>
+              <w:top w:val="single" w:color="C9BFAE" w:sz="5"/>
+              <w:left w:val="single" w:color="C9BFAE" w:sz="5"/>
+              <w:bottom w:val="single" w:color="C9BFAE" w:sz="5"/>
+              <w:right w:val="single" w:color="C9BFAE" w:sz="5"/>
+            </w:tcBorders>
+            <w:shd w:fill="E4ECE6" w:color="auto" w:val="clear"/>
+            <w:tcMar>
+              <w:top w:type="dxa" w:w="90"/>
+              <w:left w:type="dxa" w:w="100"/>
+              <w:bottom w:type="dxa" w:w="90"/>
+              <w:right w:type="dxa" w:w="100"/>
+            </w:tcMar>
+          </w:tcPr>
+          <w:p>
+            <w:r>
+              <w:rPr>
+                <w:rFonts w:ascii="Times New Roman" w:cs="Times New Roman" w:eastAsia="Times New Roman" w:hAnsi="Times New Roman"/>
                 <w:b/>
                 <w:bCs/>
-                <w:color w:val="17324D"/>
+                <w:color w:val="26352F"/>
                 <w:sz w:val="21"/>
                 <w:szCs w:val="21"/>
               </w:rPr>
@@ -86,26 +109,26 @@
           <w:tcPr>
             <w:tcW w:type="dxa" w:w="7060"/>
             <w:tcBorders>
-              <w:top w:val="single" w:color="AAB8C2" w:sz="5"/>
-              <w:left w:val="single" w:color="AAB8C2" w:sz="5"/>
-              <w:bottom w:val="single" w:color="AAB8C2" w:sz="5"/>
-              <w:right w:val="single" w:color="AAB8C2" w:sz="5"/>
-            </w:tcBorders>
-            <w:tcMar>
-              <w:top w:type="dxa" w:w="90"/>
-              <w:left w:type="dxa" w:w="100"/>
-              <w:bottom w:type="dxa" w:w="90"/>
-              <w:right w:type="dxa" w:w="100"/>
-            </w:tcMar>
-          </w:tcPr>
-          <w:p>
-            <w:pPr>
-              <w:spacing w:after="0"/>
-            </w:pPr>
-            <w:r>
-              <w:rPr>
-                <w:rFonts w:ascii="Aptos" w:cs="Aptos" w:eastAsia="Aptos" w:hAnsi="Aptos"/>
-                <w:color w:val="1F2933"/>
+              <w:top w:val="single" w:color="C9BFAE" w:sz="5"/>
+              <w:left w:val="single" w:color="C9BFAE" w:sz="5"/>
+              <w:bottom w:val="single" w:color="C9BFAE" w:sz="5"/>
+              <w:right w:val="single" w:color="C9BFAE" w:sz="5"/>
+            </w:tcBorders>
+            <w:tcMar>
+              <w:top w:type="dxa" w:w="90"/>
+              <w:left w:type="dxa" w:w="100"/>
+              <w:bottom w:type="dxa" w:w="90"/>
+              <w:right w:type="dxa" w:w="100"/>
+            </w:tcMar>
+          </w:tcPr>
+          <w:p>
+            <w:pPr>
+              <w:spacing w:after="0"/>
+            </w:pPr>
+            <w:r>
+              <w:rPr>
+                <w:rFonts w:ascii="Times New Roman" w:cs="Times New Roman" w:eastAsia="Times New Roman" w:hAnsi="Times New Roman"/>
+                <w:color w:val="26352F"/>
                 <w:sz w:val="21"/>
                 <w:szCs w:val="21"/>
               </w:rPr>
@@ -119,26 +142,26 @@
           <w:tcPr>
             <w:tcW w:type="dxa" w:w="2300"/>
             <w:tcBorders>
-              <w:top w:val="single" w:color="AAB8C2" w:sz="5"/>
-              <w:left w:val="single" w:color="AAB8C2" w:sz="5"/>
-              <w:bottom w:val="single" w:color="AAB8C2" w:sz="5"/>
-              <w:right w:val="single" w:color="AAB8C2" w:sz="5"/>
-            </w:tcBorders>
-            <w:shd w:fill="EAF2F6" w:color="auto" w:val="clear"/>
-            <w:tcMar>
-              <w:top w:type="dxa" w:w="90"/>
-              <w:left w:type="dxa" w:w="100"/>
-              <w:bottom w:type="dxa" w:w="90"/>
-              <w:right w:type="dxa" w:w="100"/>
-            </w:tcMar>
-          </w:tcPr>
-          <w:p>
-            <w:r>
-              <w:rPr>
-                <w:rFonts w:ascii="Aptos" w:cs="Aptos" w:eastAsia="Aptos" w:hAnsi="Aptos"/>
+              <w:top w:val="single" w:color="C9BFAE" w:sz="5"/>
+              <w:left w:val="single" w:color="C9BFAE" w:sz="5"/>
+              <w:bottom w:val="single" w:color="C9BFAE" w:sz="5"/>
+              <w:right w:val="single" w:color="C9BFAE" w:sz="5"/>
+            </w:tcBorders>
+            <w:shd w:fill="E4ECE6" w:color="auto" w:val="clear"/>
+            <w:tcMar>
+              <w:top w:type="dxa" w:w="90"/>
+              <w:left w:type="dxa" w:w="100"/>
+              <w:bottom w:type="dxa" w:w="90"/>
+              <w:right w:type="dxa" w:w="100"/>
+            </w:tcMar>
+          </w:tcPr>
+          <w:p>
+            <w:r>
+              <w:rPr>
+                <w:rFonts w:ascii="Times New Roman" w:cs="Times New Roman" w:eastAsia="Times New Roman" w:hAnsi="Times New Roman"/>
                 <w:b/>
                 <w:bCs/>
-                <w:color w:val="17324D"/>
+                <w:color w:val="26352F"/>
                 <w:sz w:val="21"/>
                 <w:szCs w:val="21"/>
               </w:rPr>
@@ -150,26 +173,26 @@
           <w:tcPr>
             <w:tcW w:type="dxa" w:w="7060"/>
             <w:tcBorders>
-              <w:top w:val="single" w:color="AAB8C2" w:sz="5"/>
-              <w:left w:val="single" w:color="AAB8C2" w:sz="5"/>
-              <w:bottom w:val="single" w:color="AAB8C2" w:sz="5"/>
-              <w:right w:val="single" w:color="AAB8C2" w:sz="5"/>
-            </w:tcBorders>
-            <w:tcMar>
-              <w:top w:type="dxa" w:w="90"/>
-              <w:left w:type="dxa" w:w="100"/>
-              <w:bottom w:type="dxa" w:w="90"/>
-              <w:right w:type="dxa" w:w="100"/>
-            </w:tcMar>
-          </w:tcPr>
-          <w:p>
-            <w:pPr>
-              <w:spacing w:after="0"/>
-            </w:pPr>
-            <w:r>
-              <w:rPr>
-                <w:rFonts w:ascii="Aptos" w:cs="Aptos" w:eastAsia="Aptos" w:hAnsi="Aptos"/>
-                <w:color w:val="1F2933"/>
+              <w:top w:val="single" w:color="C9BFAE" w:sz="5"/>
+              <w:left w:val="single" w:color="C9BFAE" w:sz="5"/>
+              <w:bottom w:val="single" w:color="C9BFAE" w:sz="5"/>
+              <w:right w:val="single" w:color="C9BFAE" w:sz="5"/>
+            </w:tcBorders>
+            <w:tcMar>
+              <w:top w:type="dxa" w:w="90"/>
+              <w:left w:type="dxa" w:w="100"/>
+              <w:bottom w:type="dxa" w:w="90"/>
+              <w:right w:type="dxa" w:w="100"/>
+            </w:tcMar>
+          </w:tcPr>
+          <w:p>
+            <w:pPr>
+              <w:spacing w:after="0"/>
+            </w:pPr>
+            <w:r>
+              <w:rPr>
+                <w:rFonts w:ascii="Times New Roman" w:cs="Times New Roman" w:eastAsia="Times New Roman" w:hAnsi="Times New Roman"/>
+                <w:color w:val="26352F"/>
                 <w:sz w:val="21"/>
                 <w:szCs w:val="21"/>
               </w:rPr>
@@ -183,26 +206,26 @@
           <w:tcPr>
             <w:tcW w:type="dxa" w:w="2300"/>
             <w:tcBorders>
-              <w:top w:val="single" w:color="AAB8C2" w:sz="5"/>
-              <w:left w:val="single" w:color="AAB8C2" w:sz="5"/>
-              <w:bottom w:val="single" w:color="AAB8C2" w:sz="5"/>
-              <w:right w:val="single" w:color="AAB8C2" w:sz="5"/>
-            </w:tcBorders>
-            <w:shd w:fill="EAF2F6" w:color="auto" w:val="clear"/>
-            <w:tcMar>
-              <w:top w:type="dxa" w:w="90"/>
-              <w:left w:type="dxa" w:w="100"/>
-              <w:bottom w:type="dxa" w:w="90"/>
-              <w:right w:type="dxa" w:w="100"/>
-            </w:tcMar>
-          </w:tcPr>
-          <w:p>
-            <w:r>
-              <w:rPr>
-                <w:rFonts w:ascii="Aptos" w:cs="Aptos" w:eastAsia="Aptos" w:hAnsi="Aptos"/>
+              <w:top w:val="single" w:color="C9BFAE" w:sz="5"/>
+              <w:left w:val="single" w:color="C9BFAE" w:sz="5"/>
+              <w:bottom w:val="single" w:color="C9BFAE" w:sz="5"/>
+              <w:right w:val="single" w:color="C9BFAE" w:sz="5"/>
+            </w:tcBorders>
+            <w:shd w:fill="E4ECE6" w:color="auto" w:val="clear"/>
+            <w:tcMar>
+              <w:top w:type="dxa" w:w="90"/>
+              <w:left w:type="dxa" w:w="100"/>
+              <w:bottom w:type="dxa" w:w="90"/>
+              <w:right w:type="dxa" w:w="100"/>
+            </w:tcMar>
+          </w:tcPr>
+          <w:p>
+            <w:r>
+              <w:rPr>
+                <w:rFonts w:ascii="Times New Roman" w:cs="Times New Roman" w:eastAsia="Times New Roman" w:hAnsi="Times New Roman"/>
                 <w:b/>
                 <w:bCs/>
-                <w:color w:val="17324D"/>
+                <w:color w:val="26352F"/>
                 <w:sz w:val="21"/>
                 <w:szCs w:val="21"/>
               </w:rPr>
@@ -214,26 +237,26 @@
           <w:tcPr>
             <w:tcW w:type="dxa" w:w="7060"/>
             <w:tcBorders>
-              <w:top w:val="single" w:color="AAB8C2" w:sz="5"/>
-              <w:left w:val="single" w:color="AAB8C2" w:sz="5"/>
-              <w:bottom w:val="single" w:color="AAB8C2" w:sz="5"/>
-              <w:right w:val="single" w:color="AAB8C2" w:sz="5"/>
-            </w:tcBorders>
-            <w:tcMar>
-              <w:top w:type="dxa" w:w="90"/>
-              <w:left w:type="dxa" w:w="100"/>
-              <w:bottom w:type="dxa" w:w="90"/>
-              <w:right w:type="dxa" w:w="100"/>
-            </w:tcMar>
-          </w:tcPr>
-          <w:p>
-            <w:pPr>
-              <w:spacing w:after="0"/>
-            </w:pPr>
-            <w:r>
-              <w:rPr>
-                <w:rFonts w:ascii="Aptos" w:cs="Aptos" w:eastAsia="Aptos" w:hAnsi="Aptos"/>
-                <w:color w:val="1F2933"/>
+              <w:top w:val="single" w:color="C9BFAE" w:sz="5"/>
+              <w:left w:val="single" w:color="C9BFAE" w:sz="5"/>
+              <w:bottom w:val="single" w:color="C9BFAE" w:sz="5"/>
+              <w:right w:val="single" w:color="C9BFAE" w:sz="5"/>
+            </w:tcBorders>
+            <w:tcMar>
+              <w:top w:type="dxa" w:w="90"/>
+              <w:left w:type="dxa" w:w="100"/>
+              <w:bottom w:type="dxa" w:w="90"/>
+              <w:right w:type="dxa" w:w="100"/>
+            </w:tcMar>
+          </w:tcPr>
+          <w:p>
+            <w:pPr>
+              <w:spacing w:after="0"/>
+            </w:pPr>
+            <w:r>
+              <w:rPr>
+                <w:rFonts w:ascii="Times New Roman" w:cs="Times New Roman" w:eastAsia="Times New Roman" w:hAnsi="Times New Roman"/>
+                <w:color w:val="26352F"/>
                 <w:sz w:val="21"/>
                 <w:szCs w:val="21"/>
               </w:rPr>
@@ -247,26 +270,26 @@
           <w:tcPr>
             <w:tcW w:type="dxa" w:w="2300"/>
             <w:tcBorders>
-              <w:top w:val="single" w:color="AAB8C2" w:sz="5"/>
-              <w:left w:val="single" w:color="AAB8C2" w:sz="5"/>
-              <w:bottom w:val="single" w:color="AAB8C2" w:sz="5"/>
-              <w:right w:val="single" w:color="AAB8C2" w:sz="5"/>
-            </w:tcBorders>
-            <w:shd w:fill="EAF2F6" w:color="auto" w:val="clear"/>
-            <w:tcMar>
-              <w:top w:type="dxa" w:w="90"/>
-              <w:left w:type="dxa" w:w="100"/>
-              <w:bottom w:type="dxa" w:w="90"/>
-              <w:right w:type="dxa" w:w="100"/>
-            </w:tcMar>
-          </w:tcPr>
-          <w:p>
-            <w:r>
-              <w:rPr>
-                <w:rFonts w:ascii="Aptos" w:cs="Aptos" w:eastAsia="Aptos" w:hAnsi="Aptos"/>
+              <w:top w:val="single" w:color="C9BFAE" w:sz="5"/>
+              <w:left w:val="single" w:color="C9BFAE" w:sz="5"/>
+              <w:bottom w:val="single" w:color="C9BFAE" w:sz="5"/>
+              <w:right w:val="single" w:color="C9BFAE" w:sz="5"/>
+            </w:tcBorders>
+            <w:shd w:fill="E4ECE6" w:color="auto" w:val="clear"/>
+            <w:tcMar>
+              <w:top w:type="dxa" w:w="90"/>
+              <w:left w:type="dxa" w:w="100"/>
+              <w:bottom w:type="dxa" w:w="90"/>
+              <w:right w:type="dxa" w:w="100"/>
+            </w:tcMar>
+          </w:tcPr>
+          <w:p>
+            <w:r>
+              <w:rPr>
+                <w:rFonts w:ascii="Times New Roman" w:cs="Times New Roman" w:eastAsia="Times New Roman" w:hAnsi="Times New Roman"/>
                 <w:b/>
                 <w:bCs/>
-                <w:color w:val="17324D"/>
+                <w:color w:val="26352F"/>
                 <w:sz w:val="21"/>
                 <w:szCs w:val="21"/>
               </w:rPr>
@@ -278,26 +301,26 @@
           <w:tcPr>
             <w:tcW w:type="dxa" w:w="7060"/>
             <w:tcBorders>
-              <w:top w:val="single" w:color="AAB8C2" w:sz="5"/>
-              <w:left w:val="single" w:color="AAB8C2" w:sz="5"/>
-              <w:bottom w:val="single" w:color="AAB8C2" w:sz="5"/>
-              <w:right w:val="single" w:color="AAB8C2" w:sz="5"/>
-            </w:tcBorders>
-            <w:tcMar>
-              <w:top w:type="dxa" w:w="90"/>
-              <w:left w:type="dxa" w:w="100"/>
-              <w:bottom w:type="dxa" w:w="90"/>
-              <w:right w:type="dxa" w:w="100"/>
-            </w:tcMar>
-          </w:tcPr>
-          <w:p>
-            <w:pPr>
-              <w:spacing w:after="0"/>
-            </w:pPr>
-            <w:r>
-              <w:rPr>
-                <w:rFonts w:ascii="Aptos" w:cs="Aptos" w:eastAsia="Aptos" w:hAnsi="Aptos"/>
-                <w:color w:val="1F2933"/>
+              <w:top w:val="single" w:color="C9BFAE" w:sz="5"/>
+              <w:left w:val="single" w:color="C9BFAE" w:sz="5"/>
+              <w:bottom w:val="single" w:color="C9BFAE" w:sz="5"/>
+              <w:right w:val="single" w:color="C9BFAE" w:sz="5"/>
+            </w:tcBorders>
+            <w:tcMar>
+              <w:top w:type="dxa" w:w="90"/>
+              <w:left w:type="dxa" w:w="100"/>
+              <w:bottom w:type="dxa" w:w="90"/>
+              <w:right w:type="dxa" w:w="100"/>
+            </w:tcMar>
+          </w:tcPr>
+          <w:p>
+            <w:pPr>
+              <w:spacing w:after="0"/>
+            </w:pPr>
+            <w:r>
+              <w:rPr>
+                <w:rFonts w:ascii="Times New Roman" w:cs="Times New Roman" w:eastAsia="Times New Roman" w:hAnsi="Times New Roman"/>
+                <w:color w:val="26352F"/>
                 <w:sz w:val="21"/>
                 <w:szCs w:val="21"/>
               </w:rPr>
@@ -311,26 +334,26 @@
           <w:tcPr>
             <w:tcW w:type="dxa" w:w="2300"/>
             <w:tcBorders>
-              <w:top w:val="single" w:color="AAB8C2" w:sz="5"/>
-              <w:left w:val="single" w:color="AAB8C2" w:sz="5"/>
-              <w:bottom w:val="single" w:color="AAB8C2" w:sz="5"/>
-              <w:right w:val="single" w:color="AAB8C2" w:sz="5"/>
-            </w:tcBorders>
-            <w:shd w:fill="EAF2F6" w:color="auto" w:val="clear"/>
-            <w:tcMar>
-              <w:top w:type="dxa" w:w="90"/>
-              <w:left w:type="dxa" w:w="100"/>
-              <w:bottom w:type="dxa" w:w="90"/>
-              <w:right w:type="dxa" w:w="100"/>
-            </w:tcMar>
-          </w:tcPr>
-          <w:p>
-            <w:r>
-              <w:rPr>
-                <w:rFonts w:ascii="Aptos" w:cs="Aptos" w:eastAsia="Aptos" w:hAnsi="Aptos"/>
+              <w:top w:val="single" w:color="C9BFAE" w:sz="5"/>
+              <w:left w:val="single" w:color="C9BFAE" w:sz="5"/>
+              <w:bottom w:val="single" w:color="C9BFAE" w:sz="5"/>
+              <w:right w:val="single" w:color="C9BFAE" w:sz="5"/>
+            </w:tcBorders>
+            <w:shd w:fill="E4ECE6" w:color="auto" w:val="clear"/>
+            <w:tcMar>
+              <w:top w:type="dxa" w:w="90"/>
+              <w:left w:type="dxa" w:w="100"/>
+              <w:bottom w:type="dxa" w:w="90"/>
+              <w:right w:type="dxa" w:w="100"/>
+            </w:tcMar>
+          </w:tcPr>
+          <w:p>
+            <w:r>
+              <w:rPr>
+                <w:rFonts w:ascii="Times New Roman" w:cs="Times New Roman" w:eastAsia="Times New Roman" w:hAnsi="Times New Roman"/>
                 <w:b/>
                 <w:bCs/>
-                <w:color w:val="17324D"/>
+                <w:color w:val="26352F"/>
                 <w:sz w:val="21"/>
                 <w:szCs w:val="21"/>
               </w:rPr>
@@ -342,26 +365,26 @@
           <w:tcPr>
             <w:tcW w:type="dxa" w:w="7060"/>
             <w:tcBorders>
-              <w:top w:val="single" w:color="AAB8C2" w:sz="5"/>
-              <w:left w:val="single" w:color="AAB8C2" w:sz="5"/>
-              <w:bottom w:val="single" w:color="AAB8C2" w:sz="5"/>
-              <w:right w:val="single" w:color="AAB8C2" w:sz="5"/>
-            </w:tcBorders>
-            <w:tcMar>
-              <w:top w:type="dxa" w:w="90"/>
-              <w:left w:type="dxa" w:w="100"/>
-              <w:bottom w:type="dxa" w:w="90"/>
-              <w:right w:type="dxa" w:w="100"/>
-            </w:tcMar>
-          </w:tcPr>
-          <w:p>
-            <w:pPr>
-              <w:spacing w:after="0"/>
-            </w:pPr>
-            <w:r>
-              <w:rPr>
-                <w:rFonts w:ascii="Aptos" w:cs="Aptos" w:eastAsia="Aptos" w:hAnsi="Aptos"/>
-                <w:color w:val="1F2933"/>
+              <w:top w:val="single" w:color="C9BFAE" w:sz="5"/>
+              <w:left w:val="single" w:color="C9BFAE" w:sz="5"/>
+              <w:bottom w:val="single" w:color="C9BFAE" w:sz="5"/>
+              <w:right w:val="single" w:color="C9BFAE" w:sz="5"/>
+            </w:tcBorders>
+            <w:tcMar>
+              <w:top w:type="dxa" w:w="90"/>
+              <w:left w:type="dxa" w:w="100"/>
+              <w:bottom w:type="dxa" w:w="90"/>
+              <w:right w:type="dxa" w:w="100"/>
+            </w:tcMar>
+          </w:tcPr>
+          <w:p>
+            <w:pPr>
+              <w:spacing w:after="0"/>
+            </w:pPr>
+            <w:r>
+              <w:rPr>
+                <w:rFonts w:ascii="Times New Roman" w:cs="Times New Roman" w:eastAsia="Times New Roman" w:hAnsi="Times New Roman"/>
+                <w:color w:val="26352F"/>
                 <w:sz w:val="21"/>
                 <w:szCs w:val="21"/>
               </w:rPr>
@@ -375,26 +398,26 @@
           <w:tcPr>
             <w:tcW w:type="dxa" w:w="2300"/>
             <w:tcBorders>
-              <w:top w:val="single" w:color="AAB8C2" w:sz="5"/>
-              <w:left w:val="single" w:color="AAB8C2" w:sz="5"/>
-              <w:bottom w:val="single" w:color="AAB8C2" w:sz="5"/>
-              <w:right w:val="single" w:color="AAB8C2" w:sz="5"/>
-            </w:tcBorders>
-            <w:shd w:fill="EAF2F6" w:color="auto" w:val="clear"/>
-            <w:tcMar>
-              <w:top w:type="dxa" w:w="90"/>
-              <w:left w:type="dxa" w:w="100"/>
-              <w:bottom w:type="dxa" w:w="90"/>
-              <w:right w:type="dxa" w:w="100"/>
-            </w:tcMar>
-          </w:tcPr>
-          <w:p>
-            <w:r>
-              <w:rPr>
-                <w:rFonts w:ascii="Aptos" w:cs="Aptos" w:eastAsia="Aptos" w:hAnsi="Aptos"/>
+              <w:top w:val="single" w:color="C9BFAE" w:sz="5"/>
+              <w:left w:val="single" w:color="C9BFAE" w:sz="5"/>
+              <w:bottom w:val="single" w:color="C9BFAE" w:sz="5"/>
+              <w:right w:val="single" w:color="C9BFAE" w:sz="5"/>
+            </w:tcBorders>
+            <w:shd w:fill="E4ECE6" w:color="auto" w:val="clear"/>
+            <w:tcMar>
+              <w:top w:type="dxa" w:w="90"/>
+              <w:left w:type="dxa" w:w="100"/>
+              <w:bottom w:type="dxa" w:w="90"/>
+              <w:right w:type="dxa" w:w="100"/>
+            </w:tcMar>
+          </w:tcPr>
+          <w:p>
+            <w:r>
+              <w:rPr>
+                <w:rFonts w:ascii="Times New Roman" w:cs="Times New Roman" w:eastAsia="Times New Roman" w:hAnsi="Times New Roman"/>
                 <w:b/>
                 <w:bCs/>
-                <w:color w:val="17324D"/>
+                <w:color w:val="26352F"/>
                 <w:sz w:val="21"/>
                 <w:szCs w:val="21"/>
               </w:rPr>
@@ -406,26 +429,26 @@
           <w:tcPr>
             <w:tcW w:type="dxa" w:w="7060"/>
             <w:tcBorders>
-              <w:top w:val="single" w:color="AAB8C2" w:sz="5"/>
-              <w:left w:val="single" w:color="AAB8C2" w:sz="5"/>
-              <w:bottom w:val="single" w:color="AAB8C2" w:sz="5"/>
-              <w:right w:val="single" w:color="AAB8C2" w:sz="5"/>
-            </w:tcBorders>
-            <w:tcMar>
-              <w:top w:type="dxa" w:w="90"/>
-              <w:left w:type="dxa" w:w="100"/>
-              <w:bottom w:type="dxa" w:w="90"/>
-              <w:right w:type="dxa" w:w="100"/>
-            </w:tcMar>
-          </w:tcPr>
-          <w:p>
-            <w:pPr>
-              <w:spacing w:after="0"/>
-            </w:pPr>
-            <w:r>
-              <w:rPr>
-                <w:rFonts w:ascii="Aptos" w:cs="Aptos" w:eastAsia="Aptos" w:hAnsi="Aptos"/>
-                <w:color w:val="1F2933"/>
+              <w:top w:val="single" w:color="C9BFAE" w:sz="5"/>
+              <w:left w:val="single" w:color="C9BFAE" w:sz="5"/>
+              <w:bottom w:val="single" w:color="C9BFAE" w:sz="5"/>
+              <w:right w:val="single" w:color="C9BFAE" w:sz="5"/>
+            </w:tcBorders>
+            <w:tcMar>
+              <w:top w:type="dxa" w:w="90"/>
+              <w:left w:type="dxa" w:w="100"/>
+              <w:bottom w:type="dxa" w:w="90"/>
+              <w:right w:type="dxa" w:w="100"/>
+            </w:tcMar>
+          </w:tcPr>
+          <w:p>
+            <w:pPr>
+              <w:spacing w:after="0"/>
+            </w:pPr>
+            <w:r>
+              <w:rPr>
+                <w:rFonts w:ascii="Times New Roman" w:cs="Times New Roman" w:eastAsia="Times New Roman" w:hAnsi="Times New Roman"/>
+                <w:color w:val="26352F"/>
                 <w:sz w:val="21"/>
                 <w:szCs w:val="21"/>
               </w:rPr>
@@ -438,14 +461,17 @@
     <w:p>
       <w:pPr>
         <w:pStyle w:val="Heading1"/>
+        <w:pBdr>
+          <w:bottom w:val="single" w:color="B08A4B" w:sz="9"/>
+        </w:pBdr>
         <w:spacing w:after="120" w:before="260"/>
       </w:pPr>
       <w:r>
         <w:rPr>
-          <w:rFonts w:ascii="Aptos Display" w:cs="Aptos Display" w:eastAsia="Aptos Display" w:hAnsi="Aptos Display"/>
+          <w:rFonts w:ascii="Times New Roman" w:cs="Times New Roman" w:eastAsia="Times New Roman" w:hAnsi="Times New Roman"/>
           <w:b/>
           <w:bCs/>
-          <w:color w:val="17324D"/>
+          <w:color w:val="742A3A"/>
         </w:rPr>
         <w:t xml:space="preserve">Integrante e idea del proyecto</w:t>
       </w:r>
@@ -476,23 +502,23 @@
           <w:tcPr>
             <w:tcW w:type="dxa" w:w="2800"/>
             <w:tcBorders>
-              <w:top w:val="single" w:color="AAB8C2" w:sz="5"/>
-              <w:left w:val="single" w:color="AAB8C2" w:sz="5"/>
-              <w:bottom w:val="single" w:color="AAB8C2" w:sz="5"/>
-              <w:right w:val="single" w:color="AAB8C2" w:sz="5"/>
-            </w:tcBorders>
-            <w:shd w:fill="17324D" w:color="auto" w:val="clear"/>
-            <w:tcMar>
-              <w:top w:type="dxa" w:w="90"/>
-              <w:left w:type="dxa" w:w="100"/>
-              <w:bottom w:type="dxa" w:w="90"/>
-              <w:right w:type="dxa" w:w="100"/>
-            </w:tcMar>
-          </w:tcPr>
-          <w:p>
-            <w:r>
-              <w:rPr>
-                <w:rFonts w:ascii="Aptos" w:cs="Aptos" w:eastAsia="Aptos" w:hAnsi="Aptos"/>
+              <w:top w:val="single" w:color="C9BFAE" w:sz="5"/>
+              <w:left w:val="single" w:color="C9BFAE" w:sz="5"/>
+              <w:bottom w:val="single" w:color="C9BFAE" w:sz="5"/>
+              <w:right w:val="single" w:color="C9BFAE" w:sz="5"/>
+            </w:tcBorders>
+            <w:shd w:fill="26352F" w:color="auto" w:val="clear"/>
+            <w:tcMar>
+              <w:top w:type="dxa" w:w="90"/>
+              <w:left w:type="dxa" w:w="100"/>
+              <w:bottom w:type="dxa" w:w="90"/>
+              <w:right w:type="dxa" w:w="100"/>
+            </w:tcMar>
+          </w:tcPr>
+          <w:p>
+            <w:r>
+              <w:rPr>
+                <w:rFonts w:ascii="Times New Roman" w:cs="Times New Roman" w:eastAsia="Times New Roman" w:hAnsi="Times New Roman"/>
                 <w:b/>
                 <w:bCs/>
                 <w:color w:val="FFFFFF"/>
@@ -507,23 +533,23 @@
           <w:tcPr>
             <w:tcW w:type="dxa" w:w="1700"/>
             <w:tcBorders>
-              <w:top w:val="single" w:color="AAB8C2" w:sz="5"/>
-              <w:left w:val="single" w:color="AAB8C2" w:sz="5"/>
-              <w:bottom w:val="single" w:color="AAB8C2" w:sz="5"/>
-              <w:right w:val="single" w:color="AAB8C2" w:sz="5"/>
-            </w:tcBorders>
-            <w:shd w:fill="17324D" w:color="auto" w:val="clear"/>
-            <w:tcMar>
-              <w:top w:type="dxa" w:w="90"/>
-              <w:left w:type="dxa" w:w="100"/>
-              <w:bottom w:type="dxa" w:w="90"/>
-              <w:right w:type="dxa" w:w="100"/>
-            </w:tcMar>
-          </w:tcPr>
-          <w:p>
-            <w:r>
-              <w:rPr>
-                <w:rFonts w:ascii="Aptos" w:cs="Aptos" w:eastAsia="Aptos" w:hAnsi="Aptos"/>
+              <w:top w:val="single" w:color="C9BFAE" w:sz="5"/>
+              <w:left w:val="single" w:color="C9BFAE" w:sz="5"/>
+              <w:bottom w:val="single" w:color="C9BFAE" w:sz="5"/>
+              <w:right w:val="single" w:color="C9BFAE" w:sz="5"/>
+            </w:tcBorders>
+            <w:shd w:fill="26352F" w:color="auto" w:val="clear"/>
+            <w:tcMar>
+              <w:top w:type="dxa" w:w="90"/>
+              <w:left w:type="dxa" w:w="100"/>
+              <w:bottom w:type="dxa" w:w="90"/>
+              <w:right w:type="dxa" w:w="100"/>
+            </w:tcMar>
+          </w:tcPr>
+          <w:p>
+            <w:r>
+              <w:rPr>
+                <w:rFonts w:ascii="Times New Roman" w:cs="Times New Roman" w:eastAsia="Times New Roman" w:hAnsi="Times New Roman"/>
                 <w:b/>
                 <w:bCs/>
                 <w:color w:val="FFFFFF"/>
@@ -538,23 +564,23 @@
           <w:tcPr>
             <w:tcW w:type="dxa" w:w="2260"/>
             <w:tcBorders>
-              <w:top w:val="single" w:color="AAB8C2" w:sz="5"/>
-              <w:left w:val="single" w:color="AAB8C2" w:sz="5"/>
-              <w:bottom w:val="single" w:color="AAB8C2" w:sz="5"/>
-              <w:right w:val="single" w:color="AAB8C2" w:sz="5"/>
-            </w:tcBorders>
-            <w:shd w:fill="17324D" w:color="auto" w:val="clear"/>
-            <w:tcMar>
-              <w:top w:type="dxa" w:w="90"/>
-              <w:left w:type="dxa" w:w="100"/>
-              <w:bottom w:type="dxa" w:w="90"/>
-              <w:right w:type="dxa" w:w="100"/>
-            </w:tcMar>
-          </w:tcPr>
-          <w:p>
-            <w:r>
-              <w:rPr>
-                <w:rFonts w:ascii="Aptos" w:cs="Aptos" w:eastAsia="Aptos" w:hAnsi="Aptos"/>
+              <w:top w:val="single" w:color="C9BFAE" w:sz="5"/>
+              <w:left w:val="single" w:color="C9BFAE" w:sz="5"/>
+              <w:bottom w:val="single" w:color="C9BFAE" w:sz="5"/>
+              <w:right w:val="single" w:color="C9BFAE" w:sz="5"/>
+            </w:tcBorders>
+            <w:shd w:fill="26352F" w:color="auto" w:val="clear"/>
+            <w:tcMar>
+              <w:top w:type="dxa" w:w="90"/>
+              <w:left w:type="dxa" w:w="100"/>
+              <w:bottom w:type="dxa" w:w="90"/>
+              <w:right w:type="dxa" w:w="100"/>
+            </w:tcMar>
+          </w:tcPr>
+          <w:p>
+            <w:r>
+              <w:rPr>
+                <w:rFonts w:ascii="Times New Roman" w:cs="Times New Roman" w:eastAsia="Times New Roman" w:hAnsi="Times New Roman"/>
                 <w:b/>
                 <w:bCs/>
                 <w:color w:val="FFFFFF"/>
@@ -569,23 +595,23 @@
           <w:tcPr>
             <w:tcW w:type="dxa" w:w="2600"/>
             <w:tcBorders>
-              <w:top w:val="single" w:color="AAB8C2" w:sz="5"/>
-              <w:left w:val="single" w:color="AAB8C2" w:sz="5"/>
-              <w:bottom w:val="single" w:color="AAB8C2" w:sz="5"/>
-              <w:right w:val="single" w:color="AAB8C2" w:sz="5"/>
-            </w:tcBorders>
-            <w:shd w:fill="17324D" w:color="auto" w:val="clear"/>
-            <w:tcMar>
-              <w:top w:type="dxa" w:w="90"/>
-              <w:left w:type="dxa" w:w="100"/>
-              <w:bottom w:type="dxa" w:w="90"/>
-              <w:right w:type="dxa" w:w="100"/>
-            </w:tcMar>
-          </w:tcPr>
-          <w:p>
-            <w:r>
-              <w:rPr>
-                <w:rFonts w:ascii="Aptos" w:cs="Aptos" w:eastAsia="Aptos" w:hAnsi="Aptos"/>
+              <w:top w:val="single" w:color="C9BFAE" w:sz="5"/>
+              <w:left w:val="single" w:color="C9BFAE" w:sz="5"/>
+              <w:bottom w:val="single" w:color="C9BFAE" w:sz="5"/>
+              <w:right w:val="single" w:color="C9BFAE" w:sz="5"/>
+            </w:tcBorders>
+            <w:shd w:fill="26352F" w:color="auto" w:val="clear"/>
+            <w:tcMar>
+              <w:top w:type="dxa" w:w="90"/>
+              <w:left w:type="dxa" w:w="100"/>
+              <w:bottom w:type="dxa" w:w="90"/>
+              <w:right w:type="dxa" w:w="100"/>
+            </w:tcMar>
+          </w:tcPr>
+          <w:p>
+            <w:r>
+              <w:rPr>
+                <w:rFonts w:ascii="Times New Roman" w:cs="Times New Roman" w:eastAsia="Times New Roman" w:hAnsi="Times New Roman"/>
                 <w:b/>
                 <w:bCs/>
                 <w:color w:val="FFFFFF"/>
@@ -602,26 +628,26 @@
           <w:tcPr>
             <w:tcW w:type="dxa" w:w="2800"/>
             <w:tcBorders>
-              <w:top w:val="single" w:color="AAB8C2" w:sz="5"/>
-              <w:left w:val="single" w:color="AAB8C2" w:sz="5"/>
-              <w:bottom w:val="single" w:color="AAB8C2" w:sz="5"/>
-              <w:right w:val="single" w:color="AAB8C2" w:sz="5"/>
-            </w:tcBorders>
-            <w:tcMar>
-              <w:top w:type="dxa" w:w="90"/>
-              <w:left w:type="dxa" w:w="100"/>
-              <w:bottom w:type="dxa" w:w="90"/>
-              <w:right w:type="dxa" w:w="100"/>
-            </w:tcMar>
-          </w:tcPr>
-          <w:p>
-            <w:pPr>
-              <w:spacing w:after="0"/>
-            </w:pPr>
-            <w:r>
-              <w:rPr>
-                <w:rFonts w:ascii="Aptos" w:cs="Aptos" w:eastAsia="Aptos" w:hAnsi="Aptos"/>
-                <w:color w:val="1F2933"/>
+              <w:top w:val="single" w:color="C9BFAE" w:sz="5"/>
+              <w:left w:val="single" w:color="C9BFAE" w:sz="5"/>
+              <w:bottom w:val="single" w:color="C9BFAE" w:sz="5"/>
+              <w:right w:val="single" w:color="C9BFAE" w:sz="5"/>
+            </w:tcBorders>
+            <w:tcMar>
+              <w:top w:type="dxa" w:w="90"/>
+              <w:left w:type="dxa" w:w="100"/>
+              <w:bottom w:type="dxa" w:w="90"/>
+              <w:right w:type="dxa" w:w="100"/>
+            </w:tcMar>
+          </w:tcPr>
+          <w:p>
+            <w:pPr>
+              <w:spacing w:after="0"/>
+            </w:pPr>
+            <w:r>
+              <w:rPr>
+                <w:rFonts w:ascii="Times New Roman" w:cs="Times New Roman" w:eastAsia="Times New Roman" w:hAnsi="Times New Roman"/>
+                <w:color w:val="26352F"/>
                 <w:sz w:val="21"/>
                 <w:szCs w:val="21"/>
               </w:rPr>
@@ -633,26 +659,26 @@
           <w:tcPr>
             <w:tcW w:type="dxa" w:w="1700"/>
             <w:tcBorders>
-              <w:top w:val="single" w:color="AAB8C2" w:sz="5"/>
-              <w:left w:val="single" w:color="AAB8C2" w:sz="5"/>
-              <w:bottom w:val="single" w:color="AAB8C2" w:sz="5"/>
-              <w:right w:val="single" w:color="AAB8C2" w:sz="5"/>
-            </w:tcBorders>
-            <w:tcMar>
-              <w:top w:type="dxa" w:w="90"/>
-              <w:left w:type="dxa" w:w="100"/>
-              <w:bottom w:type="dxa" w:w="90"/>
-              <w:right w:type="dxa" w:w="100"/>
-            </w:tcMar>
-          </w:tcPr>
-          <w:p>
-            <w:pPr>
-              <w:spacing w:after="0"/>
-            </w:pPr>
-            <w:r>
-              <w:rPr>
-                <w:rFonts w:ascii="Aptos" w:cs="Aptos" w:eastAsia="Aptos" w:hAnsi="Aptos"/>
-                <w:color w:val="1F2933"/>
+              <w:top w:val="single" w:color="C9BFAE" w:sz="5"/>
+              <w:left w:val="single" w:color="C9BFAE" w:sz="5"/>
+              <w:bottom w:val="single" w:color="C9BFAE" w:sz="5"/>
+              <w:right w:val="single" w:color="C9BFAE" w:sz="5"/>
+            </w:tcBorders>
+            <w:tcMar>
+              <w:top w:type="dxa" w:w="90"/>
+              <w:left w:type="dxa" w:w="100"/>
+              <w:bottom w:type="dxa" w:w="90"/>
+              <w:right w:type="dxa" w:w="100"/>
+            </w:tcMar>
+          </w:tcPr>
+          <w:p>
+            <w:pPr>
+              <w:spacing w:after="0"/>
+            </w:pPr>
+            <w:r>
+              <w:rPr>
+                <w:rFonts w:ascii="Times New Roman" w:cs="Times New Roman" w:eastAsia="Times New Roman" w:hAnsi="Times New Roman"/>
+                <w:color w:val="26352F"/>
                 <w:sz w:val="21"/>
                 <w:szCs w:val="21"/>
               </w:rPr>
@@ -664,26 +690,26 @@
           <w:tcPr>
             <w:tcW w:type="dxa" w:w="2260"/>
             <w:tcBorders>
-              <w:top w:val="single" w:color="AAB8C2" w:sz="5"/>
-              <w:left w:val="single" w:color="AAB8C2" w:sz="5"/>
-              <w:bottom w:val="single" w:color="AAB8C2" w:sz="5"/>
-              <w:right w:val="single" w:color="AAB8C2" w:sz="5"/>
-            </w:tcBorders>
-            <w:tcMar>
-              <w:top w:type="dxa" w:w="90"/>
-              <w:left w:type="dxa" w:w="100"/>
-              <w:bottom w:type="dxa" w:w="90"/>
-              <w:right w:type="dxa" w:w="100"/>
-            </w:tcMar>
-          </w:tcPr>
-          <w:p>
-            <w:pPr>
-              <w:spacing w:after="0"/>
-            </w:pPr>
-            <w:r>
-              <w:rPr>
-                <w:rFonts w:ascii="Aptos" w:cs="Aptos" w:eastAsia="Aptos" w:hAnsi="Aptos"/>
-                <w:color w:val="1F2933"/>
+              <w:top w:val="single" w:color="C9BFAE" w:sz="5"/>
+              <w:left w:val="single" w:color="C9BFAE" w:sz="5"/>
+              <w:bottom w:val="single" w:color="C9BFAE" w:sz="5"/>
+              <w:right w:val="single" w:color="C9BFAE" w:sz="5"/>
+            </w:tcBorders>
+            <w:tcMar>
+              <w:top w:type="dxa" w:w="90"/>
+              <w:left w:type="dxa" w:w="100"/>
+              <w:bottom w:type="dxa" w:w="90"/>
+              <w:right w:type="dxa" w:w="100"/>
+            </w:tcMar>
+          </w:tcPr>
+          <w:p>
+            <w:pPr>
+              <w:spacing w:after="0"/>
+            </w:pPr>
+            <w:r>
+              <w:rPr>
+                <w:rFonts w:ascii="Times New Roman" w:cs="Times New Roman" w:eastAsia="Times New Roman" w:hAnsi="Times New Roman"/>
+                <w:color w:val="26352F"/>
                 <w:sz w:val="21"/>
                 <w:szCs w:val="21"/>
               </w:rPr>
@@ -695,26 +721,26 @@
           <w:tcPr>
             <w:tcW w:type="dxa" w:w="2600"/>
             <w:tcBorders>
-              <w:top w:val="single" w:color="AAB8C2" w:sz="5"/>
-              <w:left w:val="single" w:color="AAB8C2" w:sz="5"/>
-              <w:bottom w:val="single" w:color="AAB8C2" w:sz="5"/>
-              <w:right w:val="single" w:color="AAB8C2" w:sz="5"/>
-            </w:tcBorders>
-            <w:tcMar>
-              <w:top w:type="dxa" w:w="90"/>
-              <w:left w:type="dxa" w:w="100"/>
-              <w:bottom w:type="dxa" w:w="90"/>
-              <w:right w:type="dxa" w:w="100"/>
-            </w:tcMar>
-          </w:tcPr>
-          <w:p>
-            <w:pPr>
-              <w:spacing w:after="0"/>
-            </w:pPr>
-            <w:r>
-              <w:rPr>
-                <w:rFonts w:ascii="Aptos" w:cs="Aptos" w:eastAsia="Aptos" w:hAnsi="Aptos"/>
-                <w:color w:val="1F2933"/>
+              <w:top w:val="single" w:color="C9BFAE" w:sz="5"/>
+              <w:left w:val="single" w:color="C9BFAE" w:sz="5"/>
+              <w:bottom w:val="single" w:color="C9BFAE" w:sz="5"/>
+              <w:right w:val="single" w:color="C9BFAE" w:sz="5"/>
+            </w:tcBorders>
+            <w:tcMar>
+              <w:top w:type="dxa" w:w="90"/>
+              <w:left w:type="dxa" w:w="100"/>
+              <w:bottom w:type="dxa" w:w="90"/>
+              <w:right w:type="dxa" w:w="100"/>
+            </w:tcMar>
+          </w:tcPr>
+          <w:p>
+            <w:pPr>
+              <w:spacing w:after="0"/>
+            </w:pPr>
+            <w:r>
+              <w:rPr>
+                <w:rFonts w:ascii="Times New Roman" w:cs="Times New Roman" w:eastAsia="Times New Roman" w:hAnsi="Times New Roman"/>
+                <w:color w:val="26352F"/>
                 <w:sz w:val="21"/>
                 <w:szCs w:val="21"/>
               </w:rPr>
@@ -727,14 +753,17 @@
     <w:p>
       <w:pPr>
         <w:pStyle w:val="Heading1"/>
+        <w:pBdr>
+          <w:bottom w:val="single" w:color="B08A4B" w:sz="9"/>
+        </w:pBdr>
         <w:spacing w:after="120" w:before="260"/>
       </w:pPr>
       <w:r>
         <w:rPr>
-          <w:rFonts w:ascii="Aptos Display" w:cs="Aptos Display" w:eastAsia="Aptos Display" w:hAnsi="Aptos Display"/>
+          <w:rFonts w:ascii="Times New Roman" w:cs="Times New Roman" w:eastAsia="Times New Roman" w:hAnsi="Times New Roman"/>
           <w:b/>
           <w:bCs/>
-          <w:color w:val="17324D"/>
+          <w:color w:val="742A3A"/>
         </w:rPr>
         <w:t xml:space="preserve">Nombre del proyecto</w:t>
       </w:r>
@@ -745,8 +774,8 @@
       </w:pPr>
       <w:r>
         <w:rPr>
-          <w:rFonts w:ascii="Aptos" w:cs="Aptos" w:eastAsia="Aptos" w:hAnsi="Aptos"/>
-          <w:color w:val="1F2933"/>
+          <w:rFonts w:ascii="Times New Roman" w:cs="Times New Roman" w:eastAsia="Times New Roman" w:hAnsi="Times New Roman"/>
+          <w:color w:val="26352F"/>
           <w:sz w:val="21"/>
           <w:szCs w:val="21"/>
         </w:rPr>
@@ -756,14 +785,17 @@
     <w:p>
       <w:pPr>
         <w:pStyle w:val="Heading1"/>
+        <w:pBdr>
+          <w:bottom w:val="single" w:color="B08A4B" w:sz="9"/>
+        </w:pBdr>
         <w:spacing w:after="120" w:before="260"/>
       </w:pPr>
       <w:r>
         <w:rPr>
-          <w:rFonts w:ascii="Aptos Display" w:cs="Aptos Display" w:eastAsia="Aptos Display" w:hAnsi="Aptos Display"/>
+          <w:rFonts w:ascii="Times New Roman" w:cs="Times New Roman" w:eastAsia="Times New Roman" w:hAnsi="Times New Roman"/>
           <w:b/>
           <w:bCs/>
-          <w:color w:val="17324D"/>
+          <w:color w:val="742A3A"/>
         </w:rPr>
         <w:t xml:space="preserve">Descripción del problema</w:t>
       </w:r>
@@ -774,8 +806,8 @@
       </w:pPr>
       <w:r>
         <w:rPr>
-          <w:rFonts w:ascii="Aptos" w:cs="Aptos" w:eastAsia="Aptos" w:hAnsi="Aptos"/>
-          <w:color w:val="1F2933"/>
+          <w:rFonts w:ascii="Times New Roman" w:cs="Times New Roman" w:eastAsia="Times New Roman" w:hAnsi="Times New Roman"/>
+          <w:color w:val="26352F"/>
           <w:sz w:val="21"/>
           <w:szCs w:val="21"/>
         </w:rPr>
@@ -785,14 +817,17 @@
     <w:p>
       <w:pPr>
         <w:pStyle w:val="Heading1"/>
+        <w:pBdr>
+          <w:bottom w:val="single" w:color="B08A4B" w:sz="9"/>
+        </w:pBdr>
         <w:spacing w:after="120" w:before="260"/>
       </w:pPr>
       <w:r>
         <w:rPr>
-          <w:rFonts w:ascii="Aptos Display" w:cs="Aptos Display" w:eastAsia="Aptos Display" w:hAnsi="Aptos Display"/>
+          <w:rFonts w:ascii="Times New Roman" w:cs="Times New Roman" w:eastAsia="Times New Roman" w:hAnsi="Times New Roman"/>
           <w:b/>
           <w:bCs/>
-          <w:color w:val="17324D"/>
+          <w:color w:val="742A3A"/>
         </w:rPr>
         <w:t xml:space="preserve">Requisitos de usuario</w:t>
       </w:r>
@@ -823,23 +858,23 @@
           <w:tcPr>
             <w:tcW w:type="dxa" w:w="850"/>
             <w:tcBorders>
-              <w:top w:val="single" w:color="AAB8C2" w:sz="5"/>
-              <w:left w:val="single" w:color="AAB8C2" w:sz="5"/>
-              <w:bottom w:val="single" w:color="AAB8C2" w:sz="5"/>
-              <w:right w:val="single" w:color="AAB8C2" w:sz="5"/>
-            </w:tcBorders>
-            <w:shd w:fill="17324D" w:color="auto" w:val="clear"/>
-            <w:tcMar>
-              <w:top w:type="dxa" w:w="90"/>
-              <w:left w:type="dxa" w:w="100"/>
-              <w:bottom w:type="dxa" w:w="90"/>
-              <w:right w:type="dxa" w:w="100"/>
-            </w:tcMar>
-          </w:tcPr>
-          <w:p>
-            <w:r>
-              <w:rPr>
-                <w:rFonts w:ascii="Aptos" w:cs="Aptos" w:eastAsia="Aptos" w:hAnsi="Aptos"/>
+              <w:top w:val="single" w:color="C9BFAE" w:sz="5"/>
+              <w:left w:val="single" w:color="C9BFAE" w:sz="5"/>
+              <w:bottom w:val="single" w:color="C9BFAE" w:sz="5"/>
+              <w:right w:val="single" w:color="C9BFAE" w:sz="5"/>
+            </w:tcBorders>
+            <w:shd w:fill="26352F" w:color="auto" w:val="clear"/>
+            <w:tcMar>
+              <w:top w:type="dxa" w:w="90"/>
+              <w:left w:type="dxa" w:w="100"/>
+              <w:bottom w:type="dxa" w:w="90"/>
+              <w:right w:type="dxa" w:w="100"/>
+            </w:tcMar>
+          </w:tcPr>
+          <w:p>
+            <w:r>
+              <w:rPr>
+                <w:rFonts w:ascii="Times New Roman" w:cs="Times New Roman" w:eastAsia="Times New Roman" w:hAnsi="Times New Roman"/>
                 <w:b/>
                 <w:bCs/>
                 <w:color w:val="FFFFFF"/>
@@ -854,23 +889,23 @@
           <w:tcPr>
             <w:tcW w:type="dxa" w:w="1900"/>
             <w:tcBorders>
-              <w:top w:val="single" w:color="AAB8C2" w:sz="5"/>
-              <w:left w:val="single" w:color="AAB8C2" w:sz="5"/>
-              <w:bottom w:val="single" w:color="AAB8C2" w:sz="5"/>
-              <w:right w:val="single" w:color="AAB8C2" w:sz="5"/>
-            </w:tcBorders>
-            <w:shd w:fill="17324D" w:color="auto" w:val="clear"/>
-            <w:tcMar>
-              <w:top w:type="dxa" w:w="90"/>
-              <w:left w:type="dxa" w:w="100"/>
-              <w:bottom w:type="dxa" w:w="90"/>
-              <w:right w:type="dxa" w:w="100"/>
-            </w:tcMar>
-          </w:tcPr>
-          <w:p>
-            <w:r>
-              <w:rPr>
-                <w:rFonts w:ascii="Aptos" w:cs="Aptos" w:eastAsia="Aptos" w:hAnsi="Aptos"/>
+              <w:top w:val="single" w:color="C9BFAE" w:sz="5"/>
+              <w:left w:val="single" w:color="C9BFAE" w:sz="5"/>
+              <w:bottom w:val="single" w:color="C9BFAE" w:sz="5"/>
+              <w:right w:val="single" w:color="C9BFAE" w:sz="5"/>
+            </w:tcBorders>
+            <w:shd w:fill="26352F" w:color="auto" w:val="clear"/>
+            <w:tcMar>
+              <w:top w:type="dxa" w:w="90"/>
+              <w:left w:type="dxa" w:w="100"/>
+              <w:bottom w:type="dxa" w:w="90"/>
+              <w:right w:type="dxa" w:w="100"/>
+            </w:tcMar>
+          </w:tcPr>
+          <w:p>
+            <w:r>
+              <w:rPr>
+                <w:rFonts w:ascii="Times New Roman" w:cs="Times New Roman" w:eastAsia="Times New Roman" w:hAnsi="Times New Roman"/>
                 <w:b/>
                 <w:bCs/>
                 <w:color w:val="FFFFFF"/>
@@ -885,23 +920,23 @@
           <w:tcPr>
             <w:tcW w:type="dxa" w:w="2700"/>
             <w:tcBorders>
-              <w:top w:val="single" w:color="AAB8C2" w:sz="5"/>
-              <w:left w:val="single" w:color="AAB8C2" w:sz="5"/>
-              <w:bottom w:val="single" w:color="AAB8C2" w:sz="5"/>
-              <w:right w:val="single" w:color="AAB8C2" w:sz="5"/>
-            </w:tcBorders>
-            <w:shd w:fill="17324D" w:color="auto" w:val="clear"/>
-            <w:tcMar>
-              <w:top w:type="dxa" w:w="90"/>
-              <w:left w:type="dxa" w:w="100"/>
-              <w:bottom w:type="dxa" w:w="90"/>
-              <w:right w:type="dxa" w:w="100"/>
-            </w:tcMar>
-          </w:tcPr>
-          <w:p>
-            <w:r>
-              <w:rPr>
-                <w:rFonts w:ascii="Aptos" w:cs="Aptos" w:eastAsia="Aptos" w:hAnsi="Aptos"/>
+              <w:top w:val="single" w:color="C9BFAE" w:sz="5"/>
+              <w:left w:val="single" w:color="C9BFAE" w:sz="5"/>
+              <w:bottom w:val="single" w:color="C9BFAE" w:sz="5"/>
+              <w:right w:val="single" w:color="C9BFAE" w:sz="5"/>
+            </w:tcBorders>
+            <w:shd w:fill="26352F" w:color="auto" w:val="clear"/>
+            <w:tcMar>
+              <w:top w:type="dxa" w:w="90"/>
+              <w:left w:type="dxa" w:w="100"/>
+              <w:bottom w:type="dxa" w:w="90"/>
+              <w:right w:type="dxa" w:w="100"/>
+            </w:tcMar>
+          </w:tcPr>
+          <w:p>
+            <w:r>
+              <w:rPr>
+                <w:rFonts w:ascii="Times New Roman" w:cs="Times New Roman" w:eastAsia="Times New Roman" w:hAnsi="Times New Roman"/>
                 <w:b/>
                 <w:bCs/>
                 <w:color w:val="FFFFFF"/>
@@ -916,23 +951,23 @@
           <w:tcPr>
             <w:tcW w:type="dxa" w:w="3910"/>
             <w:tcBorders>
-              <w:top w:val="single" w:color="AAB8C2" w:sz="5"/>
-              <w:left w:val="single" w:color="AAB8C2" w:sz="5"/>
-              <w:bottom w:val="single" w:color="AAB8C2" w:sz="5"/>
-              <w:right w:val="single" w:color="AAB8C2" w:sz="5"/>
-            </w:tcBorders>
-            <w:shd w:fill="17324D" w:color="auto" w:val="clear"/>
-            <w:tcMar>
-              <w:top w:type="dxa" w:w="90"/>
-              <w:left w:type="dxa" w:w="100"/>
-              <w:bottom w:type="dxa" w:w="90"/>
-              <w:right w:type="dxa" w:w="100"/>
-            </w:tcMar>
-          </w:tcPr>
-          <w:p>
-            <w:r>
-              <w:rPr>
-                <w:rFonts w:ascii="Aptos" w:cs="Aptos" w:eastAsia="Aptos" w:hAnsi="Aptos"/>
+              <w:top w:val="single" w:color="C9BFAE" w:sz="5"/>
+              <w:left w:val="single" w:color="C9BFAE" w:sz="5"/>
+              <w:bottom w:val="single" w:color="C9BFAE" w:sz="5"/>
+              <w:right w:val="single" w:color="C9BFAE" w:sz="5"/>
+            </w:tcBorders>
+            <w:shd w:fill="26352F" w:color="auto" w:val="clear"/>
+            <w:tcMar>
+              <w:top w:type="dxa" w:w="90"/>
+              <w:left w:type="dxa" w:w="100"/>
+              <w:bottom w:type="dxa" w:w="90"/>
+              <w:right w:type="dxa" w:w="100"/>
+            </w:tcMar>
+          </w:tcPr>
+          <w:p>
+            <w:r>
+              <w:rPr>
+                <w:rFonts w:ascii="Times New Roman" w:cs="Times New Roman" w:eastAsia="Times New Roman" w:hAnsi="Times New Roman"/>
                 <w:b/>
                 <w:bCs/>
                 <w:color w:val="FFFFFF"/>
@@ -949,26 +984,26 @@
           <w:tcPr>
             <w:tcW w:type="dxa" w:w="850"/>
             <w:tcBorders>
-              <w:top w:val="single" w:color="AAB8C2" w:sz="5"/>
-              <w:left w:val="single" w:color="AAB8C2" w:sz="5"/>
-              <w:bottom w:val="single" w:color="AAB8C2" w:sz="5"/>
-              <w:right w:val="single" w:color="AAB8C2" w:sz="5"/>
-            </w:tcBorders>
-            <w:tcMar>
-              <w:top w:type="dxa" w:w="90"/>
-              <w:left w:type="dxa" w:w="100"/>
-              <w:bottom w:type="dxa" w:w="90"/>
-              <w:right w:type="dxa" w:w="100"/>
-            </w:tcMar>
-          </w:tcPr>
-          <w:p>
-            <w:pPr>
-              <w:spacing w:after="0"/>
-            </w:pPr>
-            <w:r>
-              <w:rPr>
-                <w:rFonts w:ascii="Aptos" w:cs="Aptos" w:eastAsia="Aptos" w:hAnsi="Aptos"/>
-                <w:color w:val="1F2933"/>
+              <w:top w:val="single" w:color="C9BFAE" w:sz="5"/>
+              <w:left w:val="single" w:color="C9BFAE" w:sz="5"/>
+              <w:bottom w:val="single" w:color="C9BFAE" w:sz="5"/>
+              <w:right w:val="single" w:color="C9BFAE" w:sz="5"/>
+            </w:tcBorders>
+            <w:tcMar>
+              <w:top w:type="dxa" w:w="90"/>
+              <w:left w:type="dxa" w:w="100"/>
+              <w:bottom w:type="dxa" w:w="90"/>
+              <w:right w:type="dxa" w:w="100"/>
+            </w:tcMar>
+          </w:tcPr>
+          <w:p>
+            <w:pPr>
+              <w:spacing w:after="0"/>
+            </w:pPr>
+            <w:r>
+              <w:rPr>
+                <w:rFonts w:ascii="Times New Roman" w:cs="Times New Roman" w:eastAsia="Times New Roman" w:hAnsi="Times New Roman"/>
+                <w:color w:val="26352F"/>
                 <w:sz w:val="21"/>
                 <w:szCs w:val="21"/>
               </w:rPr>
@@ -980,26 +1015,26 @@
           <w:tcPr>
             <w:tcW w:type="dxa" w:w="1900"/>
             <w:tcBorders>
-              <w:top w:val="single" w:color="AAB8C2" w:sz="5"/>
-              <w:left w:val="single" w:color="AAB8C2" w:sz="5"/>
-              <w:bottom w:val="single" w:color="AAB8C2" w:sz="5"/>
-              <w:right w:val="single" w:color="AAB8C2" w:sz="5"/>
-            </w:tcBorders>
-            <w:tcMar>
-              <w:top w:type="dxa" w:w="90"/>
-              <w:left w:type="dxa" w:w="100"/>
-              <w:bottom w:type="dxa" w:w="90"/>
-              <w:right w:type="dxa" w:w="100"/>
-            </w:tcMar>
-          </w:tcPr>
-          <w:p>
-            <w:pPr>
-              <w:spacing w:after="0"/>
-            </w:pPr>
-            <w:r>
-              <w:rPr>
-                <w:rFonts w:ascii="Aptos" w:cs="Aptos" w:eastAsia="Aptos" w:hAnsi="Aptos"/>
-                <w:color w:val="1F2933"/>
+              <w:top w:val="single" w:color="C9BFAE" w:sz="5"/>
+              <w:left w:val="single" w:color="C9BFAE" w:sz="5"/>
+              <w:bottom w:val="single" w:color="C9BFAE" w:sz="5"/>
+              <w:right w:val="single" w:color="C9BFAE" w:sz="5"/>
+            </w:tcBorders>
+            <w:tcMar>
+              <w:top w:type="dxa" w:w="90"/>
+              <w:left w:type="dxa" w:w="100"/>
+              <w:bottom w:type="dxa" w:w="90"/>
+              <w:right w:type="dxa" w:w="100"/>
+            </w:tcMar>
+          </w:tcPr>
+          <w:p>
+            <w:pPr>
+              <w:spacing w:after="0"/>
+            </w:pPr>
+            <w:r>
+              <w:rPr>
+                <w:rFonts w:ascii="Times New Roman" w:cs="Times New Roman" w:eastAsia="Times New Roman" w:hAnsi="Times New Roman"/>
+                <w:color w:val="26352F"/>
                 <w:sz w:val="21"/>
                 <w:szCs w:val="21"/>
               </w:rPr>
@@ -1011,26 +1046,26 @@
           <w:tcPr>
             <w:tcW w:type="dxa" w:w="2700"/>
             <w:tcBorders>
-              <w:top w:val="single" w:color="AAB8C2" w:sz="5"/>
-              <w:left w:val="single" w:color="AAB8C2" w:sz="5"/>
-              <w:bottom w:val="single" w:color="AAB8C2" w:sz="5"/>
-              <w:right w:val="single" w:color="AAB8C2" w:sz="5"/>
-            </w:tcBorders>
-            <w:tcMar>
-              <w:top w:type="dxa" w:w="90"/>
-              <w:left w:type="dxa" w:w="100"/>
-              <w:bottom w:type="dxa" w:w="90"/>
-              <w:right w:type="dxa" w:w="100"/>
-            </w:tcMar>
-          </w:tcPr>
-          <w:p>
-            <w:pPr>
-              <w:spacing w:after="0"/>
-            </w:pPr>
-            <w:r>
-              <w:rPr>
-                <w:rFonts w:ascii="Aptos" w:cs="Aptos" w:eastAsia="Aptos" w:hAnsi="Aptos"/>
-                <w:color w:val="1F2933"/>
+              <w:top w:val="single" w:color="C9BFAE" w:sz="5"/>
+              <w:left w:val="single" w:color="C9BFAE" w:sz="5"/>
+              <w:bottom w:val="single" w:color="C9BFAE" w:sz="5"/>
+              <w:right w:val="single" w:color="C9BFAE" w:sz="5"/>
+            </w:tcBorders>
+            <w:tcMar>
+              <w:top w:type="dxa" w:w="90"/>
+              <w:left w:type="dxa" w:w="100"/>
+              <w:bottom w:type="dxa" w:w="90"/>
+              <w:right w:type="dxa" w:w="100"/>
+            </w:tcMar>
+          </w:tcPr>
+          <w:p>
+            <w:pPr>
+              <w:spacing w:after="0"/>
+            </w:pPr>
+            <w:r>
+              <w:rPr>
+                <w:rFonts w:ascii="Times New Roman" w:cs="Times New Roman" w:eastAsia="Times New Roman" w:hAnsi="Times New Roman"/>
+                <w:color w:val="26352F"/>
                 <w:sz w:val="21"/>
                 <w:szCs w:val="21"/>
               </w:rPr>
@@ -1042,26 +1077,26 @@
           <w:tcPr>
             <w:tcW w:type="dxa" w:w="3910"/>
             <w:tcBorders>
-              <w:top w:val="single" w:color="AAB8C2" w:sz="5"/>
-              <w:left w:val="single" w:color="AAB8C2" w:sz="5"/>
-              <w:bottom w:val="single" w:color="AAB8C2" w:sz="5"/>
-              <w:right w:val="single" w:color="AAB8C2" w:sz="5"/>
-            </w:tcBorders>
-            <w:tcMar>
-              <w:top w:type="dxa" w:w="90"/>
-              <w:left w:type="dxa" w:w="100"/>
-              <w:bottom w:type="dxa" w:w="90"/>
-              <w:right w:type="dxa" w:w="100"/>
-            </w:tcMar>
-          </w:tcPr>
-          <w:p>
-            <w:pPr>
-              <w:spacing w:after="0"/>
-            </w:pPr>
-            <w:r>
-              <w:rPr>
-                <w:rFonts w:ascii="Aptos" w:cs="Aptos" w:eastAsia="Aptos" w:hAnsi="Aptos"/>
-                <w:color w:val="1F2933"/>
+              <w:top w:val="single" w:color="C9BFAE" w:sz="5"/>
+              <w:left w:val="single" w:color="C9BFAE" w:sz="5"/>
+              <w:bottom w:val="single" w:color="C9BFAE" w:sz="5"/>
+              <w:right w:val="single" w:color="C9BFAE" w:sz="5"/>
+            </w:tcBorders>
+            <w:tcMar>
+              <w:top w:type="dxa" w:w="90"/>
+              <w:left w:type="dxa" w:w="100"/>
+              <w:bottom w:type="dxa" w:w="90"/>
+              <w:right w:type="dxa" w:w="100"/>
+            </w:tcMar>
+          </w:tcPr>
+          <w:p>
+            <w:pPr>
+              <w:spacing w:after="0"/>
+            </w:pPr>
+            <w:r>
+              <w:rPr>
+                <w:rFonts w:ascii="Times New Roman" w:cs="Times New Roman" w:eastAsia="Times New Roman" w:hAnsi="Times New Roman"/>
+                <w:color w:val="26352F"/>
                 <w:sz w:val="21"/>
                 <w:szCs w:val="21"/>
               </w:rPr>
@@ -1075,10 +1110,10 @@
           <w:tcPr>
             <w:tcW w:type="dxa" w:w="850"/>
             <w:tcBorders>
-              <w:top w:val="single" w:color="AAB8C2" w:sz="5"/>
-              <w:left w:val="single" w:color="AAB8C2" w:sz="5"/>
-              <w:bottom w:val="single" w:color="AAB8C2" w:sz="5"/>
-              <w:right w:val="single" w:color="AAB8C2" w:sz="5"/>
+              <w:top w:val="single" w:color="C9BFAE" w:sz="5"/>
+              <w:left w:val="single" w:color="C9BFAE" w:sz="5"/>
+              <w:bottom w:val="single" w:color="C9BFAE" w:sz="5"/>
+              <w:right w:val="single" w:color="C9BFAE" w:sz="5"/>
             </w:tcBorders>
             <w:shd w:fill="F7F9FA" w:color="auto" w:val="clear"/>
             <w:tcMar>
@@ -1094,8 +1129,8 @@
             </w:pPr>
             <w:r>
               <w:rPr>
-                <w:rFonts w:ascii="Aptos" w:cs="Aptos" w:eastAsia="Aptos" w:hAnsi="Aptos"/>
-                <w:color w:val="1F2933"/>
+                <w:rFonts w:ascii="Times New Roman" w:cs="Times New Roman" w:eastAsia="Times New Roman" w:hAnsi="Times New Roman"/>
+                <w:color w:val="26352F"/>
                 <w:sz w:val="21"/>
                 <w:szCs w:val="21"/>
               </w:rPr>
@@ -1107,10 +1142,10 @@
           <w:tcPr>
             <w:tcW w:type="dxa" w:w="1900"/>
             <w:tcBorders>
-              <w:top w:val="single" w:color="AAB8C2" w:sz="5"/>
-              <w:left w:val="single" w:color="AAB8C2" w:sz="5"/>
-              <w:bottom w:val="single" w:color="AAB8C2" w:sz="5"/>
-              <w:right w:val="single" w:color="AAB8C2" w:sz="5"/>
+              <w:top w:val="single" w:color="C9BFAE" w:sz="5"/>
+              <w:left w:val="single" w:color="C9BFAE" w:sz="5"/>
+              <w:bottom w:val="single" w:color="C9BFAE" w:sz="5"/>
+              <w:right w:val="single" w:color="C9BFAE" w:sz="5"/>
             </w:tcBorders>
             <w:shd w:fill="F7F9FA" w:color="auto" w:val="clear"/>
             <w:tcMar>
@@ -1126,8 +1161,8 @@
             </w:pPr>
             <w:r>
               <w:rPr>
-                <w:rFonts w:ascii="Aptos" w:cs="Aptos" w:eastAsia="Aptos" w:hAnsi="Aptos"/>
-                <w:color w:val="1F2933"/>
+                <w:rFonts w:ascii="Times New Roman" w:cs="Times New Roman" w:eastAsia="Times New Roman" w:hAnsi="Times New Roman"/>
+                <w:color w:val="26352F"/>
                 <w:sz w:val="21"/>
                 <w:szCs w:val="21"/>
               </w:rPr>
@@ -1139,10 +1174,10 @@
           <w:tcPr>
             <w:tcW w:type="dxa" w:w="2700"/>
             <w:tcBorders>
-              <w:top w:val="single" w:color="AAB8C2" w:sz="5"/>
-              <w:left w:val="single" w:color="AAB8C2" w:sz="5"/>
-              <w:bottom w:val="single" w:color="AAB8C2" w:sz="5"/>
-              <w:right w:val="single" w:color="AAB8C2" w:sz="5"/>
+              <w:top w:val="single" w:color="C9BFAE" w:sz="5"/>
+              <w:left w:val="single" w:color="C9BFAE" w:sz="5"/>
+              <w:bottom w:val="single" w:color="C9BFAE" w:sz="5"/>
+              <w:right w:val="single" w:color="C9BFAE" w:sz="5"/>
             </w:tcBorders>
             <w:shd w:fill="F7F9FA" w:color="auto" w:val="clear"/>
             <w:tcMar>
@@ -1158,8 +1193,8 @@
             </w:pPr>
             <w:r>
               <w:rPr>
-                <w:rFonts w:ascii="Aptos" w:cs="Aptos" w:eastAsia="Aptos" w:hAnsi="Aptos"/>
-                <w:color w:val="1F2933"/>
+                <w:rFonts w:ascii="Times New Roman" w:cs="Times New Roman" w:eastAsia="Times New Roman" w:hAnsi="Times New Roman"/>
+                <w:color w:val="26352F"/>
                 <w:sz w:val="21"/>
                 <w:szCs w:val="21"/>
               </w:rPr>
@@ -1171,10 +1206,10 @@
           <w:tcPr>
             <w:tcW w:type="dxa" w:w="3910"/>
             <w:tcBorders>
-              <w:top w:val="single" w:color="AAB8C2" w:sz="5"/>
-              <w:left w:val="single" w:color="AAB8C2" w:sz="5"/>
-              <w:bottom w:val="single" w:color="AAB8C2" w:sz="5"/>
-              <w:right w:val="single" w:color="AAB8C2" w:sz="5"/>
+              <w:top w:val="single" w:color="C9BFAE" w:sz="5"/>
+              <w:left w:val="single" w:color="C9BFAE" w:sz="5"/>
+              <w:bottom w:val="single" w:color="C9BFAE" w:sz="5"/>
+              <w:right w:val="single" w:color="C9BFAE" w:sz="5"/>
             </w:tcBorders>
             <w:shd w:fill="F7F9FA" w:color="auto" w:val="clear"/>
             <w:tcMar>
@@ -1190,8 +1225,8 @@
             </w:pPr>
             <w:r>
               <w:rPr>
-                <w:rFonts w:ascii="Aptos" w:cs="Aptos" w:eastAsia="Aptos" w:hAnsi="Aptos"/>
-                <w:color w:val="1F2933"/>
+                <w:rFonts w:ascii="Times New Roman" w:cs="Times New Roman" w:eastAsia="Times New Roman" w:hAnsi="Times New Roman"/>
+                <w:color w:val="26352F"/>
                 <w:sz w:val="21"/>
                 <w:szCs w:val="21"/>
               </w:rPr>
@@ -1205,26 +1240,26 @@
           <w:tcPr>
             <w:tcW w:type="dxa" w:w="850"/>
             <w:tcBorders>
-              <w:top w:val="single" w:color="AAB8C2" w:sz="5"/>
-              <w:left w:val="single" w:color="AAB8C2" w:sz="5"/>
-              <w:bottom w:val="single" w:color="AAB8C2" w:sz="5"/>
-              <w:right w:val="single" w:color="AAB8C2" w:sz="5"/>
-            </w:tcBorders>
-            <w:tcMar>
-              <w:top w:type="dxa" w:w="90"/>
-              <w:left w:type="dxa" w:w="100"/>
-              <w:bottom w:type="dxa" w:w="90"/>
-              <w:right w:type="dxa" w:w="100"/>
-            </w:tcMar>
-          </w:tcPr>
-          <w:p>
-            <w:pPr>
-              <w:spacing w:after="0"/>
-            </w:pPr>
-            <w:r>
-              <w:rPr>
-                <w:rFonts w:ascii="Aptos" w:cs="Aptos" w:eastAsia="Aptos" w:hAnsi="Aptos"/>
-                <w:color w:val="1F2933"/>
+              <w:top w:val="single" w:color="C9BFAE" w:sz="5"/>
+              <w:left w:val="single" w:color="C9BFAE" w:sz="5"/>
+              <w:bottom w:val="single" w:color="C9BFAE" w:sz="5"/>
+              <w:right w:val="single" w:color="C9BFAE" w:sz="5"/>
+            </w:tcBorders>
+            <w:tcMar>
+              <w:top w:type="dxa" w:w="90"/>
+              <w:left w:type="dxa" w:w="100"/>
+              <w:bottom w:type="dxa" w:w="90"/>
+              <w:right w:type="dxa" w:w="100"/>
+            </w:tcMar>
+          </w:tcPr>
+          <w:p>
+            <w:pPr>
+              <w:spacing w:after="0"/>
+            </w:pPr>
+            <w:r>
+              <w:rPr>
+                <w:rFonts w:ascii="Times New Roman" w:cs="Times New Roman" w:eastAsia="Times New Roman" w:hAnsi="Times New Roman"/>
+                <w:color w:val="26352F"/>
                 <w:sz w:val="21"/>
                 <w:szCs w:val="21"/>
               </w:rPr>
@@ -1236,26 +1271,26 @@
           <w:tcPr>
             <w:tcW w:type="dxa" w:w="1900"/>
             <w:tcBorders>
-              <w:top w:val="single" w:color="AAB8C2" w:sz="5"/>
-              <w:left w:val="single" w:color="AAB8C2" w:sz="5"/>
-              <w:bottom w:val="single" w:color="AAB8C2" w:sz="5"/>
-              <w:right w:val="single" w:color="AAB8C2" w:sz="5"/>
-            </w:tcBorders>
-            <w:tcMar>
-              <w:top w:type="dxa" w:w="90"/>
-              <w:left w:type="dxa" w:w="100"/>
-              <w:bottom w:type="dxa" w:w="90"/>
-              <w:right w:type="dxa" w:w="100"/>
-            </w:tcMar>
-          </w:tcPr>
-          <w:p>
-            <w:pPr>
-              <w:spacing w:after="0"/>
-            </w:pPr>
-            <w:r>
-              <w:rPr>
-                <w:rFonts w:ascii="Aptos" w:cs="Aptos" w:eastAsia="Aptos" w:hAnsi="Aptos"/>
-                <w:color w:val="1F2933"/>
+              <w:top w:val="single" w:color="C9BFAE" w:sz="5"/>
+              <w:left w:val="single" w:color="C9BFAE" w:sz="5"/>
+              <w:bottom w:val="single" w:color="C9BFAE" w:sz="5"/>
+              <w:right w:val="single" w:color="C9BFAE" w:sz="5"/>
+            </w:tcBorders>
+            <w:tcMar>
+              <w:top w:type="dxa" w:w="90"/>
+              <w:left w:type="dxa" w:w="100"/>
+              <w:bottom w:type="dxa" w:w="90"/>
+              <w:right w:type="dxa" w:w="100"/>
+            </w:tcMar>
+          </w:tcPr>
+          <w:p>
+            <w:pPr>
+              <w:spacing w:after="0"/>
+            </w:pPr>
+            <w:r>
+              <w:rPr>
+                <w:rFonts w:ascii="Times New Roman" w:cs="Times New Roman" w:eastAsia="Times New Roman" w:hAnsi="Times New Roman"/>
+                <w:color w:val="26352F"/>
                 <w:sz w:val="21"/>
                 <w:szCs w:val="21"/>
               </w:rPr>
@@ -1267,26 +1302,26 @@
           <w:tcPr>
             <w:tcW w:type="dxa" w:w="2700"/>
             <w:tcBorders>
-              <w:top w:val="single" w:color="AAB8C2" w:sz="5"/>
-              <w:left w:val="single" w:color="AAB8C2" w:sz="5"/>
-              <w:bottom w:val="single" w:color="AAB8C2" w:sz="5"/>
-              <w:right w:val="single" w:color="AAB8C2" w:sz="5"/>
-            </w:tcBorders>
-            <w:tcMar>
-              <w:top w:type="dxa" w:w="90"/>
-              <w:left w:type="dxa" w:w="100"/>
-              <w:bottom w:type="dxa" w:w="90"/>
-              <w:right w:type="dxa" w:w="100"/>
-            </w:tcMar>
-          </w:tcPr>
-          <w:p>
-            <w:pPr>
-              <w:spacing w:after="0"/>
-            </w:pPr>
-            <w:r>
-              <w:rPr>
-                <w:rFonts w:ascii="Aptos" w:cs="Aptos" w:eastAsia="Aptos" w:hAnsi="Aptos"/>
-                <w:color w:val="1F2933"/>
+              <w:top w:val="single" w:color="C9BFAE" w:sz="5"/>
+              <w:left w:val="single" w:color="C9BFAE" w:sz="5"/>
+              <w:bottom w:val="single" w:color="C9BFAE" w:sz="5"/>
+              <w:right w:val="single" w:color="C9BFAE" w:sz="5"/>
+            </w:tcBorders>
+            <w:tcMar>
+              <w:top w:type="dxa" w:w="90"/>
+              <w:left w:type="dxa" w:w="100"/>
+              <w:bottom w:type="dxa" w:w="90"/>
+              <w:right w:type="dxa" w:w="100"/>
+            </w:tcMar>
+          </w:tcPr>
+          <w:p>
+            <w:pPr>
+              <w:spacing w:after="0"/>
+            </w:pPr>
+            <w:r>
+              <w:rPr>
+                <w:rFonts w:ascii="Times New Roman" w:cs="Times New Roman" w:eastAsia="Times New Roman" w:hAnsi="Times New Roman"/>
+                <w:color w:val="26352F"/>
                 <w:sz w:val="21"/>
                 <w:szCs w:val="21"/>
               </w:rPr>
@@ -1298,26 +1333,26 @@
           <w:tcPr>
             <w:tcW w:type="dxa" w:w="3910"/>
             <w:tcBorders>
-              <w:top w:val="single" w:color="AAB8C2" w:sz="5"/>
-              <w:left w:val="single" w:color="AAB8C2" w:sz="5"/>
-              <w:bottom w:val="single" w:color="AAB8C2" w:sz="5"/>
-              <w:right w:val="single" w:color="AAB8C2" w:sz="5"/>
-            </w:tcBorders>
-            <w:tcMar>
-              <w:top w:type="dxa" w:w="90"/>
-              <w:left w:type="dxa" w:w="100"/>
-              <w:bottom w:type="dxa" w:w="90"/>
-              <w:right w:type="dxa" w:w="100"/>
-            </w:tcMar>
-          </w:tcPr>
-          <w:p>
-            <w:pPr>
-              <w:spacing w:after="0"/>
-            </w:pPr>
-            <w:r>
-              <w:rPr>
-                <w:rFonts w:ascii="Aptos" w:cs="Aptos" w:eastAsia="Aptos" w:hAnsi="Aptos"/>
-                <w:color w:val="1F2933"/>
+              <w:top w:val="single" w:color="C9BFAE" w:sz="5"/>
+              <w:left w:val="single" w:color="C9BFAE" w:sz="5"/>
+              <w:bottom w:val="single" w:color="C9BFAE" w:sz="5"/>
+              <w:right w:val="single" w:color="C9BFAE" w:sz="5"/>
+            </w:tcBorders>
+            <w:tcMar>
+              <w:top w:type="dxa" w:w="90"/>
+              <w:left w:type="dxa" w:w="100"/>
+              <w:bottom w:type="dxa" w:w="90"/>
+              <w:right w:type="dxa" w:w="100"/>
+            </w:tcMar>
+          </w:tcPr>
+          <w:p>
+            <w:pPr>
+              <w:spacing w:after="0"/>
+            </w:pPr>
+            <w:r>
+              <w:rPr>
+                <w:rFonts w:ascii="Times New Roman" w:cs="Times New Roman" w:eastAsia="Times New Roman" w:hAnsi="Times New Roman"/>
+                <w:color w:val="26352F"/>
                 <w:sz w:val="21"/>
                 <w:szCs w:val="21"/>
               </w:rPr>
@@ -1331,10 +1366,10 @@
           <w:tcPr>
             <w:tcW w:type="dxa" w:w="850"/>
             <w:tcBorders>
-              <w:top w:val="single" w:color="AAB8C2" w:sz="5"/>
-              <w:left w:val="single" w:color="AAB8C2" w:sz="5"/>
-              <w:bottom w:val="single" w:color="AAB8C2" w:sz="5"/>
-              <w:right w:val="single" w:color="AAB8C2" w:sz="5"/>
+              <w:top w:val="single" w:color="C9BFAE" w:sz="5"/>
+              <w:left w:val="single" w:color="C9BFAE" w:sz="5"/>
+              <w:bottom w:val="single" w:color="C9BFAE" w:sz="5"/>
+              <w:right w:val="single" w:color="C9BFAE" w:sz="5"/>
             </w:tcBorders>
             <w:shd w:fill="F7F9FA" w:color="auto" w:val="clear"/>
             <w:tcMar>
@@ -1350,8 +1385,8 @@
             </w:pPr>
             <w:r>
               <w:rPr>
-                <w:rFonts w:ascii="Aptos" w:cs="Aptos" w:eastAsia="Aptos" w:hAnsi="Aptos"/>
-                <w:color w:val="1F2933"/>
+                <w:rFonts w:ascii="Times New Roman" w:cs="Times New Roman" w:eastAsia="Times New Roman" w:hAnsi="Times New Roman"/>
+                <w:color w:val="26352F"/>
                 <w:sz w:val="21"/>
                 <w:szCs w:val="21"/>
               </w:rPr>
@@ -1363,10 +1398,10 @@
           <w:tcPr>
             <w:tcW w:type="dxa" w:w="1900"/>
             <w:tcBorders>
-              <w:top w:val="single" w:color="AAB8C2" w:sz="5"/>
-              <w:left w:val="single" w:color="AAB8C2" w:sz="5"/>
-              <w:bottom w:val="single" w:color="AAB8C2" w:sz="5"/>
-              <w:right w:val="single" w:color="AAB8C2" w:sz="5"/>
+              <w:top w:val="single" w:color="C9BFAE" w:sz="5"/>
+              <w:left w:val="single" w:color="C9BFAE" w:sz="5"/>
+              <w:bottom w:val="single" w:color="C9BFAE" w:sz="5"/>
+              <w:right w:val="single" w:color="C9BFAE" w:sz="5"/>
             </w:tcBorders>
             <w:shd w:fill="F7F9FA" w:color="auto" w:val="clear"/>
             <w:tcMar>
@@ -1382,8 +1417,8 @@
             </w:pPr>
             <w:r>
               <w:rPr>
-                <w:rFonts w:ascii="Aptos" w:cs="Aptos" w:eastAsia="Aptos" w:hAnsi="Aptos"/>
-                <w:color w:val="1F2933"/>
+                <w:rFonts w:ascii="Times New Roman" w:cs="Times New Roman" w:eastAsia="Times New Roman" w:hAnsi="Times New Roman"/>
+                <w:color w:val="26352F"/>
                 <w:sz w:val="21"/>
                 <w:szCs w:val="21"/>
               </w:rPr>
@@ -1395,10 +1430,10 @@
           <w:tcPr>
             <w:tcW w:type="dxa" w:w="2700"/>
             <w:tcBorders>
-              <w:top w:val="single" w:color="AAB8C2" w:sz="5"/>
-              <w:left w:val="single" w:color="AAB8C2" w:sz="5"/>
-              <w:bottom w:val="single" w:color="AAB8C2" w:sz="5"/>
-              <w:right w:val="single" w:color="AAB8C2" w:sz="5"/>
+              <w:top w:val="single" w:color="C9BFAE" w:sz="5"/>
+              <w:left w:val="single" w:color="C9BFAE" w:sz="5"/>
+              <w:bottom w:val="single" w:color="C9BFAE" w:sz="5"/>
+              <w:right w:val="single" w:color="C9BFAE" w:sz="5"/>
             </w:tcBorders>
             <w:shd w:fill="F7F9FA" w:color="auto" w:val="clear"/>
             <w:tcMar>
@@ -1414,8 +1449,8 @@
             </w:pPr>
             <w:r>
               <w:rPr>
-                <w:rFonts w:ascii="Aptos" w:cs="Aptos" w:eastAsia="Aptos" w:hAnsi="Aptos"/>
-                <w:color w:val="1F2933"/>
+                <w:rFonts w:ascii="Times New Roman" w:cs="Times New Roman" w:eastAsia="Times New Roman" w:hAnsi="Times New Roman"/>
+                <w:color w:val="26352F"/>
                 <w:sz w:val="21"/>
                 <w:szCs w:val="21"/>
               </w:rPr>
@@ -1427,10 +1462,10 @@
           <w:tcPr>
             <w:tcW w:type="dxa" w:w="3910"/>
             <w:tcBorders>
-              <w:top w:val="single" w:color="AAB8C2" w:sz="5"/>
-              <w:left w:val="single" w:color="AAB8C2" w:sz="5"/>
-              <w:bottom w:val="single" w:color="AAB8C2" w:sz="5"/>
-              <w:right w:val="single" w:color="AAB8C2" w:sz="5"/>
+              <w:top w:val="single" w:color="C9BFAE" w:sz="5"/>
+              <w:left w:val="single" w:color="C9BFAE" w:sz="5"/>
+              <w:bottom w:val="single" w:color="C9BFAE" w:sz="5"/>
+              <w:right w:val="single" w:color="C9BFAE" w:sz="5"/>
             </w:tcBorders>
             <w:shd w:fill="F7F9FA" w:color="auto" w:val="clear"/>
             <w:tcMar>
@@ -1446,8 +1481,8 @@
             </w:pPr>
             <w:r>
               <w:rPr>
-                <w:rFonts w:ascii="Aptos" w:cs="Aptos" w:eastAsia="Aptos" w:hAnsi="Aptos"/>
-                <w:color w:val="1F2933"/>
+                <w:rFonts w:ascii="Times New Roman" w:cs="Times New Roman" w:eastAsia="Times New Roman" w:hAnsi="Times New Roman"/>
+                <w:color w:val="26352F"/>
                 <w:sz w:val="21"/>
                 <w:szCs w:val="21"/>
               </w:rPr>
@@ -1461,26 +1496,26 @@
           <w:tcPr>
             <w:tcW w:type="dxa" w:w="850"/>
             <w:tcBorders>
-              <w:top w:val="single" w:color="AAB8C2" w:sz="5"/>
-              <w:left w:val="single" w:color="AAB8C2" w:sz="5"/>
-              <w:bottom w:val="single" w:color="AAB8C2" w:sz="5"/>
-              <w:right w:val="single" w:color="AAB8C2" w:sz="5"/>
-            </w:tcBorders>
-            <w:tcMar>
-              <w:top w:type="dxa" w:w="90"/>
-              <w:left w:type="dxa" w:w="100"/>
-              <w:bottom w:type="dxa" w:w="90"/>
-              <w:right w:type="dxa" w:w="100"/>
-            </w:tcMar>
-          </w:tcPr>
-          <w:p>
-            <w:pPr>
-              <w:spacing w:after="0"/>
-            </w:pPr>
-            <w:r>
-              <w:rPr>
-                <w:rFonts w:ascii="Aptos" w:cs="Aptos" w:eastAsia="Aptos" w:hAnsi="Aptos"/>
-                <w:color w:val="1F2933"/>
+              <w:top w:val="single" w:color="C9BFAE" w:sz="5"/>
+              <w:left w:val="single" w:color="C9BFAE" w:sz="5"/>
+              <w:bottom w:val="single" w:color="C9BFAE" w:sz="5"/>
+              <w:right w:val="single" w:color="C9BFAE" w:sz="5"/>
+            </w:tcBorders>
+            <w:tcMar>
+              <w:top w:type="dxa" w:w="90"/>
+              <w:left w:type="dxa" w:w="100"/>
+              <w:bottom w:type="dxa" w:w="90"/>
+              <w:right w:type="dxa" w:w="100"/>
+            </w:tcMar>
+          </w:tcPr>
+          <w:p>
+            <w:pPr>
+              <w:spacing w:after="0"/>
+            </w:pPr>
+            <w:r>
+              <w:rPr>
+                <w:rFonts w:ascii="Times New Roman" w:cs="Times New Roman" w:eastAsia="Times New Roman" w:hAnsi="Times New Roman"/>
+                <w:color w:val="26352F"/>
                 <w:sz w:val="21"/>
                 <w:szCs w:val="21"/>
               </w:rPr>
@@ -1492,26 +1527,26 @@
           <w:tcPr>
             <w:tcW w:type="dxa" w:w="1900"/>
             <w:tcBorders>
-              <w:top w:val="single" w:color="AAB8C2" w:sz="5"/>
-              <w:left w:val="single" w:color="AAB8C2" w:sz="5"/>
-              <w:bottom w:val="single" w:color="AAB8C2" w:sz="5"/>
-              <w:right w:val="single" w:color="AAB8C2" w:sz="5"/>
-            </w:tcBorders>
-            <w:tcMar>
-              <w:top w:type="dxa" w:w="90"/>
-              <w:left w:type="dxa" w:w="100"/>
-              <w:bottom w:type="dxa" w:w="90"/>
-              <w:right w:type="dxa" w:w="100"/>
-            </w:tcMar>
-          </w:tcPr>
-          <w:p>
-            <w:pPr>
-              <w:spacing w:after="0"/>
-            </w:pPr>
-            <w:r>
-              <w:rPr>
-                <w:rFonts w:ascii="Aptos" w:cs="Aptos" w:eastAsia="Aptos" w:hAnsi="Aptos"/>
-                <w:color w:val="1F2933"/>
+              <w:top w:val="single" w:color="C9BFAE" w:sz="5"/>
+              <w:left w:val="single" w:color="C9BFAE" w:sz="5"/>
+              <w:bottom w:val="single" w:color="C9BFAE" w:sz="5"/>
+              <w:right w:val="single" w:color="C9BFAE" w:sz="5"/>
+            </w:tcBorders>
+            <w:tcMar>
+              <w:top w:type="dxa" w:w="90"/>
+              <w:left w:type="dxa" w:w="100"/>
+              <w:bottom w:type="dxa" w:w="90"/>
+              <w:right w:type="dxa" w:w="100"/>
+            </w:tcMar>
+          </w:tcPr>
+          <w:p>
+            <w:pPr>
+              <w:spacing w:after="0"/>
+            </w:pPr>
+            <w:r>
+              <w:rPr>
+                <w:rFonts w:ascii="Times New Roman" w:cs="Times New Roman" w:eastAsia="Times New Roman" w:hAnsi="Times New Roman"/>
+                <w:color w:val="26352F"/>
                 <w:sz w:val="21"/>
                 <w:szCs w:val="21"/>
               </w:rPr>
@@ -1523,26 +1558,26 @@
           <w:tcPr>
             <w:tcW w:type="dxa" w:w="2700"/>
             <w:tcBorders>
-              <w:top w:val="single" w:color="AAB8C2" w:sz="5"/>
-              <w:left w:val="single" w:color="AAB8C2" w:sz="5"/>
-              <w:bottom w:val="single" w:color="AAB8C2" w:sz="5"/>
-              <w:right w:val="single" w:color="AAB8C2" w:sz="5"/>
-            </w:tcBorders>
-            <w:tcMar>
-              <w:top w:type="dxa" w:w="90"/>
-              <w:left w:type="dxa" w:w="100"/>
-              <w:bottom w:type="dxa" w:w="90"/>
-              <w:right w:type="dxa" w:w="100"/>
-            </w:tcMar>
-          </w:tcPr>
-          <w:p>
-            <w:pPr>
-              <w:spacing w:after="0"/>
-            </w:pPr>
-            <w:r>
-              <w:rPr>
-                <w:rFonts w:ascii="Aptos" w:cs="Aptos" w:eastAsia="Aptos" w:hAnsi="Aptos"/>
-                <w:color w:val="1F2933"/>
+              <w:top w:val="single" w:color="C9BFAE" w:sz="5"/>
+              <w:left w:val="single" w:color="C9BFAE" w:sz="5"/>
+              <w:bottom w:val="single" w:color="C9BFAE" w:sz="5"/>
+              <w:right w:val="single" w:color="C9BFAE" w:sz="5"/>
+            </w:tcBorders>
+            <w:tcMar>
+              <w:top w:type="dxa" w:w="90"/>
+              <w:left w:type="dxa" w:w="100"/>
+              <w:bottom w:type="dxa" w:w="90"/>
+              <w:right w:type="dxa" w:w="100"/>
+            </w:tcMar>
+          </w:tcPr>
+          <w:p>
+            <w:pPr>
+              <w:spacing w:after="0"/>
+            </w:pPr>
+            <w:r>
+              <w:rPr>
+                <w:rFonts w:ascii="Times New Roman" w:cs="Times New Roman" w:eastAsia="Times New Roman" w:hAnsi="Times New Roman"/>
+                <w:color w:val="26352F"/>
                 <w:sz w:val="21"/>
                 <w:szCs w:val="21"/>
               </w:rPr>
@@ -1554,26 +1589,26 @@
           <w:tcPr>
             <w:tcW w:type="dxa" w:w="3910"/>
             <w:tcBorders>
-              <w:top w:val="single" w:color="AAB8C2" w:sz="5"/>
-              <w:left w:val="single" w:color="AAB8C2" w:sz="5"/>
-              <w:bottom w:val="single" w:color="AAB8C2" w:sz="5"/>
-              <w:right w:val="single" w:color="AAB8C2" w:sz="5"/>
-            </w:tcBorders>
-            <w:tcMar>
-              <w:top w:type="dxa" w:w="90"/>
-              <w:left w:type="dxa" w:w="100"/>
-              <w:bottom w:type="dxa" w:w="90"/>
-              <w:right w:type="dxa" w:w="100"/>
-            </w:tcMar>
-          </w:tcPr>
-          <w:p>
-            <w:pPr>
-              <w:spacing w:after="0"/>
-            </w:pPr>
-            <w:r>
-              <w:rPr>
-                <w:rFonts w:ascii="Aptos" w:cs="Aptos" w:eastAsia="Aptos" w:hAnsi="Aptos"/>
-                <w:color w:val="1F2933"/>
+              <w:top w:val="single" w:color="C9BFAE" w:sz="5"/>
+              <w:left w:val="single" w:color="C9BFAE" w:sz="5"/>
+              <w:bottom w:val="single" w:color="C9BFAE" w:sz="5"/>
+              <w:right w:val="single" w:color="C9BFAE" w:sz="5"/>
+            </w:tcBorders>
+            <w:tcMar>
+              <w:top w:type="dxa" w:w="90"/>
+              <w:left w:type="dxa" w:w="100"/>
+              <w:bottom w:type="dxa" w:w="90"/>
+              <w:right w:type="dxa" w:w="100"/>
+            </w:tcMar>
+          </w:tcPr>
+          <w:p>
+            <w:pPr>
+              <w:spacing w:after="0"/>
+            </w:pPr>
+            <w:r>
+              <w:rPr>
+                <w:rFonts w:ascii="Times New Roman" w:cs="Times New Roman" w:eastAsia="Times New Roman" w:hAnsi="Times New Roman"/>
+                <w:color w:val="26352F"/>
                 <w:sz w:val="21"/>
                 <w:szCs w:val="21"/>
               </w:rPr>
@@ -1587,10 +1622,10 @@
           <w:tcPr>
             <w:tcW w:type="dxa" w:w="850"/>
             <w:tcBorders>
-              <w:top w:val="single" w:color="AAB8C2" w:sz="5"/>
-              <w:left w:val="single" w:color="AAB8C2" w:sz="5"/>
-              <w:bottom w:val="single" w:color="AAB8C2" w:sz="5"/>
-              <w:right w:val="single" w:color="AAB8C2" w:sz="5"/>
+              <w:top w:val="single" w:color="C9BFAE" w:sz="5"/>
+              <w:left w:val="single" w:color="C9BFAE" w:sz="5"/>
+              <w:bottom w:val="single" w:color="C9BFAE" w:sz="5"/>
+              <w:right w:val="single" w:color="C9BFAE" w:sz="5"/>
             </w:tcBorders>
             <w:shd w:fill="F7F9FA" w:color="auto" w:val="clear"/>
             <w:tcMar>
@@ -1606,8 +1641,8 @@
             </w:pPr>
             <w:r>
               <w:rPr>
-                <w:rFonts w:ascii="Aptos" w:cs="Aptos" w:eastAsia="Aptos" w:hAnsi="Aptos"/>
-                <w:color w:val="1F2933"/>
+                <w:rFonts w:ascii="Times New Roman" w:cs="Times New Roman" w:eastAsia="Times New Roman" w:hAnsi="Times New Roman"/>
+                <w:color w:val="26352F"/>
                 <w:sz w:val="21"/>
                 <w:szCs w:val="21"/>
               </w:rPr>
@@ -1619,10 +1654,10 @@
           <w:tcPr>
             <w:tcW w:type="dxa" w:w="1900"/>
             <w:tcBorders>
-              <w:top w:val="single" w:color="AAB8C2" w:sz="5"/>
-              <w:left w:val="single" w:color="AAB8C2" w:sz="5"/>
-              <w:bottom w:val="single" w:color="AAB8C2" w:sz="5"/>
-              <w:right w:val="single" w:color="AAB8C2" w:sz="5"/>
+              <w:top w:val="single" w:color="C9BFAE" w:sz="5"/>
+              <w:left w:val="single" w:color="C9BFAE" w:sz="5"/>
+              <w:bottom w:val="single" w:color="C9BFAE" w:sz="5"/>
+              <w:right w:val="single" w:color="C9BFAE" w:sz="5"/>
             </w:tcBorders>
             <w:shd w:fill="F7F9FA" w:color="auto" w:val="clear"/>
             <w:tcMar>
@@ -1638,8 +1673,8 @@
             </w:pPr>
             <w:r>
               <w:rPr>
-                <w:rFonts w:ascii="Aptos" w:cs="Aptos" w:eastAsia="Aptos" w:hAnsi="Aptos"/>
-                <w:color w:val="1F2933"/>
+                <w:rFonts w:ascii="Times New Roman" w:cs="Times New Roman" w:eastAsia="Times New Roman" w:hAnsi="Times New Roman"/>
+                <w:color w:val="26352F"/>
                 <w:sz w:val="21"/>
                 <w:szCs w:val="21"/>
               </w:rPr>
@@ -1651,10 +1686,10 @@
           <w:tcPr>
             <w:tcW w:type="dxa" w:w="2700"/>
             <w:tcBorders>
-              <w:top w:val="single" w:color="AAB8C2" w:sz="5"/>
-              <w:left w:val="single" w:color="AAB8C2" w:sz="5"/>
-              <w:bottom w:val="single" w:color="AAB8C2" w:sz="5"/>
-              <w:right w:val="single" w:color="AAB8C2" w:sz="5"/>
+              <w:top w:val="single" w:color="C9BFAE" w:sz="5"/>
+              <w:left w:val="single" w:color="C9BFAE" w:sz="5"/>
+              <w:bottom w:val="single" w:color="C9BFAE" w:sz="5"/>
+              <w:right w:val="single" w:color="C9BFAE" w:sz="5"/>
             </w:tcBorders>
             <w:shd w:fill="F7F9FA" w:color="auto" w:val="clear"/>
             <w:tcMar>
@@ -1670,8 +1705,8 @@
             </w:pPr>
             <w:r>
               <w:rPr>
-                <w:rFonts w:ascii="Aptos" w:cs="Aptos" w:eastAsia="Aptos" w:hAnsi="Aptos"/>
-                <w:color w:val="1F2933"/>
+                <w:rFonts w:ascii="Times New Roman" w:cs="Times New Roman" w:eastAsia="Times New Roman" w:hAnsi="Times New Roman"/>
+                <w:color w:val="26352F"/>
                 <w:sz w:val="21"/>
                 <w:szCs w:val="21"/>
               </w:rPr>
@@ -1683,10 +1718,10 @@
           <w:tcPr>
             <w:tcW w:type="dxa" w:w="3910"/>
             <w:tcBorders>
-              <w:top w:val="single" w:color="AAB8C2" w:sz="5"/>
-              <w:left w:val="single" w:color="AAB8C2" w:sz="5"/>
-              <w:bottom w:val="single" w:color="AAB8C2" w:sz="5"/>
-              <w:right w:val="single" w:color="AAB8C2" w:sz="5"/>
+              <w:top w:val="single" w:color="C9BFAE" w:sz="5"/>
+              <w:left w:val="single" w:color="C9BFAE" w:sz="5"/>
+              <w:bottom w:val="single" w:color="C9BFAE" w:sz="5"/>
+              <w:right w:val="single" w:color="C9BFAE" w:sz="5"/>
             </w:tcBorders>
             <w:shd w:fill="F7F9FA" w:color="auto" w:val="clear"/>
             <w:tcMar>
@@ -1702,8 +1737,8 @@
             </w:pPr>
             <w:r>
               <w:rPr>
-                <w:rFonts w:ascii="Aptos" w:cs="Aptos" w:eastAsia="Aptos" w:hAnsi="Aptos"/>
-                <w:color w:val="1F2933"/>
+                <w:rFonts w:ascii="Times New Roman" w:cs="Times New Roman" w:eastAsia="Times New Roman" w:hAnsi="Times New Roman"/>
+                <w:color w:val="26352F"/>
                 <w:sz w:val="21"/>
                 <w:szCs w:val="21"/>
               </w:rPr>
@@ -1717,26 +1752,26 @@
           <w:tcPr>
             <w:tcW w:type="dxa" w:w="850"/>
             <w:tcBorders>
-              <w:top w:val="single" w:color="AAB8C2" w:sz="5"/>
-              <w:left w:val="single" w:color="AAB8C2" w:sz="5"/>
-              <w:bottom w:val="single" w:color="AAB8C2" w:sz="5"/>
-              <w:right w:val="single" w:color="AAB8C2" w:sz="5"/>
-            </w:tcBorders>
-            <w:tcMar>
-              <w:top w:type="dxa" w:w="90"/>
-              <w:left w:type="dxa" w:w="100"/>
-              <w:bottom w:type="dxa" w:w="90"/>
-              <w:right w:type="dxa" w:w="100"/>
-            </w:tcMar>
-          </w:tcPr>
-          <w:p>
-            <w:pPr>
-              <w:spacing w:after="0"/>
-            </w:pPr>
-            <w:r>
-              <w:rPr>
-                <w:rFonts w:ascii="Aptos" w:cs="Aptos" w:eastAsia="Aptos" w:hAnsi="Aptos"/>
-                <w:color w:val="1F2933"/>
+              <w:top w:val="single" w:color="C9BFAE" w:sz="5"/>
+              <w:left w:val="single" w:color="C9BFAE" w:sz="5"/>
+              <w:bottom w:val="single" w:color="C9BFAE" w:sz="5"/>
+              <w:right w:val="single" w:color="C9BFAE" w:sz="5"/>
+            </w:tcBorders>
+            <w:tcMar>
+              <w:top w:type="dxa" w:w="90"/>
+              <w:left w:type="dxa" w:w="100"/>
+              <w:bottom w:type="dxa" w:w="90"/>
+              <w:right w:type="dxa" w:w="100"/>
+            </w:tcMar>
+          </w:tcPr>
+          <w:p>
+            <w:pPr>
+              <w:spacing w:after="0"/>
+            </w:pPr>
+            <w:r>
+              <w:rPr>
+                <w:rFonts w:ascii="Times New Roman" w:cs="Times New Roman" w:eastAsia="Times New Roman" w:hAnsi="Times New Roman"/>
+                <w:color w:val="26352F"/>
                 <w:sz w:val="21"/>
                 <w:szCs w:val="21"/>
               </w:rPr>
@@ -1748,26 +1783,26 @@
           <w:tcPr>
             <w:tcW w:type="dxa" w:w="1900"/>
             <w:tcBorders>
-              <w:top w:val="single" w:color="AAB8C2" w:sz="5"/>
-              <w:left w:val="single" w:color="AAB8C2" w:sz="5"/>
-              <w:bottom w:val="single" w:color="AAB8C2" w:sz="5"/>
-              <w:right w:val="single" w:color="AAB8C2" w:sz="5"/>
-            </w:tcBorders>
-            <w:tcMar>
-              <w:top w:type="dxa" w:w="90"/>
-              <w:left w:type="dxa" w:w="100"/>
-              <w:bottom w:type="dxa" w:w="90"/>
-              <w:right w:type="dxa" w:w="100"/>
-            </w:tcMar>
-          </w:tcPr>
-          <w:p>
-            <w:pPr>
-              <w:spacing w:after="0"/>
-            </w:pPr>
-            <w:r>
-              <w:rPr>
-                <w:rFonts w:ascii="Aptos" w:cs="Aptos" w:eastAsia="Aptos" w:hAnsi="Aptos"/>
-                <w:color w:val="1F2933"/>
+              <w:top w:val="single" w:color="C9BFAE" w:sz="5"/>
+              <w:left w:val="single" w:color="C9BFAE" w:sz="5"/>
+              <w:bottom w:val="single" w:color="C9BFAE" w:sz="5"/>
+              <w:right w:val="single" w:color="C9BFAE" w:sz="5"/>
+            </w:tcBorders>
+            <w:tcMar>
+              <w:top w:type="dxa" w:w="90"/>
+              <w:left w:type="dxa" w:w="100"/>
+              <w:bottom w:type="dxa" w:w="90"/>
+              <w:right w:type="dxa" w:w="100"/>
+            </w:tcMar>
+          </w:tcPr>
+          <w:p>
+            <w:pPr>
+              <w:spacing w:after="0"/>
+            </w:pPr>
+            <w:r>
+              <w:rPr>
+                <w:rFonts w:ascii="Times New Roman" w:cs="Times New Roman" w:eastAsia="Times New Roman" w:hAnsi="Times New Roman"/>
+                <w:color w:val="26352F"/>
                 <w:sz w:val="21"/>
                 <w:szCs w:val="21"/>
               </w:rPr>
@@ -1779,26 +1814,26 @@
           <w:tcPr>
             <w:tcW w:type="dxa" w:w="2700"/>
             <w:tcBorders>
-              <w:top w:val="single" w:color="AAB8C2" w:sz="5"/>
-              <w:left w:val="single" w:color="AAB8C2" w:sz="5"/>
-              <w:bottom w:val="single" w:color="AAB8C2" w:sz="5"/>
-              <w:right w:val="single" w:color="AAB8C2" w:sz="5"/>
-            </w:tcBorders>
-            <w:tcMar>
-              <w:top w:type="dxa" w:w="90"/>
-              <w:left w:type="dxa" w:w="100"/>
-              <w:bottom w:type="dxa" w:w="90"/>
-              <w:right w:type="dxa" w:w="100"/>
-            </w:tcMar>
-          </w:tcPr>
-          <w:p>
-            <w:pPr>
-              <w:spacing w:after="0"/>
-            </w:pPr>
-            <w:r>
-              <w:rPr>
-                <w:rFonts w:ascii="Aptos" w:cs="Aptos" w:eastAsia="Aptos" w:hAnsi="Aptos"/>
-                <w:color w:val="1F2933"/>
+              <w:top w:val="single" w:color="C9BFAE" w:sz="5"/>
+              <w:left w:val="single" w:color="C9BFAE" w:sz="5"/>
+              <w:bottom w:val="single" w:color="C9BFAE" w:sz="5"/>
+              <w:right w:val="single" w:color="C9BFAE" w:sz="5"/>
+            </w:tcBorders>
+            <w:tcMar>
+              <w:top w:type="dxa" w:w="90"/>
+              <w:left w:type="dxa" w:w="100"/>
+              <w:bottom w:type="dxa" w:w="90"/>
+              <w:right w:type="dxa" w:w="100"/>
+            </w:tcMar>
+          </w:tcPr>
+          <w:p>
+            <w:pPr>
+              <w:spacing w:after="0"/>
+            </w:pPr>
+            <w:r>
+              <w:rPr>
+                <w:rFonts w:ascii="Times New Roman" w:cs="Times New Roman" w:eastAsia="Times New Roman" w:hAnsi="Times New Roman"/>
+                <w:color w:val="26352F"/>
                 <w:sz w:val="21"/>
                 <w:szCs w:val="21"/>
               </w:rPr>
@@ -1810,26 +1845,26 @@
           <w:tcPr>
             <w:tcW w:type="dxa" w:w="3910"/>
             <w:tcBorders>
-              <w:top w:val="single" w:color="AAB8C2" w:sz="5"/>
-              <w:left w:val="single" w:color="AAB8C2" w:sz="5"/>
-              <w:bottom w:val="single" w:color="AAB8C2" w:sz="5"/>
-              <w:right w:val="single" w:color="AAB8C2" w:sz="5"/>
-            </w:tcBorders>
-            <w:tcMar>
-              <w:top w:type="dxa" w:w="90"/>
-              <w:left w:type="dxa" w:w="100"/>
-              <w:bottom w:type="dxa" w:w="90"/>
-              <w:right w:type="dxa" w:w="100"/>
-            </w:tcMar>
-          </w:tcPr>
-          <w:p>
-            <w:pPr>
-              <w:spacing w:after="0"/>
-            </w:pPr>
-            <w:r>
-              <w:rPr>
-                <w:rFonts w:ascii="Aptos" w:cs="Aptos" w:eastAsia="Aptos" w:hAnsi="Aptos"/>
-                <w:color w:val="1F2933"/>
+              <w:top w:val="single" w:color="C9BFAE" w:sz="5"/>
+              <w:left w:val="single" w:color="C9BFAE" w:sz="5"/>
+              <w:bottom w:val="single" w:color="C9BFAE" w:sz="5"/>
+              <w:right w:val="single" w:color="C9BFAE" w:sz="5"/>
+            </w:tcBorders>
+            <w:tcMar>
+              <w:top w:type="dxa" w:w="90"/>
+              <w:left w:type="dxa" w:w="100"/>
+              <w:bottom w:type="dxa" w:w="90"/>
+              <w:right w:type="dxa" w:w="100"/>
+            </w:tcMar>
+          </w:tcPr>
+          <w:p>
+            <w:pPr>
+              <w:spacing w:after="0"/>
+            </w:pPr>
+            <w:r>
+              <w:rPr>
+                <w:rFonts w:ascii="Times New Roman" w:cs="Times New Roman" w:eastAsia="Times New Roman" w:hAnsi="Times New Roman"/>
+                <w:color w:val="26352F"/>
                 <w:sz w:val="21"/>
                 <w:szCs w:val="21"/>
               </w:rPr>
@@ -1843,10 +1878,10 @@
           <w:tcPr>
             <w:tcW w:type="dxa" w:w="850"/>
             <w:tcBorders>
-              <w:top w:val="single" w:color="AAB8C2" w:sz="5"/>
-              <w:left w:val="single" w:color="AAB8C2" w:sz="5"/>
-              <w:bottom w:val="single" w:color="AAB8C2" w:sz="5"/>
-              <w:right w:val="single" w:color="AAB8C2" w:sz="5"/>
+              <w:top w:val="single" w:color="C9BFAE" w:sz="5"/>
+              <w:left w:val="single" w:color="C9BFAE" w:sz="5"/>
+              <w:bottom w:val="single" w:color="C9BFAE" w:sz="5"/>
+              <w:right w:val="single" w:color="C9BFAE" w:sz="5"/>
             </w:tcBorders>
             <w:shd w:fill="F7F9FA" w:color="auto" w:val="clear"/>
             <w:tcMar>
@@ -1862,8 +1897,8 @@
             </w:pPr>
             <w:r>
               <w:rPr>
-                <w:rFonts w:ascii="Aptos" w:cs="Aptos" w:eastAsia="Aptos" w:hAnsi="Aptos"/>
-                <w:color w:val="1F2933"/>
+                <w:rFonts w:ascii="Times New Roman" w:cs="Times New Roman" w:eastAsia="Times New Roman" w:hAnsi="Times New Roman"/>
+                <w:color w:val="26352F"/>
                 <w:sz w:val="21"/>
                 <w:szCs w:val="21"/>
               </w:rPr>
@@ -1875,10 +1910,10 @@
           <w:tcPr>
             <w:tcW w:type="dxa" w:w="1900"/>
             <w:tcBorders>
-              <w:top w:val="single" w:color="AAB8C2" w:sz="5"/>
-              <w:left w:val="single" w:color="AAB8C2" w:sz="5"/>
-              <w:bottom w:val="single" w:color="AAB8C2" w:sz="5"/>
-              <w:right w:val="single" w:color="AAB8C2" w:sz="5"/>
+              <w:top w:val="single" w:color="C9BFAE" w:sz="5"/>
+              <w:left w:val="single" w:color="C9BFAE" w:sz="5"/>
+              <w:bottom w:val="single" w:color="C9BFAE" w:sz="5"/>
+              <w:right w:val="single" w:color="C9BFAE" w:sz="5"/>
             </w:tcBorders>
             <w:shd w:fill="F7F9FA" w:color="auto" w:val="clear"/>
             <w:tcMar>
@@ -1894,8 +1929,8 @@
             </w:pPr>
             <w:r>
               <w:rPr>
-                <w:rFonts w:ascii="Aptos" w:cs="Aptos" w:eastAsia="Aptos" w:hAnsi="Aptos"/>
-                <w:color w:val="1F2933"/>
+                <w:rFonts w:ascii="Times New Roman" w:cs="Times New Roman" w:eastAsia="Times New Roman" w:hAnsi="Times New Roman"/>
+                <w:color w:val="26352F"/>
                 <w:sz w:val="21"/>
                 <w:szCs w:val="21"/>
               </w:rPr>
@@ -1907,10 +1942,10 @@
           <w:tcPr>
             <w:tcW w:type="dxa" w:w="2700"/>
             <w:tcBorders>
-              <w:top w:val="single" w:color="AAB8C2" w:sz="5"/>
-              <w:left w:val="single" w:color="AAB8C2" w:sz="5"/>
-              <w:bottom w:val="single" w:color="AAB8C2" w:sz="5"/>
-              <w:right w:val="single" w:color="AAB8C2" w:sz="5"/>
+              <w:top w:val="single" w:color="C9BFAE" w:sz="5"/>
+              <w:left w:val="single" w:color="C9BFAE" w:sz="5"/>
+              <w:bottom w:val="single" w:color="C9BFAE" w:sz="5"/>
+              <w:right w:val="single" w:color="C9BFAE" w:sz="5"/>
             </w:tcBorders>
             <w:shd w:fill="F7F9FA" w:color="auto" w:val="clear"/>
             <w:tcMar>
@@ -1926,8 +1961,8 @@
             </w:pPr>
             <w:r>
               <w:rPr>
-                <w:rFonts w:ascii="Aptos" w:cs="Aptos" w:eastAsia="Aptos" w:hAnsi="Aptos"/>
-                <w:color w:val="1F2933"/>
+                <w:rFonts w:ascii="Times New Roman" w:cs="Times New Roman" w:eastAsia="Times New Roman" w:hAnsi="Times New Roman"/>
+                <w:color w:val="26352F"/>
                 <w:sz w:val="21"/>
                 <w:szCs w:val="21"/>
               </w:rPr>
@@ -1939,10 +1974,10 @@
           <w:tcPr>
             <w:tcW w:type="dxa" w:w="3910"/>
             <w:tcBorders>
-              <w:top w:val="single" w:color="AAB8C2" w:sz="5"/>
-              <w:left w:val="single" w:color="AAB8C2" w:sz="5"/>
-              <w:bottom w:val="single" w:color="AAB8C2" w:sz="5"/>
-              <w:right w:val="single" w:color="AAB8C2" w:sz="5"/>
+              <w:top w:val="single" w:color="C9BFAE" w:sz="5"/>
+              <w:left w:val="single" w:color="C9BFAE" w:sz="5"/>
+              <w:bottom w:val="single" w:color="C9BFAE" w:sz="5"/>
+              <w:right w:val="single" w:color="C9BFAE" w:sz="5"/>
             </w:tcBorders>
             <w:shd w:fill="F7F9FA" w:color="auto" w:val="clear"/>
             <w:tcMar>
@@ -1958,8 +1993,8 @@
             </w:pPr>
             <w:r>
               <w:rPr>
-                <w:rFonts w:ascii="Aptos" w:cs="Aptos" w:eastAsia="Aptos" w:hAnsi="Aptos"/>
-                <w:color w:val="1F2933"/>
+                <w:rFonts w:ascii="Times New Roman" w:cs="Times New Roman" w:eastAsia="Times New Roman" w:hAnsi="Times New Roman"/>
+                <w:color w:val="26352F"/>
                 <w:sz w:val="21"/>
                 <w:szCs w:val="21"/>
               </w:rPr>
@@ -1973,26 +2008,26 @@
           <w:tcPr>
             <w:tcW w:type="dxa" w:w="850"/>
             <w:tcBorders>
-              <w:top w:val="single" w:color="AAB8C2" w:sz="5"/>
-              <w:left w:val="single" w:color="AAB8C2" w:sz="5"/>
-              <w:bottom w:val="single" w:color="AAB8C2" w:sz="5"/>
-              <w:right w:val="single" w:color="AAB8C2" w:sz="5"/>
-            </w:tcBorders>
-            <w:tcMar>
-              <w:top w:type="dxa" w:w="90"/>
-              <w:left w:type="dxa" w:w="100"/>
-              <w:bottom w:type="dxa" w:w="90"/>
-              <w:right w:type="dxa" w:w="100"/>
-            </w:tcMar>
-          </w:tcPr>
-          <w:p>
-            <w:pPr>
-              <w:spacing w:after="0"/>
-            </w:pPr>
-            <w:r>
-              <w:rPr>
-                <w:rFonts w:ascii="Aptos" w:cs="Aptos" w:eastAsia="Aptos" w:hAnsi="Aptos"/>
-                <w:color w:val="1F2933"/>
+              <w:top w:val="single" w:color="C9BFAE" w:sz="5"/>
+              <w:left w:val="single" w:color="C9BFAE" w:sz="5"/>
+              <w:bottom w:val="single" w:color="C9BFAE" w:sz="5"/>
+              <w:right w:val="single" w:color="C9BFAE" w:sz="5"/>
+            </w:tcBorders>
+            <w:tcMar>
+              <w:top w:type="dxa" w:w="90"/>
+              <w:left w:type="dxa" w:w="100"/>
+              <w:bottom w:type="dxa" w:w="90"/>
+              <w:right w:type="dxa" w:w="100"/>
+            </w:tcMar>
+          </w:tcPr>
+          <w:p>
+            <w:pPr>
+              <w:spacing w:after="0"/>
+            </w:pPr>
+            <w:r>
+              <w:rPr>
+                <w:rFonts w:ascii="Times New Roman" w:cs="Times New Roman" w:eastAsia="Times New Roman" w:hAnsi="Times New Roman"/>
+                <w:color w:val="26352F"/>
                 <w:sz w:val="21"/>
                 <w:szCs w:val="21"/>
               </w:rPr>
@@ -2004,26 +2039,26 @@
           <w:tcPr>
             <w:tcW w:type="dxa" w:w="1900"/>
             <w:tcBorders>
-              <w:top w:val="single" w:color="AAB8C2" w:sz="5"/>
-              <w:left w:val="single" w:color="AAB8C2" w:sz="5"/>
-              <w:bottom w:val="single" w:color="AAB8C2" w:sz="5"/>
-              <w:right w:val="single" w:color="AAB8C2" w:sz="5"/>
-            </w:tcBorders>
-            <w:tcMar>
-              <w:top w:type="dxa" w:w="90"/>
-              <w:left w:type="dxa" w:w="100"/>
-              <w:bottom w:type="dxa" w:w="90"/>
-              <w:right w:type="dxa" w:w="100"/>
-            </w:tcMar>
-          </w:tcPr>
-          <w:p>
-            <w:pPr>
-              <w:spacing w:after="0"/>
-            </w:pPr>
-            <w:r>
-              <w:rPr>
-                <w:rFonts w:ascii="Aptos" w:cs="Aptos" w:eastAsia="Aptos" w:hAnsi="Aptos"/>
-                <w:color w:val="1F2933"/>
+              <w:top w:val="single" w:color="C9BFAE" w:sz="5"/>
+              <w:left w:val="single" w:color="C9BFAE" w:sz="5"/>
+              <w:bottom w:val="single" w:color="C9BFAE" w:sz="5"/>
+              <w:right w:val="single" w:color="C9BFAE" w:sz="5"/>
+            </w:tcBorders>
+            <w:tcMar>
+              <w:top w:type="dxa" w:w="90"/>
+              <w:left w:type="dxa" w:w="100"/>
+              <w:bottom w:type="dxa" w:w="90"/>
+              <w:right w:type="dxa" w:w="100"/>
+            </w:tcMar>
+          </w:tcPr>
+          <w:p>
+            <w:pPr>
+              <w:spacing w:after="0"/>
+            </w:pPr>
+            <w:r>
+              <w:rPr>
+                <w:rFonts w:ascii="Times New Roman" w:cs="Times New Roman" w:eastAsia="Times New Roman" w:hAnsi="Times New Roman"/>
+                <w:color w:val="26352F"/>
                 <w:sz w:val="21"/>
                 <w:szCs w:val="21"/>
               </w:rPr>
@@ -2035,26 +2070,26 @@
           <w:tcPr>
             <w:tcW w:type="dxa" w:w="2700"/>
             <w:tcBorders>
-              <w:top w:val="single" w:color="AAB8C2" w:sz="5"/>
-              <w:left w:val="single" w:color="AAB8C2" w:sz="5"/>
-              <w:bottom w:val="single" w:color="AAB8C2" w:sz="5"/>
-              <w:right w:val="single" w:color="AAB8C2" w:sz="5"/>
-            </w:tcBorders>
-            <w:tcMar>
-              <w:top w:type="dxa" w:w="90"/>
-              <w:left w:type="dxa" w:w="100"/>
-              <w:bottom w:type="dxa" w:w="90"/>
-              <w:right w:type="dxa" w:w="100"/>
-            </w:tcMar>
-          </w:tcPr>
-          <w:p>
-            <w:pPr>
-              <w:spacing w:after="0"/>
-            </w:pPr>
-            <w:r>
-              <w:rPr>
-                <w:rFonts w:ascii="Aptos" w:cs="Aptos" w:eastAsia="Aptos" w:hAnsi="Aptos"/>
-                <w:color w:val="1F2933"/>
+              <w:top w:val="single" w:color="C9BFAE" w:sz="5"/>
+              <w:left w:val="single" w:color="C9BFAE" w:sz="5"/>
+              <w:bottom w:val="single" w:color="C9BFAE" w:sz="5"/>
+              <w:right w:val="single" w:color="C9BFAE" w:sz="5"/>
+            </w:tcBorders>
+            <w:tcMar>
+              <w:top w:type="dxa" w:w="90"/>
+              <w:left w:type="dxa" w:w="100"/>
+              <w:bottom w:type="dxa" w:w="90"/>
+              <w:right w:type="dxa" w:w="100"/>
+            </w:tcMar>
+          </w:tcPr>
+          <w:p>
+            <w:pPr>
+              <w:spacing w:after="0"/>
+            </w:pPr>
+            <w:r>
+              <w:rPr>
+                <w:rFonts w:ascii="Times New Roman" w:cs="Times New Roman" w:eastAsia="Times New Roman" w:hAnsi="Times New Roman"/>
+                <w:color w:val="26352F"/>
                 <w:sz w:val="21"/>
                 <w:szCs w:val="21"/>
               </w:rPr>
@@ -2066,26 +2101,26 @@
           <w:tcPr>
             <w:tcW w:type="dxa" w:w="3910"/>
             <w:tcBorders>
-              <w:top w:val="single" w:color="AAB8C2" w:sz="5"/>
-              <w:left w:val="single" w:color="AAB8C2" w:sz="5"/>
-              <w:bottom w:val="single" w:color="AAB8C2" w:sz="5"/>
-              <w:right w:val="single" w:color="AAB8C2" w:sz="5"/>
-            </w:tcBorders>
-            <w:tcMar>
-              <w:top w:type="dxa" w:w="90"/>
-              <w:left w:type="dxa" w:w="100"/>
-              <w:bottom w:type="dxa" w:w="90"/>
-              <w:right w:type="dxa" w:w="100"/>
-            </w:tcMar>
-          </w:tcPr>
-          <w:p>
-            <w:pPr>
-              <w:spacing w:after="0"/>
-            </w:pPr>
-            <w:r>
-              <w:rPr>
-                <w:rFonts w:ascii="Aptos" w:cs="Aptos" w:eastAsia="Aptos" w:hAnsi="Aptos"/>
-                <w:color w:val="1F2933"/>
+              <w:top w:val="single" w:color="C9BFAE" w:sz="5"/>
+              <w:left w:val="single" w:color="C9BFAE" w:sz="5"/>
+              <w:bottom w:val="single" w:color="C9BFAE" w:sz="5"/>
+              <w:right w:val="single" w:color="C9BFAE" w:sz="5"/>
+            </w:tcBorders>
+            <w:tcMar>
+              <w:top w:type="dxa" w:w="90"/>
+              <w:left w:type="dxa" w:w="100"/>
+              <w:bottom w:type="dxa" w:w="90"/>
+              <w:right w:type="dxa" w:w="100"/>
+            </w:tcMar>
+          </w:tcPr>
+          <w:p>
+            <w:pPr>
+              <w:spacing w:after="0"/>
+            </w:pPr>
+            <w:r>
+              <w:rPr>
+                <w:rFonts w:ascii="Times New Roman" w:cs="Times New Roman" w:eastAsia="Times New Roman" w:hAnsi="Times New Roman"/>
+                <w:color w:val="26352F"/>
                 <w:sz w:val="21"/>
                 <w:szCs w:val="21"/>
               </w:rPr>
@@ -2099,10 +2134,10 @@
           <w:tcPr>
             <w:tcW w:type="dxa" w:w="850"/>
             <w:tcBorders>
-              <w:top w:val="single" w:color="AAB8C2" w:sz="5"/>
-              <w:left w:val="single" w:color="AAB8C2" w:sz="5"/>
-              <w:bottom w:val="single" w:color="AAB8C2" w:sz="5"/>
-              <w:right w:val="single" w:color="AAB8C2" w:sz="5"/>
+              <w:top w:val="single" w:color="C9BFAE" w:sz="5"/>
+              <w:left w:val="single" w:color="C9BFAE" w:sz="5"/>
+              <w:bottom w:val="single" w:color="C9BFAE" w:sz="5"/>
+              <w:right w:val="single" w:color="C9BFAE" w:sz="5"/>
             </w:tcBorders>
             <w:shd w:fill="F7F9FA" w:color="auto" w:val="clear"/>
             <w:tcMar>
@@ -2118,8 +2153,8 @@
             </w:pPr>
             <w:r>
               <w:rPr>
-                <w:rFonts w:ascii="Aptos" w:cs="Aptos" w:eastAsia="Aptos" w:hAnsi="Aptos"/>
-                <w:color w:val="1F2933"/>
+                <w:rFonts w:ascii="Times New Roman" w:cs="Times New Roman" w:eastAsia="Times New Roman" w:hAnsi="Times New Roman"/>
+                <w:color w:val="26352F"/>
                 <w:sz w:val="21"/>
                 <w:szCs w:val="21"/>
               </w:rPr>
@@ -2131,10 +2166,10 @@
           <w:tcPr>
             <w:tcW w:type="dxa" w:w="1900"/>
             <w:tcBorders>
-              <w:top w:val="single" w:color="AAB8C2" w:sz="5"/>
-              <w:left w:val="single" w:color="AAB8C2" w:sz="5"/>
-              <w:bottom w:val="single" w:color="AAB8C2" w:sz="5"/>
-              <w:right w:val="single" w:color="AAB8C2" w:sz="5"/>
+              <w:top w:val="single" w:color="C9BFAE" w:sz="5"/>
+              <w:left w:val="single" w:color="C9BFAE" w:sz="5"/>
+              <w:bottom w:val="single" w:color="C9BFAE" w:sz="5"/>
+              <w:right w:val="single" w:color="C9BFAE" w:sz="5"/>
             </w:tcBorders>
             <w:shd w:fill="F7F9FA" w:color="auto" w:val="clear"/>
             <w:tcMar>
@@ -2150,8 +2185,8 @@
             </w:pPr>
             <w:r>
               <w:rPr>
-                <w:rFonts w:ascii="Aptos" w:cs="Aptos" w:eastAsia="Aptos" w:hAnsi="Aptos"/>
-                <w:color w:val="1F2933"/>
+                <w:rFonts w:ascii="Times New Roman" w:cs="Times New Roman" w:eastAsia="Times New Roman" w:hAnsi="Times New Roman"/>
+                <w:color w:val="26352F"/>
                 <w:sz w:val="21"/>
                 <w:szCs w:val="21"/>
               </w:rPr>
@@ -2163,10 +2198,10 @@
           <w:tcPr>
             <w:tcW w:type="dxa" w:w="2700"/>
             <w:tcBorders>
-              <w:top w:val="single" w:color="AAB8C2" w:sz="5"/>
-              <w:left w:val="single" w:color="AAB8C2" w:sz="5"/>
-              <w:bottom w:val="single" w:color="AAB8C2" w:sz="5"/>
-              <w:right w:val="single" w:color="AAB8C2" w:sz="5"/>
+              <w:top w:val="single" w:color="C9BFAE" w:sz="5"/>
+              <w:left w:val="single" w:color="C9BFAE" w:sz="5"/>
+              <w:bottom w:val="single" w:color="C9BFAE" w:sz="5"/>
+              <w:right w:val="single" w:color="C9BFAE" w:sz="5"/>
             </w:tcBorders>
             <w:shd w:fill="F7F9FA" w:color="auto" w:val="clear"/>
             <w:tcMar>
@@ -2182,8 +2217,8 @@
             </w:pPr>
             <w:r>
               <w:rPr>
-                <w:rFonts w:ascii="Aptos" w:cs="Aptos" w:eastAsia="Aptos" w:hAnsi="Aptos"/>
-                <w:color w:val="1F2933"/>
+                <w:rFonts w:ascii="Times New Roman" w:cs="Times New Roman" w:eastAsia="Times New Roman" w:hAnsi="Times New Roman"/>
+                <w:color w:val="26352F"/>
                 <w:sz w:val="21"/>
                 <w:szCs w:val="21"/>
               </w:rPr>
@@ -2195,10 +2230,10 @@
           <w:tcPr>
             <w:tcW w:type="dxa" w:w="3910"/>
             <w:tcBorders>
-              <w:top w:val="single" w:color="AAB8C2" w:sz="5"/>
-              <w:left w:val="single" w:color="AAB8C2" w:sz="5"/>
-              <w:bottom w:val="single" w:color="AAB8C2" w:sz="5"/>
-              <w:right w:val="single" w:color="AAB8C2" w:sz="5"/>
+              <w:top w:val="single" w:color="C9BFAE" w:sz="5"/>
+              <w:left w:val="single" w:color="C9BFAE" w:sz="5"/>
+              <w:bottom w:val="single" w:color="C9BFAE" w:sz="5"/>
+              <w:right w:val="single" w:color="C9BFAE" w:sz="5"/>
             </w:tcBorders>
             <w:shd w:fill="F7F9FA" w:color="auto" w:val="clear"/>
             <w:tcMar>
@@ -2214,8 +2249,8 @@
             </w:pPr>
             <w:r>
               <w:rPr>
-                <w:rFonts w:ascii="Aptos" w:cs="Aptos" w:eastAsia="Aptos" w:hAnsi="Aptos"/>
-                <w:color w:val="1F2933"/>
+                <w:rFonts w:ascii="Times New Roman" w:cs="Times New Roman" w:eastAsia="Times New Roman" w:hAnsi="Times New Roman"/>
+                <w:color w:val="26352F"/>
                 <w:sz w:val="21"/>
                 <w:szCs w:val="21"/>
               </w:rPr>
@@ -2229,26 +2264,26 @@
           <w:tcPr>
             <w:tcW w:type="dxa" w:w="850"/>
             <w:tcBorders>
-              <w:top w:val="single" w:color="AAB8C2" w:sz="5"/>
-              <w:left w:val="single" w:color="AAB8C2" w:sz="5"/>
-              <w:bottom w:val="single" w:color="AAB8C2" w:sz="5"/>
-              <w:right w:val="single" w:color="AAB8C2" w:sz="5"/>
-            </w:tcBorders>
-            <w:tcMar>
-              <w:top w:type="dxa" w:w="90"/>
-              <w:left w:type="dxa" w:w="100"/>
-              <w:bottom w:type="dxa" w:w="90"/>
-              <w:right w:type="dxa" w:w="100"/>
-            </w:tcMar>
-          </w:tcPr>
-          <w:p>
-            <w:pPr>
-              <w:spacing w:after="0"/>
-            </w:pPr>
-            <w:r>
-              <w:rPr>
-                <w:rFonts w:ascii="Aptos" w:cs="Aptos" w:eastAsia="Aptos" w:hAnsi="Aptos"/>
-                <w:color w:val="1F2933"/>
+              <w:top w:val="single" w:color="C9BFAE" w:sz="5"/>
+              <w:left w:val="single" w:color="C9BFAE" w:sz="5"/>
+              <w:bottom w:val="single" w:color="C9BFAE" w:sz="5"/>
+              <w:right w:val="single" w:color="C9BFAE" w:sz="5"/>
+            </w:tcBorders>
+            <w:tcMar>
+              <w:top w:type="dxa" w:w="90"/>
+              <w:left w:type="dxa" w:w="100"/>
+              <w:bottom w:type="dxa" w:w="90"/>
+              <w:right w:type="dxa" w:w="100"/>
+            </w:tcMar>
+          </w:tcPr>
+          <w:p>
+            <w:pPr>
+              <w:spacing w:after="0"/>
+            </w:pPr>
+            <w:r>
+              <w:rPr>
+                <w:rFonts w:ascii="Times New Roman" w:cs="Times New Roman" w:eastAsia="Times New Roman" w:hAnsi="Times New Roman"/>
+                <w:color w:val="26352F"/>
                 <w:sz w:val="21"/>
                 <w:szCs w:val="21"/>
               </w:rPr>
@@ -2260,26 +2295,26 @@
           <w:tcPr>
             <w:tcW w:type="dxa" w:w="1900"/>
             <w:tcBorders>
-              <w:top w:val="single" w:color="AAB8C2" w:sz="5"/>
-              <w:left w:val="single" w:color="AAB8C2" w:sz="5"/>
-              <w:bottom w:val="single" w:color="AAB8C2" w:sz="5"/>
-              <w:right w:val="single" w:color="AAB8C2" w:sz="5"/>
-            </w:tcBorders>
-            <w:tcMar>
-              <w:top w:type="dxa" w:w="90"/>
-              <w:left w:type="dxa" w:w="100"/>
-              <w:bottom w:type="dxa" w:w="90"/>
-              <w:right w:type="dxa" w:w="100"/>
-            </w:tcMar>
-          </w:tcPr>
-          <w:p>
-            <w:pPr>
-              <w:spacing w:after="0"/>
-            </w:pPr>
-            <w:r>
-              <w:rPr>
-                <w:rFonts w:ascii="Aptos" w:cs="Aptos" w:eastAsia="Aptos" w:hAnsi="Aptos"/>
-                <w:color w:val="1F2933"/>
+              <w:top w:val="single" w:color="C9BFAE" w:sz="5"/>
+              <w:left w:val="single" w:color="C9BFAE" w:sz="5"/>
+              <w:bottom w:val="single" w:color="C9BFAE" w:sz="5"/>
+              <w:right w:val="single" w:color="C9BFAE" w:sz="5"/>
+            </w:tcBorders>
+            <w:tcMar>
+              <w:top w:type="dxa" w:w="90"/>
+              <w:left w:type="dxa" w:w="100"/>
+              <w:bottom w:type="dxa" w:w="90"/>
+              <w:right w:type="dxa" w:w="100"/>
+            </w:tcMar>
+          </w:tcPr>
+          <w:p>
+            <w:pPr>
+              <w:spacing w:after="0"/>
+            </w:pPr>
+            <w:r>
+              <w:rPr>
+                <w:rFonts w:ascii="Times New Roman" w:cs="Times New Roman" w:eastAsia="Times New Roman" w:hAnsi="Times New Roman"/>
+                <w:color w:val="26352F"/>
                 <w:sz w:val="21"/>
                 <w:szCs w:val="21"/>
               </w:rPr>
@@ -2291,26 +2326,26 @@
           <w:tcPr>
             <w:tcW w:type="dxa" w:w="2700"/>
             <w:tcBorders>
-              <w:top w:val="single" w:color="AAB8C2" w:sz="5"/>
-              <w:left w:val="single" w:color="AAB8C2" w:sz="5"/>
-              <w:bottom w:val="single" w:color="AAB8C2" w:sz="5"/>
-              <w:right w:val="single" w:color="AAB8C2" w:sz="5"/>
-            </w:tcBorders>
-            <w:tcMar>
-              <w:top w:type="dxa" w:w="90"/>
-              <w:left w:type="dxa" w:w="100"/>
-              <w:bottom w:type="dxa" w:w="90"/>
-              <w:right w:type="dxa" w:w="100"/>
-            </w:tcMar>
-          </w:tcPr>
-          <w:p>
-            <w:pPr>
-              <w:spacing w:after="0"/>
-            </w:pPr>
-            <w:r>
-              <w:rPr>
-                <w:rFonts w:ascii="Aptos" w:cs="Aptos" w:eastAsia="Aptos" w:hAnsi="Aptos"/>
-                <w:color w:val="1F2933"/>
+              <w:top w:val="single" w:color="C9BFAE" w:sz="5"/>
+              <w:left w:val="single" w:color="C9BFAE" w:sz="5"/>
+              <w:bottom w:val="single" w:color="C9BFAE" w:sz="5"/>
+              <w:right w:val="single" w:color="C9BFAE" w:sz="5"/>
+            </w:tcBorders>
+            <w:tcMar>
+              <w:top w:type="dxa" w:w="90"/>
+              <w:left w:type="dxa" w:w="100"/>
+              <w:bottom w:type="dxa" w:w="90"/>
+              <w:right w:type="dxa" w:w="100"/>
+            </w:tcMar>
+          </w:tcPr>
+          <w:p>
+            <w:pPr>
+              <w:spacing w:after="0"/>
+            </w:pPr>
+            <w:r>
+              <w:rPr>
+                <w:rFonts w:ascii="Times New Roman" w:cs="Times New Roman" w:eastAsia="Times New Roman" w:hAnsi="Times New Roman"/>
+                <w:color w:val="26352F"/>
                 <w:sz w:val="21"/>
                 <w:szCs w:val="21"/>
               </w:rPr>
@@ -2322,26 +2357,26 @@
           <w:tcPr>
             <w:tcW w:type="dxa" w:w="3910"/>
             <w:tcBorders>
-              <w:top w:val="single" w:color="AAB8C2" w:sz="5"/>
-              <w:left w:val="single" w:color="AAB8C2" w:sz="5"/>
-              <w:bottom w:val="single" w:color="AAB8C2" w:sz="5"/>
-              <w:right w:val="single" w:color="AAB8C2" w:sz="5"/>
-            </w:tcBorders>
-            <w:tcMar>
-              <w:top w:type="dxa" w:w="90"/>
-              <w:left w:type="dxa" w:w="100"/>
-              <w:bottom w:type="dxa" w:w="90"/>
-              <w:right w:type="dxa" w:w="100"/>
-            </w:tcMar>
-          </w:tcPr>
-          <w:p>
-            <w:pPr>
-              <w:spacing w:after="0"/>
-            </w:pPr>
-            <w:r>
-              <w:rPr>
-                <w:rFonts w:ascii="Aptos" w:cs="Aptos" w:eastAsia="Aptos" w:hAnsi="Aptos"/>
-                <w:color w:val="1F2933"/>
+              <w:top w:val="single" w:color="C9BFAE" w:sz="5"/>
+              <w:left w:val="single" w:color="C9BFAE" w:sz="5"/>
+              <w:bottom w:val="single" w:color="C9BFAE" w:sz="5"/>
+              <w:right w:val="single" w:color="C9BFAE" w:sz="5"/>
+            </w:tcBorders>
+            <w:tcMar>
+              <w:top w:type="dxa" w:w="90"/>
+              <w:left w:type="dxa" w:w="100"/>
+              <w:bottom w:type="dxa" w:w="90"/>
+              <w:right w:type="dxa" w:w="100"/>
+            </w:tcMar>
+          </w:tcPr>
+          <w:p>
+            <w:pPr>
+              <w:spacing w:after="0"/>
+            </w:pPr>
+            <w:r>
+              <w:rPr>
+                <w:rFonts w:ascii="Times New Roman" w:cs="Times New Roman" w:eastAsia="Times New Roman" w:hAnsi="Times New Roman"/>
+                <w:color w:val="26352F"/>
                 <w:sz w:val="21"/>
                 <w:szCs w:val="21"/>
               </w:rPr>
@@ -2355,10 +2390,10 @@
           <w:tcPr>
             <w:tcW w:type="dxa" w:w="850"/>
             <w:tcBorders>
-              <w:top w:val="single" w:color="AAB8C2" w:sz="5"/>
-              <w:left w:val="single" w:color="AAB8C2" w:sz="5"/>
-              <w:bottom w:val="single" w:color="AAB8C2" w:sz="5"/>
-              <w:right w:val="single" w:color="AAB8C2" w:sz="5"/>
+              <w:top w:val="single" w:color="C9BFAE" w:sz="5"/>
+              <w:left w:val="single" w:color="C9BFAE" w:sz="5"/>
+              <w:bottom w:val="single" w:color="C9BFAE" w:sz="5"/>
+              <w:right w:val="single" w:color="C9BFAE" w:sz="5"/>
             </w:tcBorders>
             <w:shd w:fill="F7F9FA" w:color="auto" w:val="clear"/>
             <w:tcMar>
@@ -2374,8 +2409,8 @@
             </w:pPr>
             <w:r>
               <w:rPr>
-                <w:rFonts w:ascii="Aptos" w:cs="Aptos" w:eastAsia="Aptos" w:hAnsi="Aptos"/>
-                <w:color w:val="1F2933"/>
+                <w:rFonts w:ascii="Times New Roman" w:cs="Times New Roman" w:eastAsia="Times New Roman" w:hAnsi="Times New Roman"/>
+                <w:color w:val="26352F"/>
                 <w:sz w:val="21"/>
                 <w:szCs w:val="21"/>
               </w:rPr>
@@ -2387,10 +2422,10 @@
           <w:tcPr>
             <w:tcW w:type="dxa" w:w="1900"/>
             <w:tcBorders>
-              <w:top w:val="single" w:color="AAB8C2" w:sz="5"/>
-              <w:left w:val="single" w:color="AAB8C2" w:sz="5"/>
-              <w:bottom w:val="single" w:color="AAB8C2" w:sz="5"/>
-              <w:right w:val="single" w:color="AAB8C2" w:sz="5"/>
+              <w:top w:val="single" w:color="C9BFAE" w:sz="5"/>
+              <w:left w:val="single" w:color="C9BFAE" w:sz="5"/>
+              <w:bottom w:val="single" w:color="C9BFAE" w:sz="5"/>
+              <w:right w:val="single" w:color="C9BFAE" w:sz="5"/>
             </w:tcBorders>
             <w:shd w:fill="F7F9FA" w:color="auto" w:val="clear"/>
             <w:tcMar>
@@ -2406,8 +2441,8 @@
             </w:pPr>
             <w:r>
               <w:rPr>
-                <w:rFonts w:ascii="Aptos" w:cs="Aptos" w:eastAsia="Aptos" w:hAnsi="Aptos"/>
-                <w:color w:val="1F2933"/>
+                <w:rFonts w:ascii="Times New Roman" w:cs="Times New Roman" w:eastAsia="Times New Roman" w:hAnsi="Times New Roman"/>
+                <w:color w:val="26352F"/>
                 <w:sz w:val="21"/>
                 <w:szCs w:val="21"/>
               </w:rPr>
@@ -2419,10 +2454,10 @@
           <w:tcPr>
             <w:tcW w:type="dxa" w:w="2700"/>
             <w:tcBorders>
-              <w:top w:val="single" w:color="AAB8C2" w:sz="5"/>
-              <w:left w:val="single" w:color="AAB8C2" w:sz="5"/>
-              <w:bottom w:val="single" w:color="AAB8C2" w:sz="5"/>
-              <w:right w:val="single" w:color="AAB8C2" w:sz="5"/>
+              <w:top w:val="single" w:color="C9BFAE" w:sz="5"/>
+              <w:left w:val="single" w:color="C9BFAE" w:sz="5"/>
+              <w:bottom w:val="single" w:color="C9BFAE" w:sz="5"/>
+              <w:right w:val="single" w:color="C9BFAE" w:sz="5"/>
             </w:tcBorders>
             <w:shd w:fill="F7F9FA" w:color="auto" w:val="clear"/>
             <w:tcMar>
@@ -2438,8 +2473,8 @@
             </w:pPr>
             <w:r>
               <w:rPr>
-                <w:rFonts w:ascii="Aptos" w:cs="Aptos" w:eastAsia="Aptos" w:hAnsi="Aptos"/>
-                <w:color w:val="1F2933"/>
+                <w:rFonts w:ascii="Times New Roman" w:cs="Times New Roman" w:eastAsia="Times New Roman" w:hAnsi="Times New Roman"/>
+                <w:color w:val="26352F"/>
                 <w:sz w:val="21"/>
                 <w:szCs w:val="21"/>
               </w:rPr>
@@ -2451,10 +2486,10 @@
           <w:tcPr>
             <w:tcW w:type="dxa" w:w="3910"/>
             <w:tcBorders>
-              <w:top w:val="single" w:color="AAB8C2" w:sz="5"/>
-              <w:left w:val="single" w:color="AAB8C2" w:sz="5"/>
-              <w:bottom w:val="single" w:color="AAB8C2" w:sz="5"/>
-              <w:right w:val="single" w:color="AAB8C2" w:sz="5"/>
+              <w:top w:val="single" w:color="C9BFAE" w:sz="5"/>
+              <w:left w:val="single" w:color="C9BFAE" w:sz="5"/>
+              <w:bottom w:val="single" w:color="C9BFAE" w:sz="5"/>
+              <w:right w:val="single" w:color="C9BFAE" w:sz="5"/>
             </w:tcBorders>
             <w:shd w:fill="F7F9FA" w:color="auto" w:val="clear"/>
             <w:tcMar>
@@ -2470,8 +2505,8 @@
             </w:pPr>
             <w:r>
               <w:rPr>
-                <w:rFonts w:ascii="Aptos" w:cs="Aptos" w:eastAsia="Aptos" w:hAnsi="Aptos"/>
-                <w:color w:val="1F2933"/>
+                <w:rFonts w:ascii="Times New Roman" w:cs="Times New Roman" w:eastAsia="Times New Roman" w:hAnsi="Times New Roman"/>
+                <w:color w:val="26352F"/>
                 <w:sz w:val="21"/>
                 <w:szCs w:val="21"/>
               </w:rPr>
@@ -2489,14 +2524,17 @@
     <w:p>
       <w:pPr>
         <w:pStyle w:val="Heading1"/>
+        <w:pBdr>
+          <w:bottom w:val="single" w:color="B08A4B" w:sz="9"/>
+        </w:pBdr>
         <w:spacing w:after="120" w:before="260"/>
       </w:pPr>
       <w:r>
         <w:rPr>
-          <w:rFonts w:ascii="Aptos Display" w:cs="Aptos Display" w:eastAsia="Aptos Display" w:hAnsi="Aptos Display"/>
+          <w:rFonts w:ascii="Times New Roman" w:cs="Times New Roman" w:eastAsia="Times New Roman" w:hAnsi="Times New Roman"/>
           <w:b/>
           <w:bCs/>
-          <w:color w:val="17324D"/>
+          <w:color w:val="742A3A"/>
         </w:rPr>
         <w:t xml:space="preserve">Diagrama de casos de uso</w:t>
       </w:r>
@@ -2509,9 +2547,9 @@
       <w:r>
         <w:drawing>
           <wp:inline distT="0" distB="0" distL="0" distR="0">
-            <wp:extent cx="5381625" cy="7553325"/>
+            <wp:extent cx="6667500" cy="5476875"/>
             <wp:effectExtent t="0" r="0" b="0" l="0"/>
-            <wp:docPr id="1" name="casos-de-uso-enlyce.png" descr="Figura 1. Casos de uso de ENLYCE." title="Figura 1. Casos de uso de ENLYCE."/>
+            <wp:docPr id="1" name="casos-de-uso-enlyce.png" descr="Figura 1. Capacidades de ENLYCE agrupadas por actor y contexto." title="Figura 1. Capacidades de ENLYCE agrupadas por actor y contexto."/>
             <wp:cNvGraphicFramePr>
               <a:graphicFrameLocks xmlns:a="http://schemas.openxmlformats.org/drawingml/2006/main" noChangeAspect="1"/>
             </wp:cNvGraphicFramePr>
@@ -2534,7 +2572,7 @@
                   <pic:spPr bwMode="auto">
                     <a:xfrm>
                       <a:off x="0" y="0"/>
-                      <a:ext cx="5381625" cy="7553325"/>
+                      <a:ext cx="6667500" cy="5476875"/>
                     </a:xfrm>
                     <a:prstGeom prst="rect">
                       <a:avLst/>
@@ -2554,27 +2592,27 @@
       </w:pPr>
       <w:r>
         <w:rPr>
-          <w:rFonts w:ascii="Aptos" w:cs="Aptos" w:eastAsia="Aptos" w:hAnsi="Aptos"/>
+          <w:rFonts w:ascii="Times New Roman" w:cs="Times New Roman" w:eastAsia="Times New Roman" w:hAnsi="Times New Roman"/>
           <w:i/>
           <w:iCs/>
-          <w:color w:val="59636B"/>
+          <w:color w:val="655F56"/>
           <w:sz w:val="18"/>
           <w:szCs w:val="18"/>
         </w:rPr>
-        <w:t xml:space="preserve">Figura 1. Casos de uso de ENLYCE.</w:t>
+        <w:t xml:space="preserve">Figura 1. Capacidades de ENLYCE agrupadas por actor y contexto.</w:t>
       </w:r>
     </w:p>
     <w:p>
       <w:pPr>
-        <w:shd w:fill="FFF4CC" w:color="auto" w:val="clear"/>
+        <w:shd w:fill="FFF8DF" w:color="auto" w:val="clear"/>
         <w:spacing w:after="180" w:before="100"/>
       </w:pPr>
       <w:r>
         <w:rPr>
-          <w:rFonts w:ascii="Aptos" w:cs="Aptos" w:eastAsia="Aptos" w:hAnsi="Aptos"/>
+          <w:rFonts w:ascii="Times New Roman" w:cs="Times New Roman" w:eastAsia="Times New Roman" w:hAnsi="Times New Roman"/>
           <w:b/>
           <w:bCs/>
-          <w:color w:val="1F2933"/>
+          <w:color w:val="26352F"/>
           <w:sz w:val="21"/>
           <w:szCs w:val="21"/>
         </w:rPr>
@@ -2584,14 +2622,17 @@
     <w:p>
       <w:pPr>
         <w:pStyle w:val="Heading1"/>
+        <w:pBdr>
+          <w:bottom w:val="single" w:color="B08A4B" w:sz="9"/>
+        </w:pBdr>
         <w:spacing w:after="120" w:before="260"/>
       </w:pPr>
       <w:r>
         <w:rPr>
-          <w:rFonts w:ascii="Aptos Display" w:cs="Aptos Display" w:eastAsia="Aptos Display" w:hAnsi="Aptos Display"/>
+          <w:rFonts w:ascii="Times New Roman" w:cs="Times New Roman" w:eastAsia="Times New Roman" w:hAnsi="Times New Roman"/>
           <w:b/>
           <w:bCs/>
-          <w:color w:val="17324D"/>
+          <w:color w:val="742A3A"/>
         </w:rPr>
         <w:t xml:space="preserve">Descripción textual de tres casos de uso</w:t>
       </w:r>
@@ -2599,14 +2640,17 @@
     <w:p>
       <w:pPr>
         <w:pStyle w:val="Heading2"/>
+        <w:pBdr>
+          <w:bottom w:val="single" w:color="B08A4B" w:sz="9"/>
+        </w:pBdr>
         <w:spacing w:after="120" w:before="180"/>
       </w:pPr>
       <w:r>
         <w:rPr>
-          <w:rFonts w:ascii="Aptos Display" w:cs="Aptos Display" w:eastAsia="Aptos Display" w:hAnsi="Aptos Display"/>
+          <w:rFonts w:ascii="Times New Roman" w:cs="Times New Roman" w:eastAsia="Times New Roman" w:hAnsi="Times New Roman"/>
           <w:b/>
           <w:bCs/>
-          <w:color w:val="17324D"/>
+          <w:color w:val="742A3A"/>
         </w:rPr>
         <w:t xml:space="preserve">UC-01 — Autenticar</w:t>
       </w:r>
@@ -2632,26 +2676,26 @@
           <w:tcPr>
             <w:tcW w:type="dxa" w:w="2300"/>
             <w:tcBorders>
-              <w:top w:val="single" w:color="AAB8C2" w:sz="5"/>
-              <w:left w:val="single" w:color="AAB8C2" w:sz="5"/>
-              <w:bottom w:val="single" w:color="AAB8C2" w:sz="5"/>
-              <w:right w:val="single" w:color="AAB8C2" w:sz="5"/>
-            </w:tcBorders>
-            <w:shd w:fill="EAF2F6" w:color="auto" w:val="clear"/>
-            <w:tcMar>
-              <w:top w:type="dxa" w:w="90"/>
-              <w:left w:type="dxa" w:w="100"/>
-              <w:bottom w:type="dxa" w:w="90"/>
-              <w:right w:type="dxa" w:w="100"/>
-            </w:tcMar>
-          </w:tcPr>
-          <w:p>
-            <w:r>
-              <w:rPr>
-                <w:rFonts w:ascii="Aptos" w:cs="Aptos" w:eastAsia="Aptos" w:hAnsi="Aptos"/>
+              <w:top w:val="single" w:color="C9BFAE" w:sz="5"/>
+              <w:left w:val="single" w:color="C9BFAE" w:sz="5"/>
+              <w:bottom w:val="single" w:color="C9BFAE" w:sz="5"/>
+              <w:right w:val="single" w:color="C9BFAE" w:sz="5"/>
+            </w:tcBorders>
+            <w:shd w:fill="E4ECE6" w:color="auto" w:val="clear"/>
+            <w:tcMar>
+              <w:top w:type="dxa" w:w="90"/>
+              <w:left w:type="dxa" w:w="100"/>
+              <w:bottom w:type="dxa" w:w="90"/>
+              <w:right w:type="dxa" w:w="100"/>
+            </w:tcMar>
+          </w:tcPr>
+          <w:p>
+            <w:r>
+              <w:rPr>
+                <w:rFonts w:ascii="Times New Roman" w:cs="Times New Roman" w:eastAsia="Times New Roman" w:hAnsi="Times New Roman"/>
                 <w:b/>
                 <w:bCs/>
-                <w:color w:val="17324D"/>
+                <w:color w:val="26352F"/>
                 <w:sz w:val="21"/>
                 <w:szCs w:val="21"/>
               </w:rPr>
@@ -2663,26 +2707,26 @@
           <w:tcPr>
             <w:tcW w:type="dxa" w:w="7060"/>
             <w:tcBorders>
-              <w:top w:val="single" w:color="AAB8C2" w:sz="5"/>
-              <w:left w:val="single" w:color="AAB8C2" w:sz="5"/>
-              <w:bottom w:val="single" w:color="AAB8C2" w:sz="5"/>
-              <w:right w:val="single" w:color="AAB8C2" w:sz="5"/>
-            </w:tcBorders>
-            <w:tcMar>
-              <w:top w:type="dxa" w:w="90"/>
-              <w:left w:type="dxa" w:w="100"/>
-              <w:bottom w:type="dxa" w:w="90"/>
-              <w:right w:type="dxa" w:w="100"/>
-            </w:tcMar>
-          </w:tcPr>
-          <w:p>
-            <w:pPr>
-              <w:spacing w:after="0"/>
-            </w:pPr>
-            <w:r>
-              <w:rPr>
-                <w:rFonts w:ascii="Aptos" w:cs="Aptos" w:eastAsia="Aptos" w:hAnsi="Aptos"/>
-                <w:color w:val="1F2933"/>
+              <w:top w:val="single" w:color="C9BFAE" w:sz="5"/>
+              <w:left w:val="single" w:color="C9BFAE" w:sz="5"/>
+              <w:bottom w:val="single" w:color="C9BFAE" w:sz="5"/>
+              <w:right w:val="single" w:color="C9BFAE" w:sz="5"/>
+            </w:tcBorders>
+            <w:tcMar>
+              <w:top w:type="dxa" w:w="90"/>
+              <w:left w:type="dxa" w:w="100"/>
+              <w:bottom w:type="dxa" w:w="90"/>
+              <w:right w:type="dxa" w:w="100"/>
+            </w:tcMar>
+          </w:tcPr>
+          <w:p>
+            <w:pPr>
+              <w:spacing w:after="0"/>
+            </w:pPr>
+            <w:r>
+              <w:rPr>
+                <w:rFonts w:ascii="Times New Roman" w:cs="Times New Roman" w:eastAsia="Times New Roman" w:hAnsi="Times New Roman"/>
+                <w:color w:val="26352F"/>
                 <w:sz w:val="21"/>
                 <w:szCs w:val="21"/>
               </w:rPr>
@@ -2696,26 +2740,26 @@
           <w:tcPr>
             <w:tcW w:type="dxa" w:w="2300"/>
             <w:tcBorders>
-              <w:top w:val="single" w:color="AAB8C2" w:sz="5"/>
-              <w:left w:val="single" w:color="AAB8C2" w:sz="5"/>
-              <w:bottom w:val="single" w:color="AAB8C2" w:sz="5"/>
-              <w:right w:val="single" w:color="AAB8C2" w:sz="5"/>
-            </w:tcBorders>
-            <w:shd w:fill="EAF2F6" w:color="auto" w:val="clear"/>
-            <w:tcMar>
-              <w:top w:type="dxa" w:w="90"/>
-              <w:left w:type="dxa" w:w="100"/>
-              <w:bottom w:type="dxa" w:w="90"/>
-              <w:right w:type="dxa" w:w="100"/>
-            </w:tcMar>
-          </w:tcPr>
-          <w:p>
-            <w:r>
-              <w:rPr>
-                <w:rFonts w:ascii="Aptos" w:cs="Aptos" w:eastAsia="Aptos" w:hAnsi="Aptos"/>
+              <w:top w:val="single" w:color="C9BFAE" w:sz="5"/>
+              <w:left w:val="single" w:color="C9BFAE" w:sz="5"/>
+              <w:bottom w:val="single" w:color="C9BFAE" w:sz="5"/>
+              <w:right w:val="single" w:color="C9BFAE" w:sz="5"/>
+            </w:tcBorders>
+            <w:shd w:fill="E4ECE6" w:color="auto" w:val="clear"/>
+            <w:tcMar>
+              <w:top w:type="dxa" w:w="90"/>
+              <w:left w:type="dxa" w:w="100"/>
+              <w:bottom w:type="dxa" w:w="90"/>
+              <w:right w:type="dxa" w:w="100"/>
+            </w:tcMar>
+          </w:tcPr>
+          <w:p>
+            <w:r>
+              <w:rPr>
+                <w:rFonts w:ascii="Times New Roman" w:cs="Times New Roman" w:eastAsia="Times New Roman" w:hAnsi="Times New Roman"/>
                 <w:b/>
                 <w:bCs/>
-                <w:color w:val="17324D"/>
+                <w:color w:val="26352F"/>
                 <w:sz w:val="21"/>
                 <w:szCs w:val="21"/>
               </w:rPr>
@@ -2727,26 +2771,26 @@
           <w:tcPr>
             <w:tcW w:type="dxa" w:w="7060"/>
             <w:tcBorders>
-              <w:top w:val="single" w:color="AAB8C2" w:sz="5"/>
-              <w:left w:val="single" w:color="AAB8C2" w:sz="5"/>
-              <w:bottom w:val="single" w:color="AAB8C2" w:sz="5"/>
-              <w:right w:val="single" w:color="AAB8C2" w:sz="5"/>
-            </w:tcBorders>
-            <w:tcMar>
-              <w:top w:type="dxa" w:w="90"/>
-              <w:left w:type="dxa" w:w="100"/>
-              <w:bottom w:type="dxa" w:w="90"/>
-              <w:right w:type="dxa" w:w="100"/>
-            </w:tcMar>
-          </w:tcPr>
-          <w:p>
-            <w:pPr>
-              <w:spacing w:after="0"/>
-            </w:pPr>
-            <w:r>
-              <w:rPr>
-                <w:rFonts w:ascii="Aptos" w:cs="Aptos" w:eastAsia="Aptos" w:hAnsi="Aptos"/>
-                <w:color w:val="1F2933"/>
+              <w:top w:val="single" w:color="C9BFAE" w:sz="5"/>
+              <w:left w:val="single" w:color="C9BFAE" w:sz="5"/>
+              <w:bottom w:val="single" w:color="C9BFAE" w:sz="5"/>
+              <w:right w:val="single" w:color="C9BFAE" w:sz="5"/>
+            </w:tcBorders>
+            <w:tcMar>
+              <w:top w:type="dxa" w:w="90"/>
+              <w:left w:type="dxa" w:w="100"/>
+              <w:bottom w:type="dxa" w:w="90"/>
+              <w:right w:type="dxa" w:w="100"/>
+            </w:tcMar>
+          </w:tcPr>
+          <w:p>
+            <w:pPr>
+              <w:spacing w:after="0"/>
+            </w:pPr>
+            <w:r>
+              <w:rPr>
+                <w:rFonts w:ascii="Times New Roman" w:cs="Times New Roman" w:eastAsia="Times New Roman" w:hAnsi="Times New Roman"/>
+                <w:color w:val="26352F"/>
                 <w:sz w:val="21"/>
                 <w:szCs w:val="21"/>
               </w:rPr>
@@ -2760,26 +2804,26 @@
           <w:tcPr>
             <w:tcW w:type="dxa" w:w="2300"/>
             <w:tcBorders>
-              <w:top w:val="single" w:color="AAB8C2" w:sz="5"/>
-              <w:left w:val="single" w:color="AAB8C2" w:sz="5"/>
-              <w:bottom w:val="single" w:color="AAB8C2" w:sz="5"/>
-              <w:right w:val="single" w:color="AAB8C2" w:sz="5"/>
-            </w:tcBorders>
-            <w:shd w:fill="EAF2F6" w:color="auto" w:val="clear"/>
-            <w:tcMar>
-              <w:top w:type="dxa" w:w="90"/>
-              <w:left w:type="dxa" w:w="100"/>
-              <w:bottom w:type="dxa" w:w="90"/>
-              <w:right w:type="dxa" w:w="100"/>
-            </w:tcMar>
-          </w:tcPr>
-          <w:p>
-            <w:r>
-              <w:rPr>
-                <w:rFonts w:ascii="Aptos" w:cs="Aptos" w:eastAsia="Aptos" w:hAnsi="Aptos"/>
+              <w:top w:val="single" w:color="C9BFAE" w:sz="5"/>
+              <w:left w:val="single" w:color="C9BFAE" w:sz="5"/>
+              <w:bottom w:val="single" w:color="C9BFAE" w:sz="5"/>
+              <w:right w:val="single" w:color="C9BFAE" w:sz="5"/>
+            </w:tcBorders>
+            <w:shd w:fill="E4ECE6" w:color="auto" w:val="clear"/>
+            <w:tcMar>
+              <w:top w:type="dxa" w:w="90"/>
+              <w:left w:type="dxa" w:w="100"/>
+              <w:bottom w:type="dxa" w:w="90"/>
+              <w:right w:type="dxa" w:w="100"/>
+            </w:tcMar>
+          </w:tcPr>
+          <w:p>
+            <w:r>
+              <w:rPr>
+                <w:rFonts w:ascii="Times New Roman" w:cs="Times New Roman" w:eastAsia="Times New Roman" w:hAnsi="Times New Roman"/>
                 <w:b/>
                 <w:bCs/>
-                <w:color w:val="17324D"/>
+                <w:color w:val="26352F"/>
                 <w:sz w:val="21"/>
                 <w:szCs w:val="21"/>
               </w:rPr>
@@ -2791,26 +2835,26 @@
           <w:tcPr>
             <w:tcW w:type="dxa" w:w="7060"/>
             <w:tcBorders>
-              <w:top w:val="single" w:color="AAB8C2" w:sz="5"/>
-              <w:left w:val="single" w:color="AAB8C2" w:sz="5"/>
-              <w:bottom w:val="single" w:color="AAB8C2" w:sz="5"/>
-              <w:right w:val="single" w:color="AAB8C2" w:sz="5"/>
-            </w:tcBorders>
-            <w:tcMar>
-              <w:top w:type="dxa" w:w="90"/>
-              <w:left w:type="dxa" w:w="100"/>
-              <w:bottom w:type="dxa" w:w="90"/>
-              <w:right w:type="dxa" w:w="100"/>
-            </w:tcMar>
-          </w:tcPr>
-          <w:p>
-            <w:pPr>
-              <w:spacing w:after="0"/>
-            </w:pPr>
-            <w:r>
-              <w:rPr>
-                <w:rFonts w:ascii="Aptos" w:cs="Aptos" w:eastAsia="Aptos" w:hAnsi="Aptos"/>
-                <w:color w:val="1F2933"/>
+              <w:top w:val="single" w:color="C9BFAE" w:sz="5"/>
+              <w:left w:val="single" w:color="C9BFAE" w:sz="5"/>
+              <w:bottom w:val="single" w:color="C9BFAE" w:sz="5"/>
+              <w:right w:val="single" w:color="C9BFAE" w:sz="5"/>
+            </w:tcBorders>
+            <w:tcMar>
+              <w:top w:type="dxa" w:w="90"/>
+              <w:left w:type="dxa" w:w="100"/>
+              <w:bottom w:type="dxa" w:w="90"/>
+              <w:right w:type="dxa" w:w="100"/>
+            </w:tcMar>
+          </w:tcPr>
+          <w:p>
+            <w:pPr>
+              <w:spacing w:after="0"/>
+            </w:pPr>
+            <w:r>
+              <w:rPr>
+                <w:rFonts w:ascii="Times New Roman" w:cs="Times New Roman" w:eastAsia="Times New Roman" w:hAnsi="Times New Roman"/>
+                <w:color w:val="26352F"/>
                 <w:sz w:val="21"/>
                 <w:szCs w:val="21"/>
               </w:rPr>
@@ -2824,26 +2868,26 @@
           <w:tcPr>
             <w:tcW w:type="dxa" w:w="2300"/>
             <w:tcBorders>
-              <w:top w:val="single" w:color="AAB8C2" w:sz="5"/>
-              <w:left w:val="single" w:color="AAB8C2" w:sz="5"/>
-              <w:bottom w:val="single" w:color="AAB8C2" w:sz="5"/>
-              <w:right w:val="single" w:color="AAB8C2" w:sz="5"/>
-            </w:tcBorders>
-            <w:shd w:fill="EAF2F6" w:color="auto" w:val="clear"/>
-            <w:tcMar>
-              <w:top w:type="dxa" w:w="90"/>
-              <w:left w:type="dxa" w:w="100"/>
-              <w:bottom w:type="dxa" w:w="90"/>
-              <w:right w:type="dxa" w:w="100"/>
-            </w:tcMar>
-          </w:tcPr>
-          <w:p>
-            <w:r>
-              <w:rPr>
-                <w:rFonts w:ascii="Aptos" w:cs="Aptos" w:eastAsia="Aptos" w:hAnsi="Aptos"/>
+              <w:top w:val="single" w:color="C9BFAE" w:sz="5"/>
+              <w:left w:val="single" w:color="C9BFAE" w:sz="5"/>
+              <w:bottom w:val="single" w:color="C9BFAE" w:sz="5"/>
+              <w:right w:val="single" w:color="C9BFAE" w:sz="5"/>
+            </w:tcBorders>
+            <w:shd w:fill="E4ECE6" w:color="auto" w:val="clear"/>
+            <w:tcMar>
+              <w:top w:type="dxa" w:w="90"/>
+              <w:left w:type="dxa" w:w="100"/>
+              <w:bottom w:type="dxa" w:w="90"/>
+              <w:right w:type="dxa" w:w="100"/>
+            </w:tcMar>
+          </w:tcPr>
+          <w:p>
+            <w:r>
+              <w:rPr>
+                <w:rFonts w:ascii="Times New Roman" w:cs="Times New Roman" w:eastAsia="Times New Roman" w:hAnsi="Times New Roman"/>
                 <w:b/>
                 <w:bCs/>
-                <w:color w:val="17324D"/>
+                <w:color w:val="26352F"/>
                 <w:sz w:val="21"/>
                 <w:szCs w:val="21"/>
               </w:rPr>
@@ -2855,26 +2899,26 @@
           <w:tcPr>
             <w:tcW w:type="dxa" w:w="7060"/>
             <w:tcBorders>
-              <w:top w:val="single" w:color="AAB8C2" w:sz="5"/>
-              <w:left w:val="single" w:color="AAB8C2" w:sz="5"/>
-              <w:bottom w:val="single" w:color="AAB8C2" w:sz="5"/>
-              <w:right w:val="single" w:color="AAB8C2" w:sz="5"/>
-            </w:tcBorders>
-            <w:tcMar>
-              <w:top w:type="dxa" w:w="90"/>
-              <w:left w:type="dxa" w:w="100"/>
-              <w:bottom w:type="dxa" w:w="90"/>
-              <w:right w:type="dxa" w:w="100"/>
-            </w:tcMar>
-          </w:tcPr>
-          <w:p>
-            <w:pPr>
-              <w:spacing w:after="0"/>
-            </w:pPr>
-            <w:r>
-              <w:rPr>
-                <w:rFonts w:ascii="Aptos" w:cs="Aptos" w:eastAsia="Aptos" w:hAnsi="Aptos"/>
-                <w:color w:val="1F2933"/>
+              <w:top w:val="single" w:color="C9BFAE" w:sz="5"/>
+              <w:left w:val="single" w:color="C9BFAE" w:sz="5"/>
+              <w:bottom w:val="single" w:color="C9BFAE" w:sz="5"/>
+              <w:right w:val="single" w:color="C9BFAE" w:sz="5"/>
+            </w:tcBorders>
+            <w:tcMar>
+              <w:top w:type="dxa" w:w="90"/>
+              <w:left w:type="dxa" w:w="100"/>
+              <w:bottom w:type="dxa" w:w="90"/>
+              <w:right w:type="dxa" w:w="100"/>
+            </w:tcMar>
+          </w:tcPr>
+          <w:p>
+            <w:pPr>
+              <w:spacing w:after="0"/>
+            </w:pPr>
+            <w:r>
+              <w:rPr>
+                <w:rFonts w:ascii="Times New Roman" w:cs="Times New Roman" w:eastAsia="Times New Roman" w:hAnsi="Times New Roman"/>
+                <w:color w:val="26352F"/>
                 <w:sz w:val="21"/>
                 <w:szCs w:val="21"/>
               </w:rPr>
@@ -2888,26 +2932,26 @@
           <w:tcPr>
             <w:tcW w:type="dxa" w:w="2300"/>
             <w:tcBorders>
-              <w:top w:val="single" w:color="AAB8C2" w:sz="5"/>
-              <w:left w:val="single" w:color="AAB8C2" w:sz="5"/>
-              <w:bottom w:val="single" w:color="AAB8C2" w:sz="5"/>
-              <w:right w:val="single" w:color="AAB8C2" w:sz="5"/>
-            </w:tcBorders>
-            <w:shd w:fill="EAF2F6" w:color="auto" w:val="clear"/>
-            <w:tcMar>
-              <w:top w:type="dxa" w:w="90"/>
-              <w:left w:type="dxa" w:w="100"/>
-              <w:bottom w:type="dxa" w:w="90"/>
-              <w:right w:type="dxa" w:w="100"/>
-            </w:tcMar>
-          </w:tcPr>
-          <w:p>
-            <w:r>
-              <w:rPr>
-                <w:rFonts w:ascii="Aptos" w:cs="Aptos" w:eastAsia="Aptos" w:hAnsi="Aptos"/>
+              <w:top w:val="single" w:color="C9BFAE" w:sz="5"/>
+              <w:left w:val="single" w:color="C9BFAE" w:sz="5"/>
+              <w:bottom w:val="single" w:color="C9BFAE" w:sz="5"/>
+              <w:right w:val="single" w:color="C9BFAE" w:sz="5"/>
+            </w:tcBorders>
+            <w:shd w:fill="E4ECE6" w:color="auto" w:val="clear"/>
+            <w:tcMar>
+              <w:top w:type="dxa" w:w="90"/>
+              <w:left w:type="dxa" w:w="100"/>
+              <w:bottom w:type="dxa" w:w="90"/>
+              <w:right w:type="dxa" w:w="100"/>
+            </w:tcMar>
+          </w:tcPr>
+          <w:p>
+            <w:r>
+              <w:rPr>
+                <w:rFonts w:ascii="Times New Roman" w:cs="Times New Roman" w:eastAsia="Times New Roman" w:hAnsi="Times New Roman"/>
                 <w:b/>
                 <w:bCs/>
-                <w:color w:val="17324D"/>
+                <w:color w:val="26352F"/>
                 <w:sz w:val="21"/>
                 <w:szCs w:val="21"/>
               </w:rPr>
@@ -2919,26 +2963,26 @@
           <w:tcPr>
             <w:tcW w:type="dxa" w:w="7060"/>
             <w:tcBorders>
-              <w:top w:val="single" w:color="AAB8C2" w:sz="5"/>
-              <w:left w:val="single" w:color="AAB8C2" w:sz="5"/>
-              <w:bottom w:val="single" w:color="AAB8C2" w:sz="5"/>
-              <w:right w:val="single" w:color="AAB8C2" w:sz="5"/>
-            </w:tcBorders>
-            <w:tcMar>
-              <w:top w:type="dxa" w:w="90"/>
-              <w:left w:type="dxa" w:w="100"/>
-              <w:bottom w:type="dxa" w:w="90"/>
-              <w:right w:type="dxa" w:w="100"/>
-            </w:tcMar>
-          </w:tcPr>
-          <w:p>
-            <w:pPr>
-              <w:spacing w:after="0"/>
-            </w:pPr>
-            <w:r>
-              <w:rPr>
-                <w:rFonts w:ascii="Aptos" w:cs="Aptos" w:eastAsia="Aptos" w:hAnsi="Aptos"/>
-                <w:color w:val="1F2933"/>
+              <w:top w:val="single" w:color="C9BFAE" w:sz="5"/>
+              <w:left w:val="single" w:color="C9BFAE" w:sz="5"/>
+              <w:bottom w:val="single" w:color="C9BFAE" w:sz="5"/>
+              <w:right w:val="single" w:color="C9BFAE" w:sz="5"/>
+            </w:tcBorders>
+            <w:tcMar>
+              <w:top w:type="dxa" w:w="90"/>
+              <w:left w:type="dxa" w:w="100"/>
+              <w:bottom w:type="dxa" w:w="90"/>
+              <w:right w:type="dxa" w:w="100"/>
+            </w:tcMar>
+          </w:tcPr>
+          <w:p>
+            <w:pPr>
+              <w:spacing w:after="0"/>
+            </w:pPr>
+            <w:r>
+              <w:rPr>
+                <w:rFonts w:ascii="Times New Roman" w:cs="Times New Roman" w:eastAsia="Times New Roman" w:hAnsi="Times New Roman"/>
+                <w:color w:val="26352F"/>
                 <w:sz w:val="21"/>
                 <w:szCs w:val="21"/>
               </w:rPr>
@@ -2952,26 +2996,26 @@
           <w:tcPr>
             <w:tcW w:type="dxa" w:w="2300"/>
             <w:tcBorders>
-              <w:top w:val="single" w:color="AAB8C2" w:sz="5"/>
-              <w:left w:val="single" w:color="AAB8C2" w:sz="5"/>
-              <w:bottom w:val="single" w:color="AAB8C2" w:sz="5"/>
-              <w:right w:val="single" w:color="AAB8C2" w:sz="5"/>
-            </w:tcBorders>
-            <w:shd w:fill="EAF2F6" w:color="auto" w:val="clear"/>
-            <w:tcMar>
-              <w:top w:type="dxa" w:w="90"/>
-              <w:left w:type="dxa" w:w="100"/>
-              <w:bottom w:type="dxa" w:w="90"/>
-              <w:right w:type="dxa" w:w="100"/>
-            </w:tcMar>
-          </w:tcPr>
-          <w:p>
-            <w:r>
-              <w:rPr>
-                <w:rFonts w:ascii="Aptos" w:cs="Aptos" w:eastAsia="Aptos" w:hAnsi="Aptos"/>
+              <w:top w:val="single" w:color="C9BFAE" w:sz="5"/>
+              <w:left w:val="single" w:color="C9BFAE" w:sz="5"/>
+              <w:bottom w:val="single" w:color="C9BFAE" w:sz="5"/>
+              <w:right w:val="single" w:color="C9BFAE" w:sz="5"/>
+            </w:tcBorders>
+            <w:shd w:fill="E4ECE6" w:color="auto" w:val="clear"/>
+            <w:tcMar>
+              <w:top w:type="dxa" w:w="90"/>
+              <w:left w:type="dxa" w:w="100"/>
+              <w:bottom w:type="dxa" w:w="90"/>
+              <w:right w:type="dxa" w:w="100"/>
+            </w:tcMar>
+          </w:tcPr>
+          <w:p>
+            <w:r>
+              <w:rPr>
+                <w:rFonts w:ascii="Times New Roman" w:cs="Times New Roman" w:eastAsia="Times New Roman" w:hAnsi="Times New Roman"/>
                 <w:b/>
                 <w:bCs/>
-                <w:color w:val="17324D"/>
+                <w:color w:val="26352F"/>
                 <w:sz w:val="21"/>
                 <w:szCs w:val="21"/>
               </w:rPr>
@@ -2983,26 +3027,26 @@
           <w:tcPr>
             <w:tcW w:type="dxa" w:w="7060"/>
             <w:tcBorders>
-              <w:top w:val="single" w:color="AAB8C2" w:sz="5"/>
-              <w:left w:val="single" w:color="AAB8C2" w:sz="5"/>
-              <w:bottom w:val="single" w:color="AAB8C2" w:sz="5"/>
-              <w:right w:val="single" w:color="AAB8C2" w:sz="5"/>
-            </w:tcBorders>
-            <w:tcMar>
-              <w:top w:type="dxa" w:w="90"/>
-              <w:left w:type="dxa" w:w="100"/>
-              <w:bottom w:type="dxa" w:w="90"/>
-              <w:right w:type="dxa" w:w="100"/>
-            </w:tcMar>
-          </w:tcPr>
-          <w:p>
-            <w:pPr>
-              <w:spacing w:after="0"/>
-            </w:pPr>
-            <w:r>
-              <w:rPr>
-                <w:rFonts w:ascii="Aptos" w:cs="Aptos" w:eastAsia="Aptos" w:hAnsi="Aptos"/>
-                <w:color w:val="1F2933"/>
+              <w:top w:val="single" w:color="C9BFAE" w:sz="5"/>
+              <w:left w:val="single" w:color="C9BFAE" w:sz="5"/>
+              <w:bottom w:val="single" w:color="C9BFAE" w:sz="5"/>
+              <w:right w:val="single" w:color="C9BFAE" w:sz="5"/>
+            </w:tcBorders>
+            <w:tcMar>
+              <w:top w:type="dxa" w:w="90"/>
+              <w:left w:type="dxa" w:w="100"/>
+              <w:bottom w:type="dxa" w:w="90"/>
+              <w:right w:type="dxa" w:w="100"/>
+            </w:tcMar>
+          </w:tcPr>
+          <w:p>
+            <w:pPr>
+              <w:spacing w:after="0"/>
+            </w:pPr>
+            <w:r>
+              <w:rPr>
+                <w:rFonts w:ascii="Times New Roman" w:cs="Times New Roman" w:eastAsia="Times New Roman" w:hAnsi="Times New Roman"/>
+                <w:color w:val="26352F"/>
                 <w:sz w:val="21"/>
                 <w:szCs w:val="21"/>
               </w:rPr>
@@ -3016,26 +3060,26 @@
           <w:tcPr>
             <w:tcW w:type="dxa" w:w="2300"/>
             <w:tcBorders>
-              <w:top w:val="single" w:color="AAB8C2" w:sz="5"/>
-              <w:left w:val="single" w:color="AAB8C2" w:sz="5"/>
-              <w:bottom w:val="single" w:color="AAB8C2" w:sz="5"/>
-              <w:right w:val="single" w:color="AAB8C2" w:sz="5"/>
-            </w:tcBorders>
-            <w:shd w:fill="EAF2F6" w:color="auto" w:val="clear"/>
-            <w:tcMar>
-              <w:top w:type="dxa" w:w="90"/>
-              <w:left w:type="dxa" w:w="100"/>
-              <w:bottom w:type="dxa" w:w="90"/>
-              <w:right w:type="dxa" w:w="100"/>
-            </w:tcMar>
-          </w:tcPr>
-          <w:p>
-            <w:r>
-              <w:rPr>
-                <w:rFonts w:ascii="Aptos" w:cs="Aptos" w:eastAsia="Aptos" w:hAnsi="Aptos"/>
+              <w:top w:val="single" w:color="C9BFAE" w:sz="5"/>
+              <w:left w:val="single" w:color="C9BFAE" w:sz="5"/>
+              <w:bottom w:val="single" w:color="C9BFAE" w:sz="5"/>
+              <w:right w:val="single" w:color="C9BFAE" w:sz="5"/>
+            </w:tcBorders>
+            <w:shd w:fill="E4ECE6" w:color="auto" w:val="clear"/>
+            <w:tcMar>
+              <w:top w:type="dxa" w:w="90"/>
+              <w:left w:type="dxa" w:w="100"/>
+              <w:bottom w:type="dxa" w:w="90"/>
+              <w:right w:type="dxa" w:w="100"/>
+            </w:tcMar>
+          </w:tcPr>
+          <w:p>
+            <w:r>
+              <w:rPr>
+                <w:rFonts w:ascii="Times New Roman" w:cs="Times New Roman" w:eastAsia="Times New Roman" w:hAnsi="Times New Roman"/>
                 <w:b/>
                 <w:bCs/>
-                <w:color w:val="17324D"/>
+                <w:color w:val="26352F"/>
                 <w:sz w:val="21"/>
                 <w:szCs w:val="21"/>
               </w:rPr>
@@ -3047,26 +3091,26 @@
           <w:tcPr>
             <w:tcW w:type="dxa" w:w="7060"/>
             <w:tcBorders>
-              <w:top w:val="single" w:color="AAB8C2" w:sz="5"/>
-              <w:left w:val="single" w:color="AAB8C2" w:sz="5"/>
-              <w:bottom w:val="single" w:color="AAB8C2" w:sz="5"/>
-              <w:right w:val="single" w:color="AAB8C2" w:sz="5"/>
-            </w:tcBorders>
-            <w:tcMar>
-              <w:top w:type="dxa" w:w="90"/>
-              <w:left w:type="dxa" w:w="100"/>
-              <w:bottom w:type="dxa" w:w="90"/>
-              <w:right w:type="dxa" w:w="100"/>
-            </w:tcMar>
-          </w:tcPr>
-          <w:p>
-            <w:pPr>
-              <w:spacing w:after="0"/>
-            </w:pPr>
-            <w:r>
-              <w:rPr>
-                <w:rFonts w:ascii="Aptos" w:cs="Aptos" w:eastAsia="Aptos" w:hAnsi="Aptos"/>
-                <w:color w:val="1F2933"/>
+              <w:top w:val="single" w:color="C9BFAE" w:sz="5"/>
+              <w:left w:val="single" w:color="C9BFAE" w:sz="5"/>
+              <w:bottom w:val="single" w:color="C9BFAE" w:sz="5"/>
+              <w:right w:val="single" w:color="C9BFAE" w:sz="5"/>
+            </w:tcBorders>
+            <w:tcMar>
+              <w:top w:type="dxa" w:w="90"/>
+              <w:left w:type="dxa" w:w="100"/>
+              <w:bottom w:type="dxa" w:w="90"/>
+              <w:right w:type="dxa" w:w="100"/>
+            </w:tcMar>
+          </w:tcPr>
+          <w:p>
+            <w:pPr>
+              <w:spacing w:after="0"/>
+            </w:pPr>
+            <w:r>
+              <w:rPr>
+                <w:rFonts w:ascii="Times New Roman" w:cs="Times New Roman" w:eastAsia="Times New Roman" w:hAnsi="Times New Roman"/>
+                <w:color w:val="26352F"/>
                 <w:sz w:val="21"/>
                 <w:szCs w:val="21"/>
               </w:rPr>
@@ -3079,14 +3123,17 @@
     <w:p>
       <w:pPr>
         <w:pStyle w:val="Heading2"/>
+        <w:pBdr>
+          <w:bottom w:val="single" w:color="B08A4B" w:sz="9"/>
+        </w:pBdr>
         <w:spacing w:after="120" w:before="180"/>
       </w:pPr>
       <w:r>
         <w:rPr>
-          <w:rFonts w:ascii="Aptos Display" w:cs="Aptos Display" w:eastAsia="Aptos Display" w:hAnsi="Aptos Display"/>
+          <w:rFonts w:ascii="Times New Roman" w:cs="Times New Roman" w:eastAsia="Times New Roman" w:hAnsi="Times New Roman"/>
           <w:b/>
           <w:bCs/>
-          <w:color w:val="17324D"/>
+          <w:color w:val="742A3A"/>
         </w:rPr>
         <w:t xml:space="preserve">UC-02 — Registrar asesor</w:t>
       </w:r>
@@ -3112,26 +3159,26 @@
           <w:tcPr>
             <w:tcW w:type="dxa" w:w="2300"/>
             <w:tcBorders>
-              <w:top w:val="single" w:color="AAB8C2" w:sz="5"/>
-              <w:left w:val="single" w:color="AAB8C2" w:sz="5"/>
-              <w:bottom w:val="single" w:color="AAB8C2" w:sz="5"/>
-              <w:right w:val="single" w:color="AAB8C2" w:sz="5"/>
-            </w:tcBorders>
-            <w:shd w:fill="EAF2F6" w:color="auto" w:val="clear"/>
-            <w:tcMar>
-              <w:top w:type="dxa" w:w="90"/>
-              <w:left w:type="dxa" w:w="100"/>
-              <w:bottom w:type="dxa" w:w="90"/>
-              <w:right w:type="dxa" w:w="100"/>
-            </w:tcMar>
-          </w:tcPr>
-          <w:p>
-            <w:r>
-              <w:rPr>
-                <w:rFonts w:ascii="Aptos" w:cs="Aptos" w:eastAsia="Aptos" w:hAnsi="Aptos"/>
+              <w:top w:val="single" w:color="C9BFAE" w:sz="5"/>
+              <w:left w:val="single" w:color="C9BFAE" w:sz="5"/>
+              <w:bottom w:val="single" w:color="C9BFAE" w:sz="5"/>
+              <w:right w:val="single" w:color="C9BFAE" w:sz="5"/>
+            </w:tcBorders>
+            <w:shd w:fill="E4ECE6" w:color="auto" w:val="clear"/>
+            <w:tcMar>
+              <w:top w:type="dxa" w:w="90"/>
+              <w:left w:type="dxa" w:w="100"/>
+              <w:bottom w:type="dxa" w:w="90"/>
+              <w:right w:type="dxa" w:w="100"/>
+            </w:tcMar>
+          </w:tcPr>
+          <w:p>
+            <w:r>
+              <w:rPr>
+                <w:rFonts w:ascii="Times New Roman" w:cs="Times New Roman" w:eastAsia="Times New Roman" w:hAnsi="Times New Roman"/>
                 <w:b/>
                 <w:bCs/>
-                <w:color w:val="17324D"/>
+                <w:color w:val="26352F"/>
                 <w:sz w:val="21"/>
                 <w:szCs w:val="21"/>
               </w:rPr>
@@ -3143,26 +3190,26 @@
           <w:tcPr>
             <w:tcW w:type="dxa" w:w="7060"/>
             <w:tcBorders>
-              <w:top w:val="single" w:color="AAB8C2" w:sz="5"/>
-              <w:left w:val="single" w:color="AAB8C2" w:sz="5"/>
-              <w:bottom w:val="single" w:color="AAB8C2" w:sz="5"/>
-              <w:right w:val="single" w:color="AAB8C2" w:sz="5"/>
-            </w:tcBorders>
-            <w:tcMar>
-              <w:top w:type="dxa" w:w="90"/>
-              <w:left w:type="dxa" w:w="100"/>
-              <w:bottom w:type="dxa" w:w="90"/>
-              <w:right w:type="dxa" w:w="100"/>
-            </w:tcMar>
-          </w:tcPr>
-          <w:p>
-            <w:pPr>
-              <w:spacing w:after="0"/>
-            </w:pPr>
-            <w:r>
-              <w:rPr>
-                <w:rFonts w:ascii="Aptos" w:cs="Aptos" w:eastAsia="Aptos" w:hAnsi="Aptos"/>
-                <w:color w:val="1F2933"/>
+              <w:top w:val="single" w:color="C9BFAE" w:sz="5"/>
+              <w:left w:val="single" w:color="C9BFAE" w:sz="5"/>
+              <w:bottom w:val="single" w:color="C9BFAE" w:sz="5"/>
+              <w:right w:val="single" w:color="C9BFAE" w:sz="5"/>
+            </w:tcBorders>
+            <w:tcMar>
+              <w:top w:type="dxa" w:w="90"/>
+              <w:left w:type="dxa" w:w="100"/>
+              <w:bottom w:type="dxa" w:w="90"/>
+              <w:right w:type="dxa" w:w="100"/>
+            </w:tcMar>
+          </w:tcPr>
+          <w:p>
+            <w:pPr>
+              <w:spacing w:after="0"/>
+            </w:pPr>
+            <w:r>
+              <w:rPr>
+                <w:rFonts w:ascii="Times New Roman" w:cs="Times New Roman" w:eastAsia="Times New Roman" w:hAnsi="Times New Roman"/>
+                <w:color w:val="26352F"/>
                 <w:sz w:val="21"/>
                 <w:szCs w:val="21"/>
               </w:rPr>
@@ -3176,26 +3223,26 @@
           <w:tcPr>
             <w:tcW w:type="dxa" w:w="2300"/>
             <w:tcBorders>
-              <w:top w:val="single" w:color="AAB8C2" w:sz="5"/>
-              <w:left w:val="single" w:color="AAB8C2" w:sz="5"/>
-              <w:bottom w:val="single" w:color="AAB8C2" w:sz="5"/>
-              <w:right w:val="single" w:color="AAB8C2" w:sz="5"/>
-            </w:tcBorders>
-            <w:shd w:fill="EAF2F6" w:color="auto" w:val="clear"/>
-            <w:tcMar>
-              <w:top w:type="dxa" w:w="90"/>
-              <w:left w:type="dxa" w:w="100"/>
-              <w:bottom w:type="dxa" w:w="90"/>
-              <w:right w:type="dxa" w:w="100"/>
-            </w:tcMar>
-          </w:tcPr>
-          <w:p>
-            <w:r>
-              <w:rPr>
-                <w:rFonts w:ascii="Aptos" w:cs="Aptos" w:eastAsia="Aptos" w:hAnsi="Aptos"/>
+              <w:top w:val="single" w:color="C9BFAE" w:sz="5"/>
+              <w:left w:val="single" w:color="C9BFAE" w:sz="5"/>
+              <w:bottom w:val="single" w:color="C9BFAE" w:sz="5"/>
+              <w:right w:val="single" w:color="C9BFAE" w:sz="5"/>
+            </w:tcBorders>
+            <w:shd w:fill="E4ECE6" w:color="auto" w:val="clear"/>
+            <w:tcMar>
+              <w:top w:type="dxa" w:w="90"/>
+              <w:left w:type="dxa" w:w="100"/>
+              <w:bottom w:type="dxa" w:w="90"/>
+              <w:right w:type="dxa" w:w="100"/>
+            </w:tcMar>
+          </w:tcPr>
+          <w:p>
+            <w:r>
+              <w:rPr>
+                <w:rFonts w:ascii="Times New Roman" w:cs="Times New Roman" w:eastAsia="Times New Roman" w:hAnsi="Times New Roman"/>
                 <w:b/>
                 <w:bCs/>
-                <w:color w:val="17324D"/>
+                <w:color w:val="26352F"/>
                 <w:sz w:val="21"/>
                 <w:szCs w:val="21"/>
               </w:rPr>
@@ -3207,26 +3254,26 @@
           <w:tcPr>
             <w:tcW w:type="dxa" w:w="7060"/>
             <w:tcBorders>
-              <w:top w:val="single" w:color="AAB8C2" w:sz="5"/>
-              <w:left w:val="single" w:color="AAB8C2" w:sz="5"/>
-              <w:bottom w:val="single" w:color="AAB8C2" w:sz="5"/>
-              <w:right w:val="single" w:color="AAB8C2" w:sz="5"/>
-            </w:tcBorders>
-            <w:tcMar>
-              <w:top w:type="dxa" w:w="90"/>
-              <w:left w:type="dxa" w:w="100"/>
-              <w:bottom w:type="dxa" w:w="90"/>
-              <w:right w:type="dxa" w:w="100"/>
-            </w:tcMar>
-          </w:tcPr>
-          <w:p>
-            <w:pPr>
-              <w:spacing w:after="0"/>
-            </w:pPr>
-            <w:r>
-              <w:rPr>
-                <w:rFonts w:ascii="Aptos" w:cs="Aptos" w:eastAsia="Aptos" w:hAnsi="Aptos"/>
-                <w:color w:val="1F2933"/>
+              <w:top w:val="single" w:color="C9BFAE" w:sz="5"/>
+              <w:left w:val="single" w:color="C9BFAE" w:sz="5"/>
+              <w:bottom w:val="single" w:color="C9BFAE" w:sz="5"/>
+              <w:right w:val="single" w:color="C9BFAE" w:sz="5"/>
+            </w:tcBorders>
+            <w:tcMar>
+              <w:top w:type="dxa" w:w="90"/>
+              <w:left w:type="dxa" w:w="100"/>
+              <w:bottom w:type="dxa" w:w="90"/>
+              <w:right w:type="dxa" w:w="100"/>
+            </w:tcMar>
+          </w:tcPr>
+          <w:p>
+            <w:pPr>
+              <w:spacing w:after="0"/>
+            </w:pPr>
+            <w:r>
+              <w:rPr>
+                <w:rFonts w:ascii="Times New Roman" w:cs="Times New Roman" w:eastAsia="Times New Roman" w:hAnsi="Times New Roman"/>
+                <w:color w:val="26352F"/>
                 <w:sz w:val="21"/>
                 <w:szCs w:val="21"/>
               </w:rPr>
@@ -3240,26 +3287,26 @@
           <w:tcPr>
             <w:tcW w:type="dxa" w:w="2300"/>
             <w:tcBorders>
-              <w:top w:val="single" w:color="AAB8C2" w:sz="5"/>
-              <w:left w:val="single" w:color="AAB8C2" w:sz="5"/>
-              <w:bottom w:val="single" w:color="AAB8C2" w:sz="5"/>
-              <w:right w:val="single" w:color="AAB8C2" w:sz="5"/>
-            </w:tcBorders>
-            <w:shd w:fill="EAF2F6" w:color="auto" w:val="clear"/>
-            <w:tcMar>
-              <w:top w:type="dxa" w:w="90"/>
-              <w:left w:type="dxa" w:w="100"/>
-              <w:bottom w:type="dxa" w:w="90"/>
-              <w:right w:type="dxa" w:w="100"/>
-            </w:tcMar>
-          </w:tcPr>
-          <w:p>
-            <w:r>
-              <w:rPr>
-                <w:rFonts w:ascii="Aptos" w:cs="Aptos" w:eastAsia="Aptos" w:hAnsi="Aptos"/>
+              <w:top w:val="single" w:color="C9BFAE" w:sz="5"/>
+              <w:left w:val="single" w:color="C9BFAE" w:sz="5"/>
+              <w:bottom w:val="single" w:color="C9BFAE" w:sz="5"/>
+              <w:right w:val="single" w:color="C9BFAE" w:sz="5"/>
+            </w:tcBorders>
+            <w:shd w:fill="E4ECE6" w:color="auto" w:val="clear"/>
+            <w:tcMar>
+              <w:top w:type="dxa" w:w="90"/>
+              <w:left w:type="dxa" w:w="100"/>
+              <w:bottom w:type="dxa" w:w="90"/>
+              <w:right w:type="dxa" w:w="100"/>
+            </w:tcMar>
+          </w:tcPr>
+          <w:p>
+            <w:r>
+              <w:rPr>
+                <w:rFonts w:ascii="Times New Roman" w:cs="Times New Roman" w:eastAsia="Times New Roman" w:hAnsi="Times New Roman"/>
                 <w:b/>
                 <w:bCs/>
-                <w:color w:val="17324D"/>
+                <w:color w:val="26352F"/>
                 <w:sz w:val="21"/>
                 <w:szCs w:val="21"/>
               </w:rPr>
@@ -3271,26 +3318,26 @@
           <w:tcPr>
             <w:tcW w:type="dxa" w:w="7060"/>
             <w:tcBorders>
-              <w:top w:val="single" w:color="AAB8C2" w:sz="5"/>
-              <w:left w:val="single" w:color="AAB8C2" w:sz="5"/>
-              <w:bottom w:val="single" w:color="AAB8C2" w:sz="5"/>
-              <w:right w:val="single" w:color="AAB8C2" w:sz="5"/>
-            </w:tcBorders>
-            <w:tcMar>
-              <w:top w:type="dxa" w:w="90"/>
-              <w:left w:type="dxa" w:w="100"/>
-              <w:bottom w:type="dxa" w:w="90"/>
-              <w:right w:type="dxa" w:w="100"/>
-            </w:tcMar>
-          </w:tcPr>
-          <w:p>
-            <w:pPr>
-              <w:spacing w:after="0"/>
-            </w:pPr>
-            <w:r>
-              <w:rPr>
-                <w:rFonts w:ascii="Aptos" w:cs="Aptos" w:eastAsia="Aptos" w:hAnsi="Aptos"/>
-                <w:color w:val="1F2933"/>
+              <w:top w:val="single" w:color="C9BFAE" w:sz="5"/>
+              <w:left w:val="single" w:color="C9BFAE" w:sz="5"/>
+              <w:bottom w:val="single" w:color="C9BFAE" w:sz="5"/>
+              <w:right w:val="single" w:color="C9BFAE" w:sz="5"/>
+            </w:tcBorders>
+            <w:tcMar>
+              <w:top w:type="dxa" w:w="90"/>
+              <w:left w:type="dxa" w:w="100"/>
+              <w:bottom w:type="dxa" w:w="90"/>
+              <w:right w:type="dxa" w:w="100"/>
+            </w:tcMar>
+          </w:tcPr>
+          <w:p>
+            <w:pPr>
+              <w:spacing w:after="0"/>
+            </w:pPr>
+            <w:r>
+              <w:rPr>
+                <w:rFonts w:ascii="Times New Roman" w:cs="Times New Roman" w:eastAsia="Times New Roman" w:hAnsi="Times New Roman"/>
+                <w:color w:val="26352F"/>
                 <w:sz w:val="21"/>
                 <w:szCs w:val="21"/>
               </w:rPr>
@@ -3304,26 +3351,26 @@
           <w:tcPr>
             <w:tcW w:type="dxa" w:w="2300"/>
             <w:tcBorders>
-              <w:top w:val="single" w:color="AAB8C2" w:sz="5"/>
-              <w:left w:val="single" w:color="AAB8C2" w:sz="5"/>
-              <w:bottom w:val="single" w:color="AAB8C2" w:sz="5"/>
-              <w:right w:val="single" w:color="AAB8C2" w:sz="5"/>
-            </w:tcBorders>
-            <w:shd w:fill="EAF2F6" w:color="auto" w:val="clear"/>
-            <w:tcMar>
-              <w:top w:type="dxa" w:w="90"/>
-              <w:left w:type="dxa" w:w="100"/>
-              <w:bottom w:type="dxa" w:w="90"/>
-              <w:right w:type="dxa" w:w="100"/>
-            </w:tcMar>
-          </w:tcPr>
-          <w:p>
-            <w:r>
-              <w:rPr>
-                <w:rFonts w:ascii="Aptos" w:cs="Aptos" w:eastAsia="Aptos" w:hAnsi="Aptos"/>
+              <w:top w:val="single" w:color="C9BFAE" w:sz="5"/>
+              <w:left w:val="single" w:color="C9BFAE" w:sz="5"/>
+              <w:bottom w:val="single" w:color="C9BFAE" w:sz="5"/>
+              <w:right w:val="single" w:color="C9BFAE" w:sz="5"/>
+            </w:tcBorders>
+            <w:shd w:fill="E4ECE6" w:color="auto" w:val="clear"/>
+            <w:tcMar>
+              <w:top w:type="dxa" w:w="90"/>
+              <w:left w:type="dxa" w:w="100"/>
+              <w:bottom w:type="dxa" w:w="90"/>
+              <w:right w:type="dxa" w:w="100"/>
+            </w:tcMar>
+          </w:tcPr>
+          <w:p>
+            <w:r>
+              <w:rPr>
+                <w:rFonts w:ascii="Times New Roman" w:cs="Times New Roman" w:eastAsia="Times New Roman" w:hAnsi="Times New Roman"/>
                 <w:b/>
                 <w:bCs/>
-                <w:color w:val="17324D"/>
+                <w:color w:val="26352F"/>
                 <w:sz w:val="21"/>
                 <w:szCs w:val="21"/>
               </w:rPr>
@@ -3335,26 +3382,26 @@
           <w:tcPr>
             <w:tcW w:type="dxa" w:w="7060"/>
             <w:tcBorders>
-              <w:top w:val="single" w:color="AAB8C2" w:sz="5"/>
-              <w:left w:val="single" w:color="AAB8C2" w:sz="5"/>
-              <w:bottom w:val="single" w:color="AAB8C2" w:sz="5"/>
-              <w:right w:val="single" w:color="AAB8C2" w:sz="5"/>
-            </w:tcBorders>
-            <w:tcMar>
-              <w:top w:type="dxa" w:w="90"/>
-              <w:left w:type="dxa" w:w="100"/>
-              <w:bottom w:type="dxa" w:w="90"/>
-              <w:right w:type="dxa" w:w="100"/>
-            </w:tcMar>
-          </w:tcPr>
-          <w:p>
-            <w:pPr>
-              <w:spacing w:after="0"/>
-            </w:pPr>
-            <w:r>
-              <w:rPr>
-                <w:rFonts w:ascii="Aptos" w:cs="Aptos" w:eastAsia="Aptos" w:hAnsi="Aptos"/>
-                <w:color w:val="1F2933"/>
+              <w:top w:val="single" w:color="C9BFAE" w:sz="5"/>
+              <w:left w:val="single" w:color="C9BFAE" w:sz="5"/>
+              <w:bottom w:val="single" w:color="C9BFAE" w:sz="5"/>
+              <w:right w:val="single" w:color="C9BFAE" w:sz="5"/>
+            </w:tcBorders>
+            <w:tcMar>
+              <w:top w:type="dxa" w:w="90"/>
+              <w:left w:type="dxa" w:w="100"/>
+              <w:bottom w:type="dxa" w:w="90"/>
+              <w:right w:type="dxa" w:w="100"/>
+            </w:tcMar>
+          </w:tcPr>
+          <w:p>
+            <w:pPr>
+              <w:spacing w:after="0"/>
+            </w:pPr>
+            <w:r>
+              <w:rPr>
+                <w:rFonts w:ascii="Times New Roman" w:cs="Times New Roman" w:eastAsia="Times New Roman" w:hAnsi="Times New Roman"/>
+                <w:color w:val="26352F"/>
                 <w:sz w:val="21"/>
                 <w:szCs w:val="21"/>
               </w:rPr>
@@ -3368,26 +3415,26 @@
           <w:tcPr>
             <w:tcW w:type="dxa" w:w="2300"/>
             <w:tcBorders>
-              <w:top w:val="single" w:color="AAB8C2" w:sz="5"/>
-              <w:left w:val="single" w:color="AAB8C2" w:sz="5"/>
-              <w:bottom w:val="single" w:color="AAB8C2" w:sz="5"/>
-              <w:right w:val="single" w:color="AAB8C2" w:sz="5"/>
-            </w:tcBorders>
-            <w:shd w:fill="EAF2F6" w:color="auto" w:val="clear"/>
-            <w:tcMar>
-              <w:top w:type="dxa" w:w="90"/>
-              <w:left w:type="dxa" w:w="100"/>
-              <w:bottom w:type="dxa" w:w="90"/>
-              <w:right w:type="dxa" w:w="100"/>
-            </w:tcMar>
-          </w:tcPr>
-          <w:p>
-            <w:r>
-              <w:rPr>
-                <w:rFonts w:ascii="Aptos" w:cs="Aptos" w:eastAsia="Aptos" w:hAnsi="Aptos"/>
+              <w:top w:val="single" w:color="C9BFAE" w:sz="5"/>
+              <w:left w:val="single" w:color="C9BFAE" w:sz="5"/>
+              <w:bottom w:val="single" w:color="C9BFAE" w:sz="5"/>
+              <w:right w:val="single" w:color="C9BFAE" w:sz="5"/>
+            </w:tcBorders>
+            <w:shd w:fill="E4ECE6" w:color="auto" w:val="clear"/>
+            <w:tcMar>
+              <w:top w:type="dxa" w:w="90"/>
+              <w:left w:type="dxa" w:w="100"/>
+              <w:bottom w:type="dxa" w:w="90"/>
+              <w:right w:type="dxa" w:w="100"/>
+            </w:tcMar>
+          </w:tcPr>
+          <w:p>
+            <w:r>
+              <w:rPr>
+                <w:rFonts w:ascii="Times New Roman" w:cs="Times New Roman" w:eastAsia="Times New Roman" w:hAnsi="Times New Roman"/>
                 <w:b/>
                 <w:bCs/>
-                <w:color w:val="17324D"/>
+                <w:color w:val="26352F"/>
                 <w:sz w:val="21"/>
                 <w:szCs w:val="21"/>
               </w:rPr>
@@ -3399,26 +3446,26 @@
           <w:tcPr>
             <w:tcW w:type="dxa" w:w="7060"/>
             <w:tcBorders>
-              <w:top w:val="single" w:color="AAB8C2" w:sz="5"/>
-              <w:left w:val="single" w:color="AAB8C2" w:sz="5"/>
-              <w:bottom w:val="single" w:color="AAB8C2" w:sz="5"/>
-              <w:right w:val="single" w:color="AAB8C2" w:sz="5"/>
-            </w:tcBorders>
-            <w:tcMar>
-              <w:top w:type="dxa" w:w="90"/>
-              <w:left w:type="dxa" w:w="100"/>
-              <w:bottom w:type="dxa" w:w="90"/>
-              <w:right w:type="dxa" w:w="100"/>
-            </w:tcMar>
-          </w:tcPr>
-          <w:p>
-            <w:pPr>
-              <w:spacing w:after="0"/>
-            </w:pPr>
-            <w:r>
-              <w:rPr>
-                <w:rFonts w:ascii="Aptos" w:cs="Aptos" w:eastAsia="Aptos" w:hAnsi="Aptos"/>
-                <w:color w:val="1F2933"/>
+              <w:top w:val="single" w:color="C9BFAE" w:sz="5"/>
+              <w:left w:val="single" w:color="C9BFAE" w:sz="5"/>
+              <w:bottom w:val="single" w:color="C9BFAE" w:sz="5"/>
+              <w:right w:val="single" w:color="C9BFAE" w:sz="5"/>
+            </w:tcBorders>
+            <w:tcMar>
+              <w:top w:type="dxa" w:w="90"/>
+              <w:left w:type="dxa" w:w="100"/>
+              <w:bottom w:type="dxa" w:w="90"/>
+              <w:right w:type="dxa" w:w="100"/>
+            </w:tcMar>
+          </w:tcPr>
+          <w:p>
+            <w:pPr>
+              <w:spacing w:after="0"/>
+            </w:pPr>
+            <w:r>
+              <w:rPr>
+                <w:rFonts w:ascii="Times New Roman" w:cs="Times New Roman" w:eastAsia="Times New Roman" w:hAnsi="Times New Roman"/>
+                <w:color w:val="26352F"/>
                 <w:sz w:val="21"/>
                 <w:szCs w:val="21"/>
               </w:rPr>
@@ -3432,26 +3479,26 @@
           <w:tcPr>
             <w:tcW w:type="dxa" w:w="2300"/>
             <w:tcBorders>
-              <w:top w:val="single" w:color="AAB8C2" w:sz="5"/>
-              <w:left w:val="single" w:color="AAB8C2" w:sz="5"/>
-              <w:bottom w:val="single" w:color="AAB8C2" w:sz="5"/>
-              <w:right w:val="single" w:color="AAB8C2" w:sz="5"/>
-            </w:tcBorders>
-            <w:shd w:fill="EAF2F6" w:color="auto" w:val="clear"/>
-            <w:tcMar>
-              <w:top w:type="dxa" w:w="90"/>
-              <w:left w:type="dxa" w:w="100"/>
-              <w:bottom w:type="dxa" w:w="90"/>
-              <w:right w:type="dxa" w:w="100"/>
-            </w:tcMar>
-          </w:tcPr>
-          <w:p>
-            <w:r>
-              <w:rPr>
-                <w:rFonts w:ascii="Aptos" w:cs="Aptos" w:eastAsia="Aptos" w:hAnsi="Aptos"/>
+              <w:top w:val="single" w:color="C9BFAE" w:sz="5"/>
+              <w:left w:val="single" w:color="C9BFAE" w:sz="5"/>
+              <w:bottom w:val="single" w:color="C9BFAE" w:sz="5"/>
+              <w:right w:val="single" w:color="C9BFAE" w:sz="5"/>
+            </w:tcBorders>
+            <w:shd w:fill="E4ECE6" w:color="auto" w:val="clear"/>
+            <w:tcMar>
+              <w:top w:type="dxa" w:w="90"/>
+              <w:left w:type="dxa" w:w="100"/>
+              <w:bottom w:type="dxa" w:w="90"/>
+              <w:right w:type="dxa" w:w="100"/>
+            </w:tcMar>
+          </w:tcPr>
+          <w:p>
+            <w:r>
+              <w:rPr>
+                <w:rFonts w:ascii="Times New Roman" w:cs="Times New Roman" w:eastAsia="Times New Roman" w:hAnsi="Times New Roman"/>
                 <w:b/>
                 <w:bCs/>
-                <w:color w:val="17324D"/>
+                <w:color w:val="26352F"/>
                 <w:sz w:val="21"/>
                 <w:szCs w:val="21"/>
               </w:rPr>
@@ -3463,26 +3510,26 @@
           <w:tcPr>
             <w:tcW w:type="dxa" w:w="7060"/>
             <w:tcBorders>
-              <w:top w:val="single" w:color="AAB8C2" w:sz="5"/>
-              <w:left w:val="single" w:color="AAB8C2" w:sz="5"/>
-              <w:bottom w:val="single" w:color="AAB8C2" w:sz="5"/>
-              <w:right w:val="single" w:color="AAB8C2" w:sz="5"/>
-            </w:tcBorders>
-            <w:tcMar>
-              <w:top w:type="dxa" w:w="90"/>
-              <w:left w:type="dxa" w:w="100"/>
-              <w:bottom w:type="dxa" w:w="90"/>
-              <w:right w:type="dxa" w:w="100"/>
-            </w:tcMar>
-          </w:tcPr>
-          <w:p>
-            <w:pPr>
-              <w:spacing w:after="0"/>
-            </w:pPr>
-            <w:r>
-              <w:rPr>
-                <w:rFonts w:ascii="Aptos" w:cs="Aptos" w:eastAsia="Aptos" w:hAnsi="Aptos"/>
-                <w:color w:val="1F2933"/>
+              <w:top w:val="single" w:color="C9BFAE" w:sz="5"/>
+              <w:left w:val="single" w:color="C9BFAE" w:sz="5"/>
+              <w:bottom w:val="single" w:color="C9BFAE" w:sz="5"/>
+              <w:right w:val="single" w:color="C9BFAE" w:sz="5"/>
+            </w:tcBorders>
+            <w:tcMar>
+              <w:top w:type="dxa" w:w="90"/>
+              <w:left w:type="dxa" w:w="100"/>
+              <w:bottom w:type="dxa" w:w="90"/>
+              <w:right w:type="dxa" w:w="100"/>
+            </w:tcMar>
+          </w:tcPr>
+          <w:p>
+            <w:pPr>
+              <w:spacing w:after="0"/>
+            </w:pPr>
+            <w:r>
+              <w:rPr>
+                <w:rFonts w:ascii="Times New Roman" w:cs="Times New Roman" w:eastAsia="Times New Roman" w:hAnsi="Times New Roman"/>
+                <w:color w:val="26352F"/>
                 <w:sz w:val="21"/>
                 <w:szCs w:val="21"/>
               </w:rPr>
@@ -3496,26 +3543,26 @@
           <w:tcPr>
             <w:tcW w:type="dxa" w:w="2300"/>
             <w:tcBorders>
-              <w:top w:val="single" w:color="AAB8C2" w:sz="5"/>
-              <w:left w:val="single" w:color="AAB8C2" w:sz="5"/>
-              <w:bottom w:val="single" w:color="AAB8C2" w:sz="5"/>
-              <w:right w:val="single" w:color="AAB8C2" w:sz="5"/>
-            </w:tcBorders>
-            <w:shd w:fill="EAF2F6" w:color="auto" w:val="clear"/>
-            <w:tcMar>
-              <w:top w:type="dxa" w:w="90"/>
-              <w:left w:type="dxa" w:w="100"/>
-              <w:bottom w:type="dxa" w:w="90"/>
-              <w:right w:type="dxa" w:w="100"/>
-            </w:tcMar>
-          </w:tcPr>
-          <w:p>
-            <w:r>
-              <w:rPr>
-                <w:rFonts w:ascii="Aptos" w:cs="Aptos" w:eastAsia="Aptos" w:hAnsi="Aptos"/>
+              <w:top w:val="single" w:color="C9BFAE" w:sz="5"/>
+              <w:left w:val="single" w:color="C9BFAE" w:sz="5"/>
+              <w:bottom w:val="single" w:color="C9BFAE" w:sz="5"/>
+              <w:right w:val="single" w:color="C9BFAE" w:sz="5"/>
+            </w:tcBorders>
+            <w:shd w:fill="E4ECE6" w:color="auto" w:val="clear"/>
+            <w:tcMar>
+              <w:top w:type="dxa" w:w="90"/>
+              <w:left w:type="dxa" w:w="100"/>
+              <w:bottom w:type="dxa" w:w="90"/>
+              <w:right w:type="dxa" w:w="100"/>
+            </w:tcMar>
+          </w:tcPr>
+          <w:p>
+            <w:r>
+              <w:rPr>
+                <w:rFonts w:ascii="Times New Roman" w:cs="Times New Roman" w:eastAsia="Times New Roman" w:hAnsi="Times New Roman"/>
                 <w:b/>
                 <w:bCs/>
-                <w:color w:val="17324D"/>
+                <w:color w:val="26352F"/>
                 <w:sz w:val="21"/>
                 <w:szCs w:val="21"/>
               </w:rPr>
@@ -3527,26 +3574,26 @@
           <w:tcPr>
             <w:tcW w:type="dxa" w:w="7060"/>
             <w:tcBorders>
-              <w:top w:val="single" w:color="AAB8C2" w:sz="5"/>
-              <w:left w:val="single" w:color="AAB8C2" w:sz="5"/>
-              <w:bottom w:val="single" w:color="AAB8C2" w:sz="5"/>
-              <w:right w:val="single" w:color="AAB8C2" w:sz="5"/>
-            </w:tcBorders>
-            <w:tcMar>
-              <w:top w:type="dxa" w:w="90"/>
-              <w:left w:type="dxa" w:w="100"/>
-              <w:bottom w:type="dxa" w:w="90"/>
-              <w:right w:type="dxa" w:w="100"/>
-            </w:tcMar>
-          </w:tcPr>
-          <w:p>
-            <w:pPr>
-              <w:spacing w:after="0"/>
-            </w:pPr>
-            <w:r>
-              <w:rPr>
-                <w:rFonts w:ascii="Aptos" w:cs="Aptos" w:eastAsia="Aptos" w:hAnsi="Aptos"/>
-                <w:color w:val="1F2933"/>
+              <w:top w:val="single" w:color="C9BFAE" w:sz="5"/>
+              <w:left w:val="single" w:color="C9BFAE" w:sz="5"/>
+              <w:bottom w:val="single" w:color="C9BFAE" w:sz="5"/>
+              <w:right w:val="single" w:color="C9BFAE" w:sz="5"/>
+            </w:tcBorders>
+            <w:tcMar>
+              <w:top w:type="dxa" w:w="90"/>
+              <w:left w:type="dxa" w:w="100"/>
+              <w:bottom w:type="dxa" w:w="90"/>
+              <w:right w:type="dxa" w:w="100"/>
+            </w:tcMar>
+          </w:tcPr>
+          <w:p>
+            <w:pPr>
+              <w:spacing w:after="0"/>
+            </w:pPr>
+            <w:r>
+              <w:rPr>
+                <w:rFonts w:ascii="Times New Roman" w:cs="Times New Roman" w:eastAsia="Times New Roman" w:hAnsi="Times New Roman"/>
+                <w:color w:val="26352F"/>
                 <w:sz w:val="21"/>
                 <w:szCs w:val="21"/>
               </w:rPr>
@@ -3564,14 +3611,17 @@
     <w:p>
       <w:pPr>
         <w:pStyle w:val="Heading2"/>
+        <w:pBdr>
+          <w:bottom w:val="single" w:color="B08A4B" w:sz="9"/>
+        </w:pBdr>
         <w:spacing w:after="120" w:before="180"/>
       </w:pPr>
       <w:r>
         <w:rPr>
-          <w:rFonts w:ascii="Aptos Display" w:cs="Aptos Display" w:eastAsia="Aptos Display" w:hAnsi="Aptos Display"/>
+          <w:rFonts w:ascii="Times New Roman" w:cs="Times New Roman" w:eastAsia="Times New Roman" w:hAnsi="Times New Roman"/>
           <w:b/>
           <w:bCs/>
-          <w:color w:val="17324D"/>
+          <w:color w:val="742A3A"/>
         </w:rPr>
         <w:t xml:space="preserve">UC-03 — Registrar lead</w:t>
       </w:r>
@@ -3597,26 +3647,26 @@
           <w:tcPr>
             <w:tcW w:type="dxa" w:w="2300"/>
             <w:tcBorders>
-              <w:top w:val="single" w:color="AAB8C2" w:sz="5"/>
-              <w:left w:val="single" w:color="AAB8C2" w:sz="5"/>
-              <w:bottom w:val="single" w:color="AAB8C2" w:sz="5"/>
-              <w:right w:val="single" w:color="AAB8C2" w:sz="5"/>
-            </w:tcBorders>
-            <w:shd w:fill="EAF2F6" w:color="auto" w:val="clear"/>
-            <w:tcMar>
-              <w:top w:type="dxa" w:w="90"/>
-              <w:left w:type="dxa" w:w="100"/>
-              <w:bottom w:type="dxa" w:w="90"/>
-              <w:right w:type="dxa" w:w="100"/>
-            </w:tcMar>
-          </w:tcPr>
-          <w:p>
-            <w:r>
-              <w:rPr>
-                <w:rFonts w:ascii="Aptos" w:cs="Aptos" w:eastAsia="Aptos" w:hAnsi="Aptos"/>
+              <w:top w:val="single" w:color="C9BFAE" w:sz="5"/>
+              <w:left w:val="single" w:color="C9BFAE" w:sz="5"/>
+              <w:bottom w:val="single" w:color="C9BFAE" w:sz="5"/>
+              <w:right w:val="single" w:color="C9BFAE" w:sz="5"/>
+            </w:tcBorders>
+            <w:shd w:fill="E4ECE6" w:color="auto" w:val="clear"/>
+            <w:tcMar>
+              <w:top w:type="dxa" w:w="90"/>
+              <w:left w:type="dxa" w:w="100"/>
+              <w:bottom w:type="dxa" w:w="90"/>
+              <w:right w:type="dxa" w:w="100"/>
+            </w:tcMar>
+          </w:tcPr>
+          <w:p>
+            <w:r>
+              <w:rPr>
+                <w:rFonts w:ascii="Times New Roman" w:cs="Times New Roman" w:eastAsia="Times New Roman" w:hAnsi="Times New Roman"/>
                 <w:b/>
                 <w:bCs/>
-                <w:color w:val="17324D"/>
+                <w:color w:val="26352F"/>
                 <w:sz w:val="21"/>
                 <w:szCs w:val="21"/>
               </w:rPr>
@@ -3628,26 +3678,26 @@
           <w:tcPr>
             <w:tcW w:type="dxa" w:w="7060"/>
             <w:tcBorders>
-              <w:top w:val="single" w:color="AAB8C2" w:sz="5"/>
-              <w:left w:val="single" w:color="AAB8C2" w:sz="5"/>
-              <w:bottom w:val="single" w:color="AAB8C2" w:sz="5"/>
-              <w:right w:val="single" w:color="AAB8C2" w:sz="5"/>
-            </w:tcBorders>
-            <w:tcMar>
-              <w:top w:type="dxa" w:w="90"/>
-              <w:left w:type="dxa" w:w="100"/>
-              <w:bottom w:type="dxa" w:w="90"/>
-              <w:right w:type="dxa" w:w="100"/>
-            </w:tcMar>
-          </w:tcPr>
-          <w:p>
-            <w:pPr>
-              <w:spacing w:after="0"/>
-            </w:pPr>
-            <w:r>
-              <w:rPr>
-                <w:rFonts w:ascii="Aptos" w:cs="Aptos" w:eastAsia="Aptos" w:hAnsi="Aptos"/>
-                <w:color w:val="1F2933"/>
+              <w:top w:val="single" w:color="C9BFAE" w:sz="5"/>
+              <w:left w:val="single" w:color="C9BFAE" w:sz="5"/>
+              <w:bottom w:val="single" w:color="C9BFAE" w:sz="5"/>
+              <w:right w:val="single" w:color="C9BFAE" w:sz="5"/>
+            </w:tcBorders>
+            <w:tcMar>
+              <w:top w:type="dxa" w:w="90"/>
+              <w:left w:type="dxa" w:w="100"/>
+              <w:bottom w:type="dxa" w:w="90"/>
+              <w:right w:type="dxa" w:w="100"/>
+            </w:tcMar>
+          </w:tcPr>
+          <w:p>
+            <w:pPr>
+              <w:spacing w:after="0"/>
+            </w:pPr>
+            <w:r>
+              <w:rPr>
+                <w:rFonts w:ascii="Times New Roman" w:cs="Times New Roman" w:eastAsia="Times New Roman" w:hAnsi="Times New Roman"/>
+                <w:color w:val="26352F"/>
                 <w:sz w:val="21"/>
                 <w:szCs w:val="21"/>
               </w:rPr>
@@ -3661,26 +3711,26 @@
           <w:tcPr>
             <w:tcW w:type="dxa" w:w="2300"/>
             <w:tcBorders>
-              <w:top w:val="single" w:color="AAB8C2" w:sz="5"/>
-              <w:left w:val="single" w:color="AAB8C2" w:sz="5"/>
-              <w:bottom w:val="single" w:color="AAB8C2" w:sz="5"/>
-              <w:right w:val="single" w:color="AAB8C2" w:sz="5"/>
-            </w:tcBorders>
-            <w:shd w:fill="EAF2F6" w:color="auto" w:val="clear"/>
-            <w:tcMar>
-              <w:top w:type="dxa" w:w="90"/>
-              <w:left w:type="dxa" w:w="100"/>
-              <w:bottom w:type="dxa" w:w="90"/>
-              <w:right w:type="dxa" w:w="100"/>
-            </w:tcMar>
-          </w:tcPr>
-          <w:p>
-            <w:r>
-              <w:rPr>
-                <w:rFonts w:ascii="Aptos" w:cs="Aptos" w:eastAsia="Aptos" w:hAnsi="Aptos"/>
+              <w:top w:val="single" w:color="C9BFAE" w:sz="5"/>
+              <w:left w:val="single" w:color="C9BFAE" w:sz="5"/>
+              <w:bottom w:val="single" w:color="C9BFAE" w:sz="5"/>
+              <w:right w:val="single" w:color="C9BFAE" w:sz="5"/>
+            </w:tcBorders>
+            <w:shd w:fill="E4ECE6" w:color="auto" w:val="clear"/>
+            <w:tcMar>
+              <w:top w:type="dxa" w:w="90"/>
+              <w:left w:type="dxa" w:w="100"/>
+              <w:bottom w:type="dxa" w:w="90"/>
+              <w:right w:type="dxa" w:w="100"/>
+            </w:tcMar>
+          </w:tcPr>
+          <w:p>
+            <w:r>
+              <w:rPr>
+                <w:rFonts w:ascii="Times New Roman" w:cs="Times New Roman" w:eastAsia="Times New Roman" w:hAnsi="Times New Roman"/>
                 <w:b/>
                 <w:bCs/>
-                <w:color w:val="17324D"/>
+                <w:color w:val="26352F"/>
                 <w:sz w:val="21"/>
                 <w:szCs w:val="21"/>
               </w:rPr>
@@ -3692,26 +3742,26 @@
           <w:tcPr>
             <w:tcW w:type="dxa" w:w="7060"/>
             <w:tcBorders>
-              <w:top w:val="single" w:color="AAB8C2" w:sz="5"/>
-              <w:left w:val="single" w:color="AAB8C2" w:sz="5"/>
-              <w:bottom w:val="single" w:color="AAB8C2" w:sz="5"/>
-              <w:right w:val="single" w:color="AAB8C2" w:sz="5"/>
-            </w:tcBorders>
-            <w:tcMar>
-              <w:top w:type="dxa" w:w="90"/>
-              <w:left w:type="dxa" w:w="100"/>
-              <w:bottom w:type="dxa" w:w="90"/>
-              <w:right w:type="dxa" w:w="100"/>
-            </w:tcMar>
-          </w:tcPr>
-          <w:p>
-            <w:pPr>
-              <w:spacing w:after="0"/>
-            </w:pPr>
-            <w:r>
-              <w:rPr>
-                <w:rFonts w:ascii="Aptos" w:cs="Aptos" w:eastAsia="Aptos" w:hAnsi="Aptos"/>
-                <w:color w:val="1F2933"/>
+              <w:top w:val="single" w:color="C9BFAE" w:sz="5"/>
+              <w:left w:val="single" w:color="C9BFAE" w:sz="5"/>
+              <w:bottom w:val="single" w:color="C9BFAE" w:sz="5"/>
+              <w:right w:val="single" w:color="C9BFAE" w:sz="5"/>
+            </w:tcBorders>
+            <w:tcMar>
+              <w:top w:type="dxa" w:w="90"/>
+              <w:left w:type="dxa" w:w="100"/>
+              <w:bottom w:type="dxa" w:w="90"/>
+              <w:right w:type="dxa" w:w="100"/>
+            </w:tcMar>
+          </w:tcPr>
+          <w:p>
+            <w:pPr>
+              <w:spacing w:after="0"/>
+            </w:pPr>
+            <w:r>
+              <w:rPr>
+                <w:rFonts w:ascii="Times New Roman" w:cs="Times New Roman" w:eastAsia="Times New Roman" w:hAnsi="Times New Roman"/>
+                <w:color w:val="26352F"/>
                 <w:sz w:val="21"/>
                 <w:szCs w:val="21"/>
               </w:rPr>
@@ -3725,26 +3775,26 @@
           <w:tcPr>
             <w:tcW w:type="dxa" w:w="2300"/>
             <w:tcBorders>
-              <w:top w:val="single" w:color="AAB8C2" w:sz="5"/>
-              <w:left w:val="single" w:color="AAB8C2" w:sz="5"/>
-              <w:bottom w:val="single" w:color="AAB8C2" w:sz="5"/>
-              <w:right w:val="single" w:color="AAB8C2" w:sz="5"/>
-            </w:tcBorders>
-            <w:shd w:fill="EAF2F6" w:color="auto" w:val="clear"/>
-            <w:tcMar>
-              <w:top w:type="dxa" w:w="90"/>
-              <w:left w:type="dxa" w:w="100"/>
-              <w:bottom w:type="dxa" w:w="90"/>
-              <w:right w:type="dxa" w:w="100"/>
-            </w:tcMar>
-          </w:tcPr>
-          <w:p>
-            <w:r>
-              <w:rPr>
-                <w:rFonts w:ascii="Aptos" w:cs="Aptos" w:eastAsia="Aptos" w:hAnsi="Aptos"/>
+              <w:top w:val="single" w:color="C9BFAE" w:sz="5"/>
+              <w:left w:val="single" w:color="C9BFAE" w:sz="5"/>
+              <w:bottom w:val="single" w:color="C9BFAE" w:sz="5"/>
+              <w:right w:val="single" w:color="C9BFAE" w:sz="5"/>
+            </w:tcBorders>
+            <w:shd w:fill="E4ECE6" w:color="auto" w:val="clear"/>
+            <w:tcMar>
+              <w:top w:type="dxa" w:w="90"/>
+              <w:left w:type="dxa" w:w="100"/>
+              <w:bottom w:type="dxa" w:w="90"/>
+              <w:right w:type="dxa" w:w="100"/>
+            </w:tcMar>
+          </w:tcPr>
+          <w:p>
+            <w:r>
+              <w:rPr>
+                <w:rFonts w:ascii="Times New Roman" w:cs="Times New Roman" w:eastAsia="Times New Roman" w:hAnsi="Times New Roman"/>
                 <w:b/>
                 <w:bCs/>
-                <w:color w:val="17324D"/>
+                <w:color w:val="26352F"/>
                 <w:sz w:val="21"/>
                 <w:szCs w:val="21"/>
               </w:rPr>
@@ -3756,26 +3806,26 @@
           <w:tcPr>
             <w:tcW w:type="dxa" w:w="7060"/>
             <w:tcBorders>
-              <w:top w:val="single" w:color="AAB8C2" w:sz="5"/>
-              <w:left w:val="single" w:color="AAB8C2" w:sz="5"/>
-              <w:bottom w:val="single" w:color="AAB8C2" w:sz="5"/>
-              <w:right w:val="single" w:color="AAB8C2" w:sz="5"/>
-            </w:tcBorders>
-            <w:tcMar>
-              <w:top w:type="dxa" w:w="90"/>
-              <w:left w:type="dxa" w:w="100"/>
-              <w:bottom w:type="dxa" w:w="90"/>
-              <w:right w:type="dxa" w:w="100"/>
-            </w:tcMar>
-          </w:tcPr>
-          <w:p>
-            <w:pPr>
-              <w:spacing w:after="0"/>
-            </w:pPr>
-            <w:r>
-              <w:rPr>
-                <w:rFonts w:ascii="Aptos" w:cs="Aptos" w:eastAsia="Aptos" w:hAnsi="Aptos"/>
-                <w:color w:val="1F2933"/>
+              <w:top w:val="single" w:color="C9BFAE" w:sz="5"/>
+              <w:left w:val="single" w:color="C9BFAE" w:sz="5"/>
+              <w:bottom w:val="single" w:color="C9BFAE" w:sz="5"/>
+              <w:right w:val="single" w:color="C9BFAE" w:sz="5"/>
+            </w:tcBorders>
+            <w:tcMar>
+              <w:top w:type="dxa" w:w="90"/>
+              <w:left w:type="dxa" w:w="100"/>
+              <w:bottom w:type="dxa" w:w="90"/>
+              <w:right w:type="dxa" w:w="100"/>
+            </w:tcMar>
+          </w:tcPr>
+          <w:p>
+            <w:pPr>
+              <w:spacing w:after="0"/>
+            </w:pPr>
+            <w:r>
+              <w:rPr>
+                <w:rFonts w:ascii="Times New Roman" w:cs="Times New Roman" w:eastAsia="Times New Roman" w:hAnsi="Times New Roman"/>
+                <w:color w:val="26352F"/>
                 <w:sz w:val="21"/>
                 <w:szCs w:val="21"/>
               </w:rPr>
@@ -3789,26 +3839,26 @@
           <w:tcPr>
             <w:tcW w:type="dxa" w:w="2300"/>
             <w:tcBorders>
-              <w:top w:val="single" w:color="AAB8C2" w:sz="5"/>
-              <w:left w:val="single" w:color="AAB8C2" w:sz="5"/>
-              <w:bottom w:val="single" w:color="AAB8C2" w:sz="5"/>
-              <w:right w:val="single" w:color="AAB8C2" w:sz="5"/>
-            </w:tcBorders>
-            <w:shd w:fill="EAF2F6" w:color="auto" w:val="clear"/>
-            <w:tcMar>
-              <w:top w:type="dxa" w:w="90"/>
-              <w:left w:type="dxa" w:w="100"/>
-              <w:bottom w:type="dxa" w:w="90"/>
-              <w:right w:type="dxa" w:w="100"/>
-            </w:tcMar>
-          </w:tcPr>
-          <w:p>
-            <w:r>
-              <w:rPr>
-                <w:rFonts w:ascii="Aptos" w:cs="Aptos" w:eastAsia="Aptos" w:hAnsi="Aptos"/>
+              <w:top w:val="single" w:color="C9BFAE" w:sz="5"/>
+              <w:left w:val="single" w:color="C9BFAE" w:sz="5"/>
+              <w:bottom w:val="single" w:color="C9BFAE" w:sz="5"/>
+              <w:right w:val="single" w:color="C9BFAE" w:sz="5"/>
+            </w:tcBorders>
+            <w:shd w:fill="E4ECE6" w:color="auto" w:val="clear"/>
+            <w:tcMar>
+              <w:top w:type="dxa" w:w="90"/>
+              <w:left w:type="dxa" w:w="100"/>
+              <w:bottom w:type="dxa" w:w="90"/>
+              <w:right w:type="dxa" w:w="100"/>
+            </w:tcMar>
+          </w:tcPr>
+          <w:p>
+            <w:r>
+              <w:rPr>
+                <w:rFonts w:ascii="Times New Roman" w:cs="Times New Roman" w:eastAsia="Times New Roman" w:hAnsi="Times New Roman"/>
                 <w:b/>
                 <w:bCs/>
-                <w:color w:val="17324D"/>
+                <w:color w:val="26352F"/>
                 <w:sz w:val="21"/>
                 <w:szCs w:val="21"/>
               </w:rPr>
@@ -3820,26 +3870,26 @@
           <w:tcPr>
             <w:tcW w:type="dxa" w:w="7060"/>
             <w:tcBorders>
-              <w:top w:val="single" w:color="AAB8C2" w:sz="5"/>
-              <w:left w:val="single" w:color="AAB8C2" w:sz="5"/>
-              <w:bottom w:val="single" w:color="AAB8C2" w:sz="5"/>
-              <w:right w:val="single" w:color="AAB8C2" w:sz="5"/>
-            </w:tcBorders>
-            <w:tcMar>
-              <w:top w:type="dxa" w:w="90"/>
-              <w:left w:type="dxa" w:w="100"/>
-              <w:bottom w:type="dxa" w:w="90"/>
-              <w:right w:type="dxa" w:w="100"/>
-            </w:tcMar>
-          </w:tcPr>
-          <w:p>
-            <w:pPr>
-              <w:spacing w:after="0"/>
-            </w:pPr>
-            <w:r>
-              <w:rPr>
-                <w:rFonts w:ascii="Aptos" w:cs="Aptos" w:eastAsia="Aptos" w:hAnsi="Aptos"/>
-                <w:color w:val="1F2933"/>
+              <w:top w:val="single" w:color="C9BFAE" w:sz="5"/>
+              <w:left w:val="single" w:color="C9BFAE" w:sz="5"/>
+              <w:bottom w:val="single" w:color="C9BFAE" w:sz="5"/>
+              <w:right w:val="single" w:color="C9BFAE" w:sz="5"/>
+            </w:tcBorders>
+            <w:tcMar>
+              <w:top w:type="dxa" w:w="90"/>
+              <w:left w:type="dxa" w:w="100"/>
+              <w:bottom w:type="dxa" w:w="90"/>
+              <w:right w:type="dxa" w:w="100"/>
+            </w:tcMar>
+          </w:tcPr>
+          <w:p>
+            <w:pPr>
+              <w:spacing w:after="0"/>
+            </w:pPr>
+            <w:r>
+              <w:rPr>
+                <w:rFonts w:ascii="Times New Roman" w:cs="Times New Roman" w:eastAsia="Times New Roman" w:hAnsi="Times New Roman"/>
+                <w:color w:val="26352F"/>
                 <w:sz w:val="21"/>
                 <w:szCs w:val="21"/>
               </w:rPr>
@@ -3853,26 +3903,26 @@
           <w:tcPr>
             <w:tcW w:type="dxa" w:w="2300"/>
             <w:tcBorders>
-              <w:top w:val="single" w:color="AAB8C2" w:sz="5"/>
-              <w:left w:val="single" w:color="AAB8C2" w:sz="5"/>
-              <w:bottom w:val="single" w:color="AAB8C2" w:sz="5"/>
-              <w:right w:val="single" w:color="AAB8C2" w:sz="5"/>
-            </w:tcBorders>
-            <w:shd w:fill="EAF2F6" w:color="auto" w:val="clear"/>
-            <w:tcMar>
-              <w:top w:type="dxa" w:w="90"/>
-              <w:left w:type="dxa" w:w="100"/>
-              <w:bottom w:type="dxa" w:w="90"/>
-              <w:right w:type="dxa" w:w="100"/>
-            </w:tcMar>
-          </w:tcPr>
-          <w:p>
-            <w:r>
-              <w:rPr>
-                <w:rFonts w:ascii="Aptos" w:cs="Aptos" w:eastAsia="Aptos" w:hAnsi="Aptos"/>
+              <w:top w:val="single" w:color="C9BFAE" w:sz="5"/>
+              <w:left w:val="single" w:color="C9BFAE" w:sz="5"/>
+              <w:bottom w:val="single" w:color="C9BFAE" w:sz="5"/>
+              <w:right w:val="single" w:color="C9BFAE" w:sz="5"/>
+            </w:tcBorders>
+            <w:shd w:fill="E4ECE6" w:color="auto" w:val="clear"/>
+            <w:tcMar>
+              <w:top w:type="dxa" w:w="90"/>
+              <w:left w:type="dxa" w:w="100"/>
+              <w:bottom w:type="dxa" w:w="90"/>
+              <w:right w:type="dxa" w:w="100"/>
+            </w:tcMar>
+          </w:tcPr>
+          <w:p>
+            <w:r>
+              <w:rPr>
+                <w:rFonts w:ascii="Times New Roman" w:cs="Times New Roman" w:eastAsia="Times New Roman" w:hAnsi="Times New Roman"/>
                 <w:b/>
                 <w:bCs/>
-                <w:color w:val="17324D"/>
+                <w:color w:val="26352F"/>
                 <w:sz w:val="21"/>
                 <w:szCs w:val="21"/>
               </w:rPr>
@@ -3884,26 +3934,26 @@
           <w:tcPr>
             <w:tcW w:type="dxa" w:w="7060"/>
             <w:tcBorders>
-              <w:top w:val="single" w:color="AAB8C2" w:sz="5"/>
-              <w:left w:val="single" w:color="AAB8C2" w:sz="5"/>
-              <w:bottom w:val="single" w:color="AAB8C2" w:sz="5"/>
-              <w:right w:val="single" w:color="AAB8C2" w:sz="5"/>
-            </w:tcBorders>
-            <w:tcMar>
-              <w:top w:type="dxa" w:w="90"/>
-              <w:left w:type="dxa" w:w="100"/>
-              <w:bottom w:type="dxa" w:w="90"/>
-              <w:right w:type="dxa" w:w="100"/>
-            </w:tcMar>
-          </w:tcPr>
-          <w:p>
-            <w:pPr>
-              <w:spacing w:after="0"/>
-            </w:pPr>
-            <w:r>
-              <w:rPr>
-                <w:rFonts w:ascii="Aptos" w:cs="Aptos" w:eastAsia="Aptos" w:hAnsi="Aptos"/>
-                <w:color w:val="1F2933"/>
+              <w:top w:val="single" w:color="C9BFAE" w:sz="5"/>
+              <w:left w:val="single" w:color="C9BFAE" w:sz="5"/>
+              <w:bottom w:val="single" w:color="C9BFAE" w:sz="5"/>
+              <w:right w:val="single" w:color="C9BFAE" w:sz="5"/>
+            </w:tcBorders>
+            <w:tcMar>
+              <w:top w:type="dxa" w:w="90"/>
+              <w:left w:type="dxa" w:w="100"/>
+              <w:bottom w:type="dxa" w:w="90"/>
+              <w:right w:type="dxa" w:w="100"/>
+            </w:tcMar>
+          </w:tcPr>
+          <w:p>
+            <w:pPr>
+              <w:spacing w:after="0"/>
+            </w:pPr>
+            <w:r>
+              <w:rPr>
+                <w:rFonts w:ascii="Times New Roman" w:cs="Times New Roman" w:eastAsia="Times New Roman" w:hAnsi="Times New Roman"/>
+                <w:color w:val="26352F"/>
                 <w:sz w:val="21"/>
                 <w:szCs w:val="21"/>
               </w:rPr>
@@ -3917,26 +3967,26 @@
           <w:tcPr>
             <w:tcW w:type="dxa" w:w="2300"/>
             <w:tcBorders>
-              <w:top w:val="single" w:color="AAB8C2" w:sz="5"/>
-              <w:left w:val="single" w:color="AAB8C2" w:sz="5"/>
-              <w:bottom w:val="single" w:color="AAB8C2" w:sz="5"/>
-              <w:right w:val="single" w:color="AAB8C2" w:sz="5"/>
-            </w:tcBorders>
-            <w:shd w:fill="EAF2F6" w:color="auto" w:val="clear"/>
-            <w:tcMar>
-              <w:top w:type="dxa" w:w="90"/>
-              <w:left w:type="dxa" w:w="100"/>
-              <w:bottom w:type="dxa" w:w="90"/>
-              <w:right w:type="dxa" w:w="100"/>
-            </w:tcMar>
-          </w:tcPr>
-          <w:p>
-            <w:r>
-              <w:rPr>
-                <w:rFonts w:ascii="Aptos" w:cs="Aptos" w:eastAsia="Aptos" w:hAnsi="Aptos"/>
+              <w:top w:val="single" w:color="C9BFAE" w:sz="5"/>
+              <w:left w:val="single" w:color="C9BFAE" w:sz="5"/>
+              <w:bottom w:val="single" w:color="C9BFAE" w:sz="5"/>
+              <w:right w:val="single" w:color="C9BFAE" w:sz="5"/>
+            </w:tcBorders>
+            <w:shd w:fill="E4ECE6" w:color="auto" w:val="clear"/>
+            <w:tcMar>
+              <w:top w:type="dxa" w:w="90"/>
+              <w:left w:type="dxa" w:w="100"/>
+              <w:bottom w:type="dxa" w:w="90"/>
+              <w:right w:type="dxa" w:w="100"/>
+            </w:tcMar>
+          </w:tcPr>
+          <w:p>
+            <w:r>
+              <w:rPr>
+                <w:rFonts w:ascii="Times New Roman" w:cs="Times New Roman" w:eastAsia="Times New Roman" w:hAnsi="Times New Roman"/>
                 <w:b/>
                 <w:bCs/>
-                <w:color w:val="17324D"/>
+                <w:color w:val="26352F"/>
                 <w:sz w:val="21"/>
                 <w:szCs w:val="21"/>
               </w:rPr>
@@ -3948,26 +3998,26 @@
           <w:tcPr>
             <w:tcW w:type="dxa" w:w="7060"/>
             <w:tcBorders>
-              <w:top w:val="single" w:color="AAB8C2" w:sz="5"/>
-              <w:left w:val="single" w:color="AAB8C2" w:sz="5"/>
-              <w:bottom w:val="single" w:color="AAB8C2" w:sz="5"/>
-              <w:right w:val="single" w:color="AAB8C2" w:sz="5"/>
-            </w:tcBorders>
-            <w:tcMar>
-              <w:top w:type="dxa" w:w="90"/>
-              <w:left w:type="dxa" w:w="100"/>
-              <w:bottom w:type="dxa" w:w="90"/>
-              <w:right w:type="dxa" w:w="100"/>
-            </w:tcMar>
-          </w:tcPr>
-          <w:p>
-            <w:pPr>
-              <w:spacing w:after="0"/>
-            </w:pPr>
-            <w:r>
-              <w:rPr>
-                <w:rFonts w:ascii="Aptos" w:cs="Aptos" w:eastAsia="Aptos" w:hAnsi="Aptos"/>
-                <w:color w:val="1F2933"/>
+              <w:top w:val="single" w:color="C9BFAE" w:sz="5"/>
+              <w:left w:val="single" w:color="C9BFAE" w:sz="5"/>
+              <w:bottom w:val="single" w:color="C9BFAE" w:sz="5"/>
+              <w:right w:val="single" w:color="C9BFAE" w:sz="5"/>
+            </w:tcBorders>
+            <w:tcMar>
+              <w:top w:type="dxa" w:w="90"/>
+              <w:left w:type="dxa" w:w="100"/>
+              <w:bottom w:type="dxa" w:w="90"/>
+              <w:right w:type="dxa" w:w="100"/>
+            </w:tcMar>
+          </w:tcPr>
+          <w:p>
+            <w:pPr>
+              <w:spacing w:after="0"/>
+            </w:pPr>
+            <w:r>
+              <w:rPr>
+                <w:rFonts w:ascii="Times New Roman" w:cs="Times New Roman" w:eastAsia="Times New Roman" w:hAnsi="Times New Roman"/>
+                <w:color w:val="26352F"/>
                 <w:sz w:val="21"/>
                 <w:szCs w:val="21"/>
               </w:rPr>
@@ -3981,26 +4031,26 @@
           <w:tcPr>
             <w:tcW w:type="dxa" w:w="2300"/>
             <w:tcBorders>
-              <w:top w:val="single" w:color="AAB8C2" w:sz="5"/>
-              <w:left w:val="single" w:color="AAB8C2" w:sz="5"/>
-              <w:bottom w:val="single" w:color="AAB8C2" w:sz="5"/>
-              <w:right w:val="single" w:color="AAB8C2" w:sz="5"/>
-            </w:tcBorders>
-            <w:shd w:fill="EAF2F6" w:color="auto" w:val="clear"/>
-            <w:tcMar>
-              <w:top w:type="dxa" w:w="90"/>
-              <w:left w:type="dxa" w:w="100"/>
-              <w:bottom w:type="dxa" w:w="90"/>
-              <w:right w:type="dxa" w:w="100"/>
-            </w:tcMar>
-          </w:tcPr>
-          <w:p>
-            <w:r>
-              <w:rPr>
-                <w:rFonts w:ascii="Aptos" w:cs="Aptos" w:eastAsia="Aptos" w:hAnsi="Aptos"/>
+              <w:top w:val="single" w:color="C9BFAE" w:sz="5"/>
+              <w:left w:val="single" w:color="C9BFAE" w:sz="5"/>
+              <w:bottom w:val="single" w:color="C9BFAE" w:sz="5"/>
+              <w:right w:val="single" w:color="C9BFAE" w:sz="5"/>
+            </w:tcBorders>
+            <w:shd w:fill="E4ECE6" w:color="auto" w:val="clear"/>
+            <w:tcMar>
+              <w:top w:type="dxa" w:w="90"/>
+              <w:left w:type="dxa" w:w="100"/>
+              <w:bottom w:type="dxa" w:w="90"/>
+              <w:right w:type="dxa" w:w="100"/>
+            </w:tcMar>
+          </w:tcPr>
+          <w:p>
+            <w:r>
+              <w:rPr>
+                <w:rFonts w:ascii="Times New Roman" w:cs="Times New Roman" w:eastAsia="Times New Roman" w:hAnsi="Times New Roman"/>
                 <w:b/>
                 <w:bCs/>
-                <w:color w:val="17324D"/>
+                <w:color w:val="26352F"/>
                 <w:sz w:val="21"/>
                 <w:szCs w:val="21"/>
               </w:rPr>
@@ -4012,26 +4062,26 @@
           <w:tcPr>
             <w:tcW w:type="dxa" w:w="7060"/>
             <w:tcBorders>
-              <w:top w:val="single" w:color="AAB8C2" w:sz="5"/>
-              <w:left w:val="single" w:color="AAB8C2" w:sz="5"/>
-              <w:bottom w:val="single" w:color="AAB8C2" w:sz="5"/>
-              <w:right w:val="single" w:color="AAB8C2" w:sz="5"/>
-            </w:tcBorders>
-            <w:tcMar>
-              <w:top w:type="dxa" w:w="90"/>
-              <w:left w:type="dxa" w:w="100"/>
-              <w:bottom w:type="dxa" w:w="90"/>
-              <w:right w:type="dxa" w:w="100"/>
-            </w:tcMar>
-          </w:tcPr>
-          <w:p>
-            <w:pPr>
-              <w:spacing w:after="0"/>
-            </w:pPr>
-            <w:r>
-              <w:rPr>
-                <w:rFonts w:ascii="Aptos" w:cs="Aptos" w:eastAsia="Aptos" w:hAnsi="Aptos"/>
-                <w:color w:val="1F2933"/>
+              <w:top w:val="single" w:color="C9BFAE" w:sz="5"/>
+              <w:left w:val="single" w:color="C9BFAE" w:sz="5"/>
+              <w:bottom w:val="single" w:color="C9BFAE" w:sz="5"/>
+              <w:right w:val="single" w:color="C9BFAE" w:sz="5"/>
+            </w:tcBorders>
+            <w:tcMar>
+              <w:top w:type="dxa" w:w="90"/>
+              <w:left w:type="dxa" w:w="100"/>
+              <w:bottom w:type="dxa" w:w="90"/>
+              <w:right w:type="dxa" w:w="100"/>
+            </w:tcMar>
+          </w:tcPr>
+          <w:p>
+            <w:pPr>
+              <w:spacing w:after="0"/>
+            </w:pPr>
+            <w:r>
+              <w:rPr>
+                <w:rFonts w:ascii="Times New Roman" w:cs="Times New Roman" w:eastAsia="Times New Roman" w:hAnsi="Times New Roman"/>
+                <w:color w:val="26352F"/>
                 <w:sz w:val="21"/>
                 <w:szCs w:val="21"/>
               </w:rPr>
@@ -4055,14 +4105,17 @@
     <w:p>
       <w:pPr>
         <w:pStyle w:val="Heading1"/>
+        <w:pBdr>
+          <w:bottom w:val="single" w:color="B08A4B" w:sz="9"/>
+        </w:pBdr>
         <w:spacing w:after="120" w:before="260"/>
       </w:pPr>
       <w:r>
         <w:rPr>
-          <w:rFonts w:ascii="Aptos Display" w:cs="Aptos Display" w:eastAsia="Aptos Display" w:hAnsi="Aptos Display"/>
+          <w:rFonts w:ascii="Times New Roman" w:cs="Times New Roman" w:eastAsia="Times New Roman" w:hAnsi="Times New Roman"/>
           <w:b/>
           <w:bCs/>
-          <w:color w:val="17324D"/>
+          <w:color w:val="742A3A"/>
         </w:rPr>
         <w:t xml:space="preserve">Diagrama de actividad — Autenticar</w:t>
       </w:r>
@@ -4120,10 +4173,10 @@
       </w:pPr>
       <w:r>
         <w:rPr>
-          <w:rFonts w:ascii="Aptos" w:cs="Aptos" w:eastAsia="Aptos" w:hAnsi="Aptos"/>
+          <w:rFonts w:ascii="Times New Roman" w:cs="Times New Roman" w:eastAsia="Times New Roman" w:hAnsi="Times New Roman"/>
           <w:i/>
           <w:iCs/>
-          <w:color w:val="59636B"/>
+          <w:color w:val="655F56"/>
           <w:sz w:val="18"/>
           <w:szCs w:val="18"/>
         </w:rPr>
@@ -4145,14 +4198,17 @@
     <w:p>
       <w:pPr>
         <w:pStyle w:val="Heading1"/>
+        <w:pBdr>
+          <w:bottom w:val="single" w:color="B08A4B" w:sz="9"/>
+        </w:pBdr>
         <w:spacing w:after="120" w:before="260"/>
       </w:pPr>
       <w:r>
         <w:rPr>
-          <w:rFonts w:ascii="Aptos Display" w:cs="Aptos Display" w:eastAsia="Aptos Display" w:hAnsi="Aptos Display"/>
+          <w:rFonts w:ascii="Times New Roman" w:cs="Times New Roman" w:eastAsia="Times New Roman" w:hAnsi="Times New Roman"/>
           <w:b/>
           <w:bCs/>
-          <w:color w:val="17324D"/>
+          <w:color w:val="742A3A"/>
         </w:rPr>
         <w:t xml:space="preserve">Diagrama de clases</w:t>
       </w:r>
@@ -4165,9 +4221,9 @@
       <w:r>
         <w:drawing>
           <wp:inline distT="0" distB="0" distL="0" distR="0">
-            <wp:extent cx="7239000" cy="4857750"/>
+            <wp:extent cx="5143500" cy="6124575"/>
             <wp:effectExtent t="0" r="0" b="0" l="0"/>
-            <wp:docPr id="1" name="clases-dominio-enlyce.png" descr="Figura 3. Clases del dominio principal de ENLYCE." title="Figura 3. Clases del dominio principal de ENLYCE."/>
+            <wp:docPr id="1" name="clases-dominio-enlyce.png" descr="Figura 3. Vista conceptual del dominio organizada por agregados." title="Figura 3. Vista conceptual del dominio organizada por agregados."/>
             <wp:cNvGraphicFramePr>
               <a:graphicFrameLocks xmlns:a="http://schemas.openxmlformats.org/drawingml/2006/main" noChangeAspect="1"/>
             </wp:cNvGraphicFramePr>
@@ -4190,7 +4246,7 @@
                   <pic:spPr bwMode="auto">
                     <a:xfrm>
                       <a:off x="0" y="0"/>
-                      <a:ext cx="7239000" cy="4857750"/>
+                      <a:ext cx="5143500" cy="6124575"/>
                     </a:xfrm>
                     <a:prstGeom prst="rect">
                       <a:avLst/>
@@ -4210,14 +4266,14 @@
       </w:pPr>
       <w:r>
         <w:rPr>
-          <w:rFonts w:ascii="Aptos" w:cs="Aptos" w:eastAsia="Aptos" w:hAnsi="Aptos"/>
+          <w:rFonts w:ascii="Times New Roman" w:cs="Times New Roman" w:eastAsia="Times New Roman" w:hAnsi="Times New Roman"/>
           <w:i/>
           <w:iCs/>
-          <w:color w:val="59636B"/>
+          <w:color w:val="655F56"/>
           <w:sz w:val="18"/>
           <w:szCs w:val="18"/>
         </w:rPr>
-        <w:t xml:space="preserve">Figura 3. Clases del dominio principal de ENLYCE.</w:t>
+        <w:t xml:space="preserve">Figura 3. Vista conceptual del dominio organizada por agregados.</w:t>
       </w:r>
     </w:p>
     <w:p>
@@ -4226,25 +4282,28 @@
       </w:pPr>
       <w:r>
         <w:rPr>
-          <w:rFonts w:ascii="Aptos" w:cs="Aptos" w:eastAsia="Aptos" w:hAnsi="Aptos"/>
-          <w:color w:val="1F2933"/>
+          <w:rFonts w:ascii="Times New Roman" w:cs="Times New Roman" w:eastAsia="Times New Roman" w:hAnsi="Times New Roman"/>
+          <w:color w:val="26352F"/>
           <w:sz w:val="21"/>
           <w:szCs w:val="21"/>
         </w:rPr>
-        <w:t xml:space="preserve">Las líneas continuas representan relaciones configuradas en EF Core. Las líneas punteadas representan relaciones conceptuales implementadas mediante identificadores, pero sin clave foránea configurada actualmente.</w:t>
+        <w:t xml:space="preserve">Las líneas continuas representan relaciones de agregado configuradas en EF Core. Las punteadas muestran asociaciones conceptuales mediante identificadores. Para conservar la lectura se omiten conexiones secundarias de Asesor con Interacción y Visita; sus identificadores siguen visibles en las clases.</w:t>
       </w:r>
     </w:p>
     <w:p>
       <w:pPr>
         <w:pStyle w:val="Heading2"/>
+        <w:pBdr>
+          <w:bottom w:val="single" w:color="B08A4B" w:sz="9"/>
+        </w:pBdr>
         <w:spacing w:after="120" w:before="180"/>
       </w:pPr>
       <w:r>
         <w:rPr>
-          <w:rFonts w:ascii="Aptos Display" w:cs="Aptos Display" w:eastAsia="Aptos Display" w:hAnsi="Aptos Display"/>
+          <w:rFonts w:ascii="Times New Roman" w:cs="Times New Roman" w:eastAsia="Times New Roman" w:hAnsi="Times New Roman"/>
           <w:b/>
           <w:bCs/>
-          <w:color w:val="17324D"/>
+          <w:color w:val="742A3A"/>
         </w:rPr>
         <w:t xml:space="preserve">Base de verificación</w:t>
       </w:r>
@@ -4255,19 +4314,19 @@
       </w:pPr>
       <w:r>
         <w:rPr>
-          <w:rFonts w:ascii="Aptos" w:cs="Aptos" w:eastAsia="Aptos" w:hAnsi="Aptos"/>
-          <w:color w:val="1F2933"/>
+          <w:rFonts w:ascii="Times New Roman" w:cs="Times New Roman" w:eastAsia="Times New Roman" w:hAnsi="Times New Roman"/>
+          <w:color w:val="26352F"/>
           <w:sz w:val="21"/>
           <w:szCs w:val="21"/>
         </w:rPr>
-        <w:t xml:space="preserve">Documento contrastado contra src/, configuraciones EF Core, endpoints y pruebas de ENLYCE en el commit dc24b37, el 24 de septiembre de 2026. Los cambios locales aún no versionados del módulo administrativo de publicaciones no forman parte de estos diagramas.</w:t>
+        <w:t xml:space="preserve">Documento contrastado contra src/, configuraciones EF Core, endpoints y pruebas de ENLYCE en el commit 13624a7, el 24 de septiembre de 2026. Los cambios locales aún no versionados del módulo administrativo de publicaciones no forman parte de estos diagramas.</w:t>
       </w:r>
     </w:p>
     <w:sectPr>
       <w:footerReference w:type="default" r:id="rId9"/>
       <w:type w:val="nextPage"/>
-      <w:pgSz w:w="15840" w:h="12240" w:orient="landscape"/>
-      <w:pgMar w:top="400" w:right="600" w:bottom="400" w:left="600" w:header="708" w:footer="708" w:gutter="0"/>
+      <w:pgSz w:w="12240" w:h="15840" w:orient="portrait"/>
+      <w:pgMar w:top="500" w:right="700" w:bottom="500" w:left="700" w:header="708" w:footer="708" w:gutter="0"/>
       <w:pgNumType/>
       <w:docGrid w:linePitch="360"/>
     </w:sectPr>
@@ -4324,8 +4383,8 @@
     </w:pPr>
     <w:r>
       <w:rPr>
-        <w:rFonts w:ascii="Aptos" w:cs="Aptos" w:eastAsia="Aptos" w:hAnsi="Aptos"/>
-        <w:color w:val="59636B"/>
+        <w:rFonts w:ascii="Times New Roman" w:cs="Times New Roman" w:eastAsia="Times New Roman" w:hAnsi="Times New Roman"/>
+        <w:color w:val="655F56"/>
         <w:sz w:val="18"/>
         <w:szCs w:val="18"/>
       </w:rPr>
@@ -4333,8 +4392,8 @@
     </w:r>
     <w:r>
       <w:rPr>
-        <w:rFonts w:ascii="Aptos" w:cs="Aptos" w:eastAsia="Aptos" w:hAnsi="Aptos"/>
-        <w:color w:val="59636B"/>
+        <w:rFonts w:ascii="Times New Roman" w:cs="Times New Roman" w:eastAsia="Times New Roman" w:hAnsi="Times New Roman"/>
+        <w:color w:val="655F56"/>
         <w:sz w:val="18"/>
         <w:szCs w:val="18"/>
       </w:rPr>
@@ -4355,8 +4414,8 @@
     </w:pPr>
     <w:r>
       <w:rPr>
-        <w:rFonts w:ascii="Aptos" w:cs="Aptos" w:eastAsia="Aptos" w:hAnsi="Aptos"/>
-        <w:color w:val="59636B"/>
+        <w:rFonts w:ascii="Times New Roman" w:cs="Times New Roman" w:eastAsia="Times New Roman" w:hAnsi="Times New Roman"/>
+        <w:color w:val="655F56"/>
         <w:sz w:val="18"/>
         <w:szCs w:val="18"/>
       </w:rPr>
@@ -4364,8 +4423,8 @@
     </w:r>
     <w:r>
       <w:rPr>
-        <w:rFonts w:ascii="Aptos" w:cs="Aptos" w:eastAsia="Aptos" w:hAnsi="Aptos"/>
-        <w:color w:val="59636B"/>
+        <w:rFonts w:ascii="Times New Roman" w:cs="Times New Roman" w:eastAsia="Times New Roman" w:hAnsi="Times New Roman"/>
+        <w:color w:val="655F56"/>
         <w:sz w:val="18"/>
         <w:szCs w:val="18"/>
       </w:rPr>
@@ -4386,8 +4445,8 @@
     </w:pPr>
     <w:r>
       <w:rPr>
-        <w:rFonts w:ascii="Aptos" w:cs="Aptos" w:eastAsia="Aptos" w:hAnsi="Aptos"/>
-        <w:color w:val="59636B"/>
+        <w:rFonts w:ascii="Times New Roman" w:cs="Times New Roman" w:eastAsia="Times New Roman" w:hAnsi="Times New Roman"/>
+        <w:color w:val="655F56"/>
         <w:sz w:val="18"/>
         <w:szCs w:val="18"/>
       </w:rPr>
@@ -4395,8 +4454,8 @@
     </w:r>
     <w:r>
       <w:rPr>
-        <w:rFonts w:ascii="Aptos" w:cs="Aptos" w:eastAsia="Aptos" w:hAnsi="Aptos"/>
-        <w:color w:val="59636B"/>
+        <w:rFonts w:ascii="Times New Roman" w:cs="Times New Roman" w:eastAsia="Times New Roman" w:hAnsi="Times New Roman"/>
+        <w:color w:val="655F56"/>
         <w:sz w:val="18"/>
         <w:szCs w:val="18"/>
       </w:rPr>
@@ -4558,12 +4617,17 @@
   <w:docDefaults>
     <w:rPrDefault>
       <w:rPr>
-        <w:rFonts w:ascii="Aptos" w:cs="Aptos" w:eastAsia="Aptos" w:hAnsi="Aptos"/>
+        <w:rFonts w:ascii="Times New Roman" w:cs="Times New Roman" w:eastAsia="Times New Roman" w:hAnsi="Times New Roman"/>
+        <w:color w:val="26352F"/>
         <w:sz w:val="21"/>
         <w:szCs w:val="21"/>
       </w:rPr>
     </w:rPrDefault>
-    <w:pPrDefault/>
+    <w:pPrDefault>
+      <w:pPr>
+        <w:spacing w:line="276"/>
+      </w:pPr>
+    </w:pPrDefault>
   </w:docDefaults>
   <w:style w:type="paragraph" w:styleId="Title">
     <w:name w:val="Title"/>
@@ -4746,10 +4810,10 @@
       <w:outlineLvl w:val="0"/>
     </w:pPr>
     <w:rPr>
-      <w:rFonts w:ascii="Aptos Display" w:cs="Aptos Display" w:eastAsia="Aptos Display" w:hAnsi="Aptos Display"/>
+      <w:rFonts w:ascii="Times New Roman" w:cs="Times New Roman" w:eastAsia="Times New Roman" w:hAnsi="Times New Roman"/>
       <w:b/>
       <w:bCs/>
-      <w:color w:val="17324D"/>
+      <w:color w:val="742A3A"/>
       <w:sz w:val="30"/>
       <w:szCs w:val="30"/>
     </w:rPr>
@@ -4764,10 +4828,10 @@
       <w:outlineLvl w:val="1"/>
     </w:pPr>
     <w:rPr>
-      <w:rFonts w:ascii="Aptos Display" w:cs="Aptos Display" w:eastAsia="Aptos Display" w:hAnsi="Aptos Display"/>
+      <w:rFonts w:ascii="Times New Roman" w:cs="Times New Roman" w:eastAsia="Times New Roman" w:hAnsi="Times New Roman"/>
       <w:b/>
       <w:bCs/>
-      <w:color w:val="2D6A8A"/>
+      <w:color w:val="26352F"/>
       <w:sz w:val="25"/>
       <w:szCs w:val="25"/>
     </w:rPr>

--- a/docs/actividad-2/2_3_REQUERIMIENTOS_PROYECTO_ENLYCE.docx
+++ b/docs/actividad-2/2_3_REQUERIMIENTOS_PROYECTO_ENLYCE.docx
@@ -4221,9 +4221,9 @@
       <w:r>
         <w:drawing>
           <wp:inline distT="0" distB="0" distL="0" distR="0">
-            <wp:extent cx="5143500" cy="6124575"/>
+            <wp:extent cx="5715000" cy="5715000"/>
             <wp:effectExtent t="0" r="0" b="0" l="0"/>
-            <wp:docPr id="1" name="clases-dominio-enlyce.png" descr="Figura 3. Vista conceptual del dominio organizada por agregados." title="Figura 3. Vista conceptual del dominio organizada por agregados."/>
+            <wp:docPr id="1" name="clases-dominio-enlyce.png" descr="Figura 3. Clases principales de ENLYCE organizadas como flujo de negocio." title="Figura 3. Clases principales de ENLYCE organizadas como flujo de negocio."/>
             <wp:cNvGraphicFramePr>
               <a:graphicFrameLocks xmlns:a="http://schemas.openxmlformats.org/drawingml/2006/main" noChangeAspect="1"/>
             </wp:cNvGraphicFramePr>
@@ -4246,7 +4246,7 @@
                   <pic:spPr bwMode="auto">
                     <a:xfrm>
                       <a:off x="0" y="0"/>
-                      <a:ext cx="5143500" cy="6124575"/>
+                      <a:ext cx="5715000" cy="5715000"/>
                     </a:xfrm>
                     <a:prstGeom prst="rect">
                       <a:avLst/>
@@ -4273,7 +4273,7 @@
           <w:sz w:val="18"/>
           <w:szCs w:val="18"/>
         </w:rPr>
-        <w:t xml:space="preserve">Figura 3. Vista conceptual del dominio organizada por agregados.</w:t>
+        <w:t xml:space="preserve">Figura 3. Clases principales de ENLYCE organizadas como flujo de negocio.</w:t>
       </w:r>
     </w:p>
     <w:p>
@@ -4287,7 +4287,7 @@
           <w:sz w:val="21"/>
           <w:szCs w:val="21"/>
         </w:rPr>
-        <w:t xml:space="preserve">Las líneas continuas representan relaciones de agregado configuradas en EF Core. Las punteadas muestran asociaciones conceptuales mediante identificadores. Para conservar la lectura se omiten conexiones secundarias de Asesor con Interacción y Visita; sus identificadores siguen visibles en las clases.</w:t>
+        <w:t xml:space="preserve">Esta vista omite Id y claves foráneas para priorizar el significado del negocio. En el código, Guid representa un identificador único y Guid? indica que ese identificador puede estar vacío.</w:t>
       </w:r>
     </w:p>
     <w:p>

--- a/docs/actividad-2/2_3_REQUERIMIENTOS_PROYECTO_ENLYCE.docx
+++ b/docs/actividad-2/2_3_REQUERIMIENTOS_PROYECTO_ENLYCE.docx
@@ -2563,7 +2563,7 @@
                     </pic:cNvPicPr>
                   </pic:nvPicPr>
                   <pic:blipFill>
-                    <a:blip r:embed="rId10" cstate="none"/>
+                    <a:blip r:embed="rId11" cstate="none"/>
                     <a:srcRect/>
                     <a:stretch>
                       <a:fillRect/>
@@ -4144,7 +4144,7 @@
                     </pic:cNvPicPr>
                   </pic:nvPicPr>
                   <pic:blipFill>
-                    <a:blip r:embed="rId11" cstate="none"/>
+                    <a:blip r:embed="rId12" cstate="none"/>
                     <a:srcRect/>
                     <a:stretch>
                       <a:fillRect/>
@@ -4237,7 +4237,7 @@
                     </pic:cNvPicPr>
                   </pic:nvPicPr>
                   <pic:blipFill>
-                    <a:blip r:embed="rId12" cstate="none"/>
+                    <a:blip r:embed="rId13" cstate="none"/>
                     <a:srcRect/>
                     <a:stretch>
                       <a:fillRect/>
@@ -4322,8 +4322,310 @@
         <w:t xml:space="preserve">Documento contrastado contra src/, configuraciones EF Core, endpoints y pruebas de ENLYCE en el commit 13624a7, el 24 de septiembre de 2026. Los cambios locales aún no versionados del módulo administrativo de publicaciones no forman parte de estos diagramas.</w:t>
       </w:r>
     </w:p>
+    <w:p>
+      <w:pPr>
+        <w:sectPr>
+          <w:footerReference w:type="default" r:id="rId9"/>
+          <w:type w:val="nextPage"/>
+          <w:pgSz w:w="12240" w:h="15840" w:orient="portrait"/>
+          <w:pgMar w:top="500" w:right="700" w:bottom="500" w:left="700" w:header="708" w:footer="708" w:gutter="0"/>
+          <w:pgNumType/>
+          <w:docGrid w:linePitch="360"/>
+        </w:sectPr>
+      </w:pPr>
+    </w:p>
+    <w:p>
+      <w:pPr>
+        <w:pStyle w:val="Heading1"/>
+        <w:pBdr>
+          <w:bottom w:val="single" w:color="B08A4B" w:sz="9"/>
+        </w:pBdr>
+        <w:spacing w:after="120" w:before="260"/>
+      </w:pPr>
+      <w:r>
+        <w:rPr>
+          <w:rFonts w:ascii="Times New Roman" w:cs="Times New Roman" w:eastAsia="Times New Roman" w:hAnsi="Times New Roman"/>
+          <w:b/>
+          <w:bCs/>
+          <w:color w:val="742A3A"/>
+        </w:rPr>
+        <w:t xml:space="preserve">Arquitectura de la web pública</w:t>
+      </w:r>
+    </w:p>
+    <w:p>
+      <w:pPr>
+        <w:spacing w:after="100" w:before="120"/>
+        <w:jc w:val="center"/>
+      </w:pPr>
+      <w:r>
+        <w:drawing>
+          <wp:inline distT="0" distB="0" distL="0" distR="0">
+            <wp:extent cx="4953000" cy="5619750"/>
+            <wp:effectExtent t="0" r="0" b="0" l="0"/>
+            <wp:docPr id="1" name="arquitectura-web-publica-enlyce.png" descr="Figura 4. Conexión de la web pública con la API, los datos y las imágenes." title="Figura 4. Conexión de la web pública con la API, los datos y las imágenes."/>
+            <wp:cNvGraphicFramePr>
+              <a:graphicFrameLocks xmlns:a="http://schemas.openxmlformats.org/drawingml/2006/main" noChangeAspect="1"/>
+            </wp:cNvGraphicFramePr>
+            <a:graphic xmlns:a="http://schemas.openxmlformats.org/drawingml/2006/main">
+              <a:graphicData uri="http://schemas.openxmlformats.org/drawingml/2006/picture">
+                <pic:pic xmlns:pic="http://schemas.openxmlformats.org/drawingml/2006/picture">
+                  <pic:nvPicPr>
+                    <pic:cNvPr id="0" name="" descr=""/>
+                    <pic:cNvPicPr>
+                      <a:picLocks noChangeAspect="1" noChangeArrowheads="1"/>
+                    </pic:cNvPicPr>
+                  </pic:nvPicPr>
+                  <pic:blipFill>
+                    <a:blip r:embed="rId14" cstate="none"/>
+                    <a:srcRect/>
+                    <a:stretch>
+                      <a:fillRect/>
+                    </a:stretch>
+                  </pic:blipFill>
+                  <pic:spPr bwMode="auto">
+                    <a:xfrm>
+                      <a:off x="0" y="0"/>
+                      <a:ext cx="4953000" cy="5619750"/>
+                    </a:xfrm>
+                    <a:prstGeom prst="rect">
+                      <a:avLst/>
+                    </a:prstGeom>
+                  </pic:spPr>
+                </pic:pic>
+              </a:graphicData>
+            </a:graphic>
+          </wp:inline>
+        </w:drawing>
+      </w:r>
+    </w:p>
+    <w:p>
+      <w:pPr>
+        <w:spacing w:after="160"/>
+        <w:jc w:val="center"/>
+      </w:pPr>
+      <w:r>
+        <w:rPr>
+          <w:rFonts w:ascii="Times New Roman" w:cs="Times New Roman" w:eastAsia="Times New Roman" w:hAnsi="Times New Roman"/>
+          <w:i/>
+          <w:iCs/>
+          <w:color w:val="655F56"/>
+          <w:sz w:val="18"/>
+          <w:szCs w:val="18"/>
+        </w:rPr>
+        <w:t xml:space="preserve">Figura 4. Conexión de la web pública con la API, los datos y las imágenes.</w:t>
+      </w:r>
+    </w:p>
+    <w:tbl>
+      <w:tblPr>
+        <w:tblW w:type="dxa" w:w="9360"/>
+        <w:tblBorders>
+          <w:top w:val="single" w:color="auto" w:sz="4"/>
+          <w:left w:val="single" w:color="auto" w:sz="4"/>
+          <w:bottom w:val="single" w:color="auto" w:sz="4"/>
+          <w:right w:val="single" w:color="auto" w:sz="4"/>
+          <w:insideH w:val="single" w:color="auto" w:sz="4"/>
+          <w:insideV w:val="single" w:color="auto" w:sz="4"/>
+        </w:tblBorders>
+      </w:tblPr>
+      <w:tblGrid>
+        <w:gridCol w:w="2300"/>
+        <w:gridCol w:w="7060"/>
+      </w:tblGrid>
+      <w:tr>
+        <w:tc>
+          <w:tcPr>
+            <w:tcW w:type="dxa" w:w="2300"/>
+            <w:tcBorders>
+              <w:top w:val="single" w:color="C9BFAE" w:sz="5"/>
+              <w:left w:val="single" w:color="C9BFAE" w:sz="5"/>
+              <w:bottom w:val="single" w:color="C9BFAE" w:sz="5"/>
+              <w:right w:val="single" w:color="C9BFAE" w:sz="5"/>
+            </w:tcBorders>
+            <w:shd w:fill="E4ECE6" w:color="auto" w:val="clear"/>
+            <w:tcMar>
+              <w:top w:type="dxa" w:w="90"/>
+              <w:left w:type="dxa" w:w="100"/>
+              <w:bottom w:type="dxa" w:w="90"/>
+              <w:right w:type="dxa" w:w="100"/>
+            </w:tcMar>
+          </w:tcPr>
+          <w:p>
+            <w:r>
+              <w:rPr>
+                <w:rFonts w:ascii="Times New Roman" w:cs="Times New Roman" w:eastAsia="Times New Roman" w:hAnsi="Times New Roman"/>
+                <w:b/>
+                <w:bCs/>
+                <w:color w:val="26352F"/>
+                <w:sz w:val="21"/>
+                <w:szCs w:val="21"/>
+              </w:rPr>
+              <w:t xml:space="preserve">Consultar inmuebles</w:t>
+            </w:r>
+          </w:p>
+        </w:tc>
+        <w:tc>
+          <w:tcPr>
+            <w:tcW w:type="dxa" w:w="7060"/>
+            <w:tcBorders>
+              <w:top w:val="single" w:color="C9BFAE" w:sz="5"/>
+              <w:left w:val="single" w:color="C9BFAE" w:sz="5"/>
+              <w:bottom w:val="single" w:color="C9BFAE" w:sz="5"/>
+              <w:right w:val="single" w:color="C9BFAE" w:sz="5"/>
+            </w:tcBorders>
+            <w:tcMar>
+              <w:top w:type="dxa" w:w="90"/>
+              <w:left w:type="dxa" w:w="100"/>
+              <w:bottom w:type="dxa" w:w="90"/>
+              <w:right w:type="dxa" w:w="100"/>
+            </w:tcMar>
+          </w:tcPr>
+          <w:p>
+            <w:pPr>
+              <w:spacing w:after="0"/>
+            </w:pPr>
+            <w:r>
+              <w:rPr>
+                <w:rFonts w:ascii="Times New Roman" w:cs="Times New Roman" w:eastAsia="Times New Roman" w:hAnsi="Times New Roman"/>
+                <w:color w:val="26352F"/>
+                <w:sz w:val="21"/>
+                <w:szCs w:val="21"/>
+              </w:rPr>
+              <w:t xml:space="preserve">El visitante navega por catálogo y fichas. Next.js consulta la API y esta lee únicamente las publicaciones disponibles en PostgreSQL.</w:t>
+            </w:r>
+          </w:p>
+        </w:tc>
+      </w:tr>
+      <w:tr>
+        <w:tc>
+          <w:tcPr>
+            <w:tcW w:type="dxa" w:w="2300"/>
+            <w:tcBorders>
+              <w:top w:val="single" w:color="C9BFAE" w:sz="5"/>
+              <w:left w:val="single" w:color="C9BFAE" w:sz="5"/>
+              <w:bottom w:val="single" w:color="C9BFAE" w:sz="5"/>
+              <w:right w:val="single" w:color="C9BFAE" w:sz="5"/>
+            </w:tcBorders>
+            <w:shd w:fill="E4ECE6" w:color="auto" w:val="clear"/>
+            <w:tcMar>
+              <w:top w:type="dxa" w:w="90"/>
+              <w:left w:type="dxa" w:w="100"/>
+              <w:bottom w:type="dxa" w:w="90"/>
+              <w:right w:type="dxa" w:w="100"/>
+            </w:tcMar>
+          </w:tcPr>
+          <w:p>
+            <w:r>
+              <w:rPr>
+                <w:rFonts w:ascii="Times New Roman" w:cs="Times New Roman" w:eastAsia="Times New Roman" w:hAnsi="Times New Roman"/>
+                <w:b/>
+                <w:bCs/>
+                <w:color w:val="26352F"/>
+                <w:sz w:val="21"/>
+                <w:szCs w:val="21"/>
+              </w:rPr>
+              <w:t xml:space="preserve">Solicitar información</w:t>
+            </w:r>
+          </w:p>
+        </w:tc>
+        <w:tc>
+          <w:tcPr>
+            <w:tcW w:type="dxa" w:w="7060"/>
+            <w:tcBorders>
+              <w:top w:val="single" w:color="C9BFAE" w:sz="5"/>
+              <w:left w:val="single" w:color="C9BFAE" w:sz="5"/>
+              <w:bottom w:val="single" w:color="C9BFAE" w:sz="5"/>
+              <w:right w:val="single" w:color="C9BFAE" w:sz="5"/>
+            </w:tcBorders>
+            <w:tcMar>
+              <w:top w:type="dxa" w:w="90"/>
+              <w:left w:type="dxa" w:w="100"/>
+              <w:bottom w:type="dxa" w:w="90"/>
+              <w:right w:type="dxa" w:w="100"/>
+            </w:tcMar>
+          </w:tcPr>
+          <w:p>
+            <w:pPr>
+              <w:spacing w:after="0"/>
+            </w:pPr>
+            <w:r>
+              <w:rPr>
+                <w:rFonts w:ascii="Times New Roman" w:cs="Times New Roman" w:eastAsia="Times New Roman" w:hAnsi="Times New Roman"/>
+                <w:color w:val="26352F"/>
+                <w:sz w:val="21"/>
+                <w:szCs w:val="21"/>
+              </w:rPr>
+              <w:t xml:space="preserve">El formulario consulta la política de datos y envía la solicitud. La API valida y guarda una oportunidad comercial con su consentimiento.</w:t>
+            </w:r>
+          </w:p>
+        </w:tc>
+      </w:tr>
+      <w:tr>
+        <w:tc>
+          <w:tcPr>
+            <w:tcW w:type="dxa" w:w="2300"/>
+            <w:tcBorders>
+              <w:top w:val="single" w:color="C9BFAE" w:sz="5"/>
+              <w:left w:val="single" w:color="C9BFAE" w:sz="5"/>
+              <w:bottom w:val="single" w:color="C9BFAE" w:sz="5"/>
+              <w:right w:val="single" w:color="C9BFAE" w:sz="5"/>
+            </w:tcBorders>
+            <w:shd w:fill="E4ECE6" w:color="auto" w:val="clear"/>
+            <w:tcMar>
+              <w:top w:type="dxa" w:w="90"/>
+              <w:left w:type="dxa" w:w="100"/>
+              <w:bottom w:type="dxa" w:w="90"/>
+              <w:right w:type="dxa" w:w="100"/>
+            </w:tcMar>
+          </w:tcPr>
+          <w:p>
+            <w:r>
+              <w:rPr>
+                <w:rFonts w:ascii="Times New Roman" w:cs="Times New Roman" w:eastAsia="Times New Roman" w:hAnsi="Times New Roman"/>
+                <w:b/>
+                <w:bCs/>
+                <w:color w:val="26352F"/>
+                <w:sz w:val="21"/>
+                <w:szCs w:val="21"/>
+              </w:rPr>
+              <w:t xml:space="preserve">Frontera importante</w:t>
+            </w:r>
+          </w:p>
+        </w:tc>
+        <w:tc>
+          <w:tcPr>
+            <w:tcW w:type="dxa" w:w="7060"/>
+            <w:tcBorders>
+              <w:top w:val="single" w:color="C9BFAE" w:sz="5"/>
+              <w:left w:val="single" w:color="C9BFAE" w:sz="5"/>
+              <w:bottom w:val="single" w:color="C9BFAE" w:sz="5"/>
+              <w:right w:val="single" w:color="C9BFAE" w:sz="5"/>
+            </w:tcBorders>
+            <w:tcMar>
+              <w:top w:type="dxa" w:w="90"/>
+              <w:left w:type="dxa" w:w="100"/>
+              <w:bottom w:type="dxa" w:w="90"/>
+              <w:right w:type="dxa" w:w="100"/>
+            </w:tcMar>
+          </w:tcPr>
+          <w:p>
+            <w:pPr>
+              <w:spacing w:after="0"/>
+            </w:pPr>
+            <w:r>
+              <w:rPr>
+                <w:rFonts w:ascii="Times New Roman" w:cs="Times New Roman" w:eastAsia="Times New Roman" w:hAnsi="Times New Roman"/>
+                <w:color w:val="26352F"/>
+                <w:sz w:val="21"/>
+                <w:szCs w:val="21"/>
+              </w:rPr>
+              <w:t xml:space="preserve">La web nunca accede directamente a PostgreSQL ni al almacenamiento de imágenes; toda operación pasa por la API de ENLYCE.</w:t>
+            </w:r>
+          </w:p>
+        </w:tc>
+      </w:tr>
+    </w:tbl>
     <w:sectPr>
-      <w:footerReference w:type="default" r:id="rId9"/>
+      <w:footerReference w:type="default" r:id="rId10"/>
       <w:type w:val="nextPage"/>
       <w:pgSz w:w="12240" w:h="15840" w:orient="portrait"/>
       <w:pgMar w:top="500" w:right="700" w:bottom="500" w:left="700" w:header="708" w:footer="708" w:gutter="0"/>
@@ -4438,6 +4740,37 @@
 </file>
 
 <file path=word/footer3.xml><?xml version="1.0" encoding="utf-8"?>
+<w:ftr xmlns:wpc="http://schemas.microsoft.com/office/word/2010/wordprocessingCanvas" xmlns:mc="http://schemas.openxmlformats.org/markup-compatibility/2006" xmlns:o="urn:schemas-microsoft-com:office:office" xmlns:r="http://schemas.openxmlformats.org/officeDocument/2006/relationships" xmlns:m="http://schemas.openxmlformats.org/officeDocument/2006/math" xmlns:v="urn:schemas-microsoft-com:vml" xmlns:wp14="http://schemas.microsoft.com/office/word/2010/wordprocessingDrawing" xmlns:wp="http://schemas.openxmlformats.org/drawingml/2006/wordprocessingDrawing" xmlns:w10="urn:schemas-microsoft-com:office:word" xmlns:w="http://schemas.openxmlformats.org/wordprocessingml/2006/main" xmlns:w14="http://schemas.microsoft.com/office/word/2010/wordml" xmlns:w15="http://schemas.microsoft.com/office/word/2012/wordml" xmlns:wpg="http://schemas.microsoft.com/office/word/2010/wordprocessingGroup" xmlns:wpi="http://schemas.microsoft.com/office/word/2010/wordprocessingInk" xmlns:wne="http://schemas.microsoft.com/office/word/2006/wordml" xmlns:wps="http://schemas.microsoft.com/office/word/2010/wordprocessingShape">
+  <w:p>
+    <w:pPr>
+      <w:jc w:val="center"/>
+    </w:pPr>
+    <w:r>
+      <w:rPr>
+        <w:rFonts w:ascii="Times New Roman" w:cs="Times New Roman" w:eastAsia="Times New Roman" w:hAnsi="Times New Roman"/>
+        <w:color w:val="655F56"/>
+        <w:sz w:val="18"/>
+        <w:szCs w:val="18"/>
+      </w:rPr>
+      <w:t xml:space="preserve">ENLYCE · Taller práctico UML · </w:t>
+    </w:r>
+    <w:r>
+      <w:rPr>
+        <w:rFonts w:ascii="Times New Roman" w:cs="Times New Roman" w:eastAsia="Times New Roman" w:hAnsi="Times New Roman"/>
+        <w:color w:val="655F56"/>
+        <w:sz w:val="18"/>
+        <w:szCs w:val="18"/>
+      </w:rPr>
+      <w:fldChar w:fldCharType="begin"/>
+      <w:instrText xml:space="preserve">PAGE</w:instrText>
+      <w:fldChar w:fldCharType="separate"/>
+      <w:fldChar w:fldCharType="end"/>
+    </w:r>
+  </w:p>
+</w:ftr>
+</file>
+
+<file path=word/footer4.xml><?xml version="1.0" encoding="utf-8"?>
 <w:ftr xmlns:wpc="http://schemas.microsoft.com/office/word/2010/wordprocessingCanvas" xmlns:mc="http://schemas.openxmlformats.org/markup-compatibility/2006" xmlns:o="urn:schemas-microsoft-com:office:office" xmlns:r="http://schemas.openxmlformats.org/officeDocument/2006/relationships" xmlns:m="http://schemas.openxmlformats.org/officeDocument/2006/math" xmlns:v="urn:schemas-microsoft-com:vml" xmlns:wp14="http://schemas.microsoft.com/office/word/2010/wordprocessingDrawing" xmlns:wp="http://schemas.openxmlformats.org/drawingml/2006/wordprocessingDrawing" xmlns:w10="urn:schemas-microsoft-com:office:word" xmlns:w="http://schemas.openxmlformats.org/wordprocessingml/2006/main" xmlns:w14="http://schemas.microsoft.com/office/word/2010/wordml" xmlns:w15="http://schemas.microsoft.com/office/word/2012/wordml" xmlns:wpg="http://schemas.microsoft.com/office/word/2010/wordprocessingGroup" xmlns:wpi="http://schemas.microsoft.com/office/word/2010/wordprocessingInk" xmlns:wne="http://schemas.microsoft.com/office/word/2006/wordml" xmlns:wps="http://schemas.microsoft.com/office/word/2010/wordprocessingShape">
   <w:p>
     <w:pPr>
